--- a/cv/final_cv/gerenteOperacion/Martha Patricia Martinez Flores - CV_generado.docx
+++ b/cv/final_cv/gerenteOperacion/Martha Patricia Martinez Flores - CV_generado.docx
@@ -131,7 +131,17 @@
           <w:szCs w:val="18"/>
           <w:u w:val="single"/>
         </w:rPr>
-        <w:t>RESUMEN PROFESIONAL</w:t>
+        <w:t>EXPERIENCIA</w:t>
+      </w:r>
+      <w:r>
+        <w:rPr>
+          <w:rFonts w:ascii="Arial" w:hAnsi="Arial" w:cs="Arial"/>
+          <w:b/>
+          <w:sz w:val="18"/>
+          <w:szCs w:val="18"/>
+          <w:u w:val="single"/>
+        </w:rPr>
+        <w:t xml:space="preserve"> PROFESIONAL</w:t>
       </w:r>
     </w:p>
     <w:p>
@@ -191,7 +201,7 @@
                 <w:szCs w:val="18"/>
                 <w:lang w:val="es-MX" w:eastAsia="es-ES"/>
               </w:rPr>
-              <w:t>Cuenta con treinta años de experiencia en administración de proyectos y dirección de equipos especializados en desarrollo y mantenimiento de aplicaciones, especialmente en contratos de fábrica de software para el sector público y privado. Ha liderado la definición y tailorización de marcos metodológicos (PMI y ágiles), la implementación de procesos operativos y la coordinación interfuncional para garantizar la continuidad de servicios y el cumplimiento de plazos.</w:t>
+              <w:t>Poseo al menos 5 años de experiencia comprobada en la gestión de proyectos grandes o críticos y al menos 3 años de experiencia comprobada en proyectos de desarrollo Ágil.</w:t>
             </w:r>
             <w:r>
               <w:rPr>
@@ -212,7 +222,28 @@
                 <w:lang w:val="es-MX" w:eastAsia="es-ES"/>
               </w:rPr>
               <w:br/>
-              <w:t>Ha gestionado propuestas, estimaciones y planes de trabajo, así como la administración de riesgos, proveedores y la presentación de informes ejecutivos. Se ha encargado del establecimiento y seguimiento de métricas de operación y del diseño de estrategias de atención para iniciativas críticas, facilitando la entrega de soluciones en tiempo y forma y la estabilidad operativa de plataformas tecnológicas.</w:t>
+              <w:t>Tengo 30 años de trayectoria gestionando proyectos y equipos de soporte y mantenimiento de aplicaciones en sectores público y privado; he dirigido equipos de hasta 100 personas y administrado contratos de fábrica de software con más de 70 colaboradores bajo mi responsabilidad. Me enfoco en asegurar continuidad operativa, definir procesos y métricas, gestionar riesgos y coordinar la entrega puntual de productos.</w:t>
+            </w:r>
+            <w:r>
+              <w:rPr>
+                <w:rFonts w:ascii="Arial" w:eastAsia="Times New Roman" w:hAnsi="Arial" w:cs="Arial"/>
+                <w:bCs/>
+                <w:sz w:val="18"/>
+                <w:szCs w:val="18"/>
+                <w:lang w:val="es-MX" w:eastAsia="es-ES"/>
+              </w:rPr>
+              <w:br/>
+            </w:r>
+            <w:r>
+              <w:rPr>
+                <w:rFonts w:ascii="Arial" w:eastAsia="Times New Roman" w:hAnsi="Arial" w:cs="Arial"/>
+                <w:bCs/>
+                <w:sz w:val="18"/>
+                <w:szCs w:val="18"/>
+                <w:lang w:val="es-MX" w:eastAsia="es-ES"/>
+              </w:rPr>
+              <w:br/>
+              <w:t>Trabajo orientada a resultados, con experiencia en tailorizar metodologías (PMI/Ágil) y en la elaboración de propuestas y estimados para clientes.</w:t>
             </w:r>
           </w:p>
         </w:tc>
@@ -431,7 +462,7 @@
                 <w:szCs w:val="18"/>
                 <w:lang w:val="es-MX"/>
               </w:rPr>
-              <w:t>julio 2024</w:t>
+              <w:t>01 julio 2024</w:t>
             </w:r>
           </w:p>
         </w:tc>
@@ -473,7 +504,7 @@
                 <w:szCs w:val="18"/>
                 <w:lang w:val="es-MX"/>
               </w:rPr>
-              <w:t>a la fecha</w:t>
+              <w:t>Actual</w:t>
             </w:r>
           </w:p>
         </w:tc>
@@ -562,7 +593,7 @@
                 <w:szCs w:val="20"/>
                 <w:lang w:val="es-MX"/>
               </w:rPr>
-              <w:t>• Tailorizar la metodología y el marco documental para el desarrollo de proyectos</w:t>
+              <w:t>• Coordino actividades de personal especialista y profesional técnico para cumplimiento de procesos y garantizar la continuidad de los servicios.</w:t>
             </w:r>
           </w:p>
           <w:p>
@@ -581,7 +612,7 @@
                 <w:szCs w:val="20"/>
                 <w:lang w:val="es-MX"/>
               </w:rPr>
-              <w:t>• Definir procesos de operación del servicio de desarrollo</w:t>
+              <w:t>• Tailorizo metodología y marco documental para el desarrollo de proyectos, generando los Modelos de Desarrollo para Marco Ágil y para desarrollos Modelo Cascada o Iterativo.</w:t>
             </w:r>
           </w:p>
           <w:p>
@@ -600,7 +631,464 @@
                 <w:szCs w:val="20"/>
                 <w:lang w:val="es-MX"/>
               </w:rPr>
-              <w:t>• Elaborar propuestas y estimaciones basadas en juicio de experto y Cosmic Function Points</w:t>
+              <w:t>• Defino procesos de operación del Servicio de Desarrollo.</w:t>
+            </w:r>
+          </w:p>
+          <w:p>
+            <w:pPr>
+              <w:pStyle w:val="NoSpacing"/>
+              <w:ind w:left="0"/>
+              <w:jc w:val="both"/>
+              <w:rPr>
+                <w:szCs w:val="22"/>
+                <w:lang w:val="es-MX"/>
+              </w:rPr>
+            </w:pPr>
+            <w:r>
+              <w:rPr>
+                <w:sz w:val="18"/>
+                <w:szCs w:val="20"/>
+                <w:lang w:val="es-MX"/>
+              </w:rPr>
+              <w:t>• Defino las estrategias de atención para las iniciativas acorde a la estrategia de desarrollo de la Institución.</w:t>
+            </w:r>
+          </w:p>
+          <w:p>
+            <w:pPr>
+              <w:pStyle w:val="NoSpacing"/>
+              <w:ind w:left="0"/>
+              <w:jc w:val="both"/>
+              <w:rPr>
+                <w:szCs w:val="22"/>
+                <w:lang w:val="es-MX"/>
+              </w:rPr>
+            </w:pPr>
+            <w:r>
+              <w:rPr>
+                <w:sz w:val="18"/>
+                <w:szCs w:val="20"/>
+                <w:lang w:val="es-MX"/>
+              </w:rPr>
+              <w:t>• Elaboro Propuestas para desarrollo de aplicativos con estimaciones basadas en Juicio de Experto y Cosmic Function Points.</w:t>
+            </w:r>
+          </w:p>
+          <w:p>
+            <w:pPr>
+              <w:pStyle w:val="NoSpacing"/>
+              <w:ind w:left="0"/>
+              <w:jc w:val="both"/>
+              <w:rPr>
+                <w:szCs w:val="22"/>
+                <w:lang w:val="es-MX"/>
+              </w:rPr>
+            </w:pPr>
+            <w:r>
+              <w:rPr>
+                <w:sz w:val="18"/>
+                <w:szCs w:val="20"/>
+                <w:lang w:val="es-MX"/>
+              </w:rPr>
+              <w:t>• Soy responsable del Proyecto de Mantenimiento al Sistema de Numeración y Señalización SNS que consiste en la implementación de 31 trámites del sistema.</w:t>
+            </w:r>
+          </w:p>
+          <w:p>
+            <w:pPr>
+              <w:pStyle w:val="NoSpacing"/>
+              <w:ind w:left="0"/>
+              <w:jc w:val="both"/>
+              <w:rPr>
+                <w:szCs w:val="22"/>
+                <w:lang w:val="es-MX"/>
+              </w:rPr>
+            </w:pPr>
+            <w:r>
+              <w:rPr>
+                <w:sz w:val="18"/>
+                <w:szCs w:val="20"/>
+                <w:lang w:val="es-MX"/>
+              </w:rPr>
+              <w:t>• Utilizo metodologías: Administración de proyectos basadas en PMI, Gestión Ágil de proyectos con SCRUM.</w:t>
+            </w:r>
+          </w:p>
+          <w:p>
+            <w:pPr>
+              <w:pStyle w:val="NoSpacing"/>
+              <w:ind w:left="0"/>
+              <w:jc w:val="both"/>
+              <w:rPr>
+                <w:szCs w:val="22"/>
+                <w:lang w:val="es-MX"/>
+              </w:rPr>
+            </w:pPr>
+            <w:r>
+              <w:rPr>
+                <w:sz w:val="18"/>
+                <w:szCs w:val="20"/>
+                <w:lang w:val="es-MX"/>
+              </w:rPr>
+              <w:t>• Apoyo en la generación de propuestas y estimados para los sectores de Health  Insurance y Retail.</w:t>
+            </w:r>
+          </w:p>
+          <w:p>
+            <w:pPr>
+              <w:pStyle w:val="NoSpacing"/>
+              <w:ind w:left="0"/>
+              <w:jc w:val="both"/>
+              <w:rPr>
+                <w:szCs w:val="22"/>
+                <w:lang w:val="es-MX"/>
+              </w:rPr>
+            </w:pPr>
+            <w:r>
+              <w:rPr>
+                <w:sz w:val="18"/>
+                <w:szCs w:val="20"/>
+                <w:lang w:val="es-MX"/>
+              </w:rPr>
+              <w:t>• Genero estrategias de atención</w:t>
+            </w:r>
+          </w:p>
+          <w:p>
+            <w:pPr>
+              <w:pStyle w:val="NoSpacing"/>
+              <w:ind w:left="0"/>
+              <w:jc w:val="both"/>
+              <w:rPr>
+                <w:szCs w:val="22"/>
+                <w:lang w:val="es-MX"/>
+              </w:rPr>
+            </w:pPr>
+            <w:r>
+              <w:rPr>
+                <w:sz w:val="18"/>
+                <w:szCs w:val="20"/>
+                <w:lang w:val="es-MX"/>
+              </w:rPr>
+              <w:t>• Realizo estimaciones a juicio de experto/Cosmic Function Points</w:t>
+            </w:r>
+          </w:p>
+          <w:p>
+            <w:pPr>
+              <w:pStyle w:val="NoSpacing"/>
+              <w:ind w:left="0"/>
+              <w:jc w:val="both"/>
+              <w:rPr>
+                <w:szCs w:val="22"/>
+                <w:lang w:val="es-MX"/>
+              </w:rPr>
+            </w:pPr>
+            <w:r>
+              <w:rPr>
+                <w:sz w:val="18"/>
+                <w:szCs w:val="20"/>
+                <w:lang w:val="es-MX"/>
+              </w:rPr>
+              <w:t>• Genero planes de trabajo a alto nivel</w:t>
+            </w:r>
+          </w:p>
+          <w:p>
+            <w:pPr>
+              <w:pStyle w:val="NoSpacing"/>
+              <w:ind w:left="0"/>
+              <w:jc w:val="both"/>
+              <w:rPr>
+                <w:szCs w:val="22"/>
+                <w:lang w:val="es-MX"/>
+              </w:rPr>
+            </w:pPr>
+            <w:r>
+              <w:rPr>
+                <w:sz w:val="18"/>
+                <w:szCs w:val="20"/>
+                <w:lang w:val="es-MX"/>
+              </w:rPr>
+              <w:t>• Identifico riesgos y consideraciones</w:t>
+            </w:r>
+          </w:p>
+          <w:p>
+            <w:pPr>
+              <w:pStyle w:val="NoSpacing"/>
+              <w:ind w:left="0"/>
+              <w:jc w:val="both"/>
+              <w:rPr>
+                <w:szCs w:val="22"/>
+                <w:lang w:val="es-MX"/>
+              </w:rPr>
+            </w:pPr>
+            <w:r>
+              <w:rPr>
+                <w:sz w:val="18"/>
+                <w:szCs w:val="20"/>
+                <w:lang w:val="es-MX"/>
+              </w:rPr>
+              <w:t>• Utilizo metodologías: Administración de proyectos basadas en PMI, Gestión Ágil de proyectos con SCRUM, Metodología general de transformación y diagnóstico de generación de valor.</w:t>
+            </w:r>
+          </w:p>
+          <w:p>
+            <w:pPr>
+              <w:pStyle w:val="NoSpacing"/>
+              <w:ind w:left="0"/>
+              <w:jc w:val="both"/>
+              <w:rPr>
+                <w:szCs w:val="22"/>
+                <w:lang w:val="es-MX"/>
+              </w:rPr>
+            </w:pPr>
+            <w:r>
+              <w:rPr>
+                <w:sz w:val="18"/>
+                <w:szCs w:val="20"/>
+                <w:lang w:val="es-MX"/>
+              </w:rPr>
+              <w:t>• Soy responsable de la dirección de proyectose implementacion de controles de seguridad</w:t>
+            </w:r>
+          </w:p>
+          <w:p>
+            <w:pPr>
+              <w:pStyle w:val="NoSpacing"/>
+              <w:ind w:left="0"/>
+              <w:jc w:val="both"/>
+              <w:rPr>
+                <w:szCs w:val="22"/>
+                <w:lang w:val="es-MX"/>
+              </w:rPr>
+            </w:pPr>
+            <w:r>
+              <w:rPr>
+                <w:sz w:val="18"/>
+                <w:szCs w:val="20"/>
+                <w:lang w:val="es-MX"/>
+              </w:rPr>
+              <w:t>• Gestiono proveedores.</w:t>
+            </w:r>
+          </w:p>
+          <w:p>
+            <w:pPr>
+              <w:pStyle w:val="NoSpacing"/>
+              <w:ind w:left="0"/>
+              <w:jc w:val="both"/>
+              <w:rPr>
+                <w:szCs w:val="22"/>
+                <w:lang w:val="es-MX"/>
+              </w:rPr>
+            </w:pPr>
+            <w:r>
+              <w:rPr>
+                <w:sz w:val="18"/>
+                <w:szCs w:val="20"/>
+                <w:lang w:val="es-MX"/>
+              </w:rPr>
+              <w:t>• Presento y elaboro informes ejecutivos para el cliente, y alta Dirección de Softtek</w:t>
+            </w:r>
+          </w:p>
+          <w:p>
+            <w:pPr>
+              <w:pStyle w:val="NoSpacing"/>
+              <w:ind w:left="0"/>
+              <w:jc w:val="both"/>
+              <w:rPr>
+                <w:szCs w:val="22"/>
+                <w:lang w:val="es-MX"/>
+              </w:rPr>
+            </w:pPr>
+            <w:r>
+              <w:rPr>
+                <w:sz w:val="18"/>
+                <w:szCs w:val="20"/>
+                <w:lang w:val="es-MX"/>
+              </w:rPr>
+              <w:t>• Genero y presento reportes financieros de los proyectos.</w:t>
+            </w:r>
+          </w:p>
+          <w:p>
+            <w:pPr>
+              <w:pStyle w:val="NoSpacing"/>
+              <w:ind w:left="0"/>
+              <w:jc w:val="both"/>
+              <w:rPr>
+                <w:szCs w:val="22"/>
+                <w:lang w:val="es-MX"/>
+              </w:rPr>
+            </w:pPr>
+            <w:r>
+              <w:rPr>
+                <w:sz w:val="18"/>
+                <w:szCs w:val="20"/>
+                <w:lang w:val="es-MX"/>
+              </w:rPr>
+              <w:t>• He dirigido proyectos de implementación de controles de seguridad para aplicaciones (ACE y Hardening)</w:t>
+            </w:r>
+          </w:p>
+          <w:p>
+            <w:pPr>
+              <w:pStyle w:val="NoSpacing"/>
+              <w:ind w:left="0"/>
+              <w:jc w:val="both"/>
+              <w:rPr>
+                <w:szCs w:val="22"/>
+                <w:lang w:val="es-MX"/>
+              </w:rPr>
+            </w:pPr>
+            <w:r>
+              <w:rPr>
+                <w:sz w:val="18"/>
+                <w:szCs w:val="20"/>
+                <w:lang w:val="es-MX"/>
+              </w:rPr>
+              <w:t>• Coordiné la operación de células de trabajo bajo marcos ágiles para la ejecución de implementaciones</w:t>
+            </w:r>
+          </w:p>
+          <w:p>
+            <w:pPr>
+              <w:pStyle w:val="NoSpacing"/>
+              <w:ind w:left="0"/>
+              <w:jc w:val="both"/>
+              <w:rPr>
+                <w:szCs w:val="22"/>
+                <w:lang w:val="es-MX"/>
+              </w:rPr>
+            </w:pPr>
+            <w:r>
+              <w:rPr>
+                <w:sz w:val="18"/>
+                <w:szCs w:val="20"/>
+                <w:lang w:val="es-MX"/>
+              </w:rPr>
+              <w:t>• Gestioné riesgos, proveedores y presenté informes ejecutivos al cliente</w:t>
+            </w:r>
+          </w:p>
+          <w:p>
+            <w:pPr>
+              <w:pStyle w:val="NoSpacing"/>
+              <w:ind w:left="0"/>
+              <w:jc w:val="both"/>
+              <w:rPr>
+                <w:szCs w:val="22"/>
+                <w:lang w:val="es-MX"/>
+              </w:rPr>
+            </w:pPr>
+            <w:r>
+              <w:rPr>
+                <w:sz w:val="18"/>
+                <w:szCs w:val="20"/>
+                <w:lang w:val="es-MX"/>
+              </w:rPr>
+              <w:t>• Gerente de proyecto para la implementación de SAP Commissions y Agent Performance Management APM para MetLife.</w:t>
+            </w:r>
+          </w:p>
+          <w:p>
+            <w:pPr>
+              <w:pStyle w:val="NoSpacing"/>
+              <w:ind w:left="0"/>
+              <w:jc w:val="both"/>
+              <w:rPr>
+                <w:szCs w:val="22"/>
+                <w:lang w:val="es-MX"/>
+              </w:rPr>
+            </w:pPr>
+            <w:r>
+              <w:rPr>
+                <w:sz w:val="18"/>
+                <w:szCs w:val="20"/>
+                <w:lang w:val="es-MX"/>
+              </w:rPr>
+              <w:t>• Gestioné al proveedor Outliers, empresa responsable de la implementación de los módulos de SAP (Commissions y APM).</w:t>
+            </w:r>
+          </w:p>
+          <w:p>
+            <w:pPr>
+              <w:pStyle w:val="NoSpacing"/>
+              <w:ind w:left="0"/>
+              <w:jc w:val="both"/>
+              <w:rPr>
+                <w:szCs w:val="22"/>
+                <w:lang w:val="es-MX"/>
+              </w:rPr>
+            </w:pPr>
+            <w:r>
+              <w:rPr>
+                <w:sz w:val="18"/>
+                <w:szCs w:val="20"/>
+                <w:lang w:val="es-MX"/>
+              </w:rPr>
+              <w:t>• Definí métricas de calidad para la entrega del Servicio</w:t>
+            </w:r>
+          </w:p>
+          <w:p>
+            <w:pPr>
+              <w:pStyle w:val="NoSpacing"/>
+              <w:ind w:left="0"/>
+              <w:jc w:val="both"/>
+              <w:rPr>
+                <w:szCs w:val="22"/>
+                <w:lang w:val="es-MX"/>
+              </w:rPr>
+            </w:pPr>
+            <w:r>
+              <w:rPr>
+                <w:sz w:val="18"/>
+                <w:szCs w:val="20"/>
+                <w:lang w:val="es-MX"/>
+              </w:rPr>
+              <w:t>• Administré riesgos e issues.</w:t>
+            </w:r>
+          </w:p>
+          <w:p>
+            <w:pPr>
+              <w:pStyle w:val="NoSpacing"/>
+              <w:ind w:left="0"/>
+              <w:jc w:val="both"/>
+              <w:rPr>
+                <w:szCs w:val="22"/>
+                <w:lang w:val="es-MX"/>
+              </w:rPr>
+            </w:pPr>
+            <w:r>
+              <w:rPr>
+                <w:sz w:val="18"/>
+                <w:szCs w:val="20"/>
+                <w:lang w:val="es-MX"/>
+              </w:rPr>
+              <w:lastRenderedPageBreak/>
+              <w:t>• Di seguimiento a las pruebas unitarias y QA del cliente.</w:t>
+            </w:r>
+          </w:p>
+          <w:p>
+            <w:pPr>
+              <w:pStyle w:val="NoSpacing"/>
+              <w:ind w:left="0"/>
+              <w:jc w:val="both"/>
+              <w:rPr>
+                <w:szCs w:val="22"/>
+                <w:lang w:val="es-MX"/>
+              </w:rPr>
+            </w:pPr>
+            <w:r>
+              <w:rPr>
+                <w:sz w:val="18"/>
+                <w:szCs w:val="20"/>
+                <w:lang w:val="es-MX"/>
+              </w:rPr>
+              <w:t>• Presenté y elaboré informes para los usuarios ejecutivos del proyecto y alta Dirección de Softtek</w:t>
+            </w:r>
+          </w:p>
+          <w:p>
+            <w:pPr>
+              <w:pStyle w:val="NoSpacing"/>
+              <w:ind w:left="0"/>
+              <w:jc w:val="both"/>
+              <w:rPr>
+                <w:szCs w:val="22"/>
+                <w:lang w:val="es-MX"/>
+              </w:rPr>
+            </w:pPr>
+            <w:r>
+              <w:rPr>
+                <w:sz w:val="18"/>
+                <w:szCs w:val="20"/>
+                <w:lang w:val="es-MX"/>
+              </w:rPr>
+              <w:t>• Generé y presenté reportes financieros para el proyecto.</w:t>
             </w:r>
           </w:p>
           <w:p>
@@ -788,7 +1276,7 @@
                 <w:szCs w:val="18"/>
                 <w:lang w:val="es-MX"/>
               </w:rPr>
-              <w:t>noviembre 2023</w:t>
+              <w:t>01 noviembre 2023</w:t>
             </w:r>
           </w:p>
         </w:tc>
@@ -830,7 +1318,7 @@
                 <w:szCs w:val="18"/>
                 <w:lang w:val="es-MX"/>
               </w:rPr>
-              <w:t>junio 2024</w:t>
+              <w:t>30 junio 2024</w:t>
             </w:r>
           </w:p>
         </w:tc>
@@ -919,7 +1407,7 @@
                 <w:szCs w:val="20"/>
                 <w:lang w:val="es-MX"/>
               </w:rPr>
-              <w:t>• Apoyar en la generación de propuestas y estimados para los sectores de Health  Insurance y Retail</w:t>
+              <w:t>• Apoyo en la generación de propuestas y estimados para los sectores de Health  Insurance y Retail.</w:t>
             </w:r>
           </w:p>
           <w:p>
@@ -938,7 +1426,83 @@
                 <w:szCs w:val="20"/>
                 <w:lang w:val="es-MX"/>
               </w:rPr>
-              <w:t>• Generar planes de trabajo a alto nivel e identificar riesgos y consideraciones</w:t>
+              <w:t>• Genero estrategias de atención</w:t>
+            </w:r>
+          </w:p>
+          <w:p>
+            <w:pPr>
+              <w:pStyle w:val="NoSpacing"/>
+              <w:ind w:left="0"/>
+              <w:jc w:val="both"/>
+              <w:rPr>
+                <w:szCs w:val="22"/>
+                <w:lang w:val="es-MX"/>
+              </w:rPr>
+            </w:pPr>
+            <w:r>
+              <w:rPr>
+                <w:sz w:val="18"/>
+                <w:szCs w:val="20"/>
+                <w:lang w:val="es-MX"/>
+              </w:rPr>
+              <w:t>• Realizo estimaciones a juicio de experto/Cosmic Function Points</w:t>
+            </w:r>
+          </w:p>
+          <w:p>
+            <w:pPr>
+              <w:pStyle w:val="NoSpacing"/>
+              <w:ind w:left="0"/>
+              <w:jc w:val="both"/>
+              <w:rPr>
+                <w:szCs w:val="22"/>
+                <w:lang w:val="es-MX"/>
+              </w:rPr>
+            </w:pPr>
+            <w:r>
+              <w:rPr>
+                <w:sz w:val="18"/>
+                <w:szCs w:val="20"/>
+                <w:lang w:val="es-MX"/>
+              </w:rPr>
+              <w:t>• Genero planes de trabajo a alto nivel</w:t>
+            </w:r>
+          </w:p>
+          <w:p>
+            <w:pPr>
+              <w:pStyle w:val="NoSpacing"/>
+              <w:ind w:left="0"/>
+              <w:jc w:val="both"/>
+              <w:rPr>
+                <w:szCs w:val="22"/>
+                <w:lang w:val="es-MX"/>
+              </w:rPr>
+            </w:pPr>
+            <w:r>
+              <w:rPr>
+                <w:sz w:val="18"/>
+                <w:szCs w:val="20"/>
+                <w:lang w:val="es-MX"/>
+              </w:rPr>
+              <w:t>• Identifico riesgos y consideraciones</w:t>
+            </w:r>
+          </w:p>
+          <w:p>
+            <w:pPr>
+              <w:pStyle w:val="NoSpacing"/>
+              <w:ind w:left="0"/>
+              <w:jc w:val="both"/>
+              <w:rPr>
+                <w:szCs w:val="22"/>
+                <w:lang w:val="es-MX"/>
+              </w:rPr>
+            </w:pPr>
+            <w:r>
+              <w:rPr>
+                <w:sz w:val="18"/>
+                <w:szCs w:val="20"/>
+                <w:lang w:val="es-MX"/>
+              </w:rPr>
+              <w:t>• Utilizo metodologías: Administración de proyectos basadas en PMI, Gestión Ágil de proyectos con SCRUM, Metodología general de transformación y diagnóstico de generación de valor. | Apoyo en la generación de propuestas y estimados para los sectores de Health  Insurance y Retail.</w:t>
             </w:r>
           </w:p>
           <w:p>
@@ -1126,7 +1690,7 @@
                 <w:szCs w:val="18"/>
                 <w:lang w:val="es-MX"/>
               </w:rPr>
-              <w:t>abril 2023</w:t>
+              <w:t>01 abril 2023</w:t>
             </w:r>
           </w:p>
         </w:tc>
@@ -1168,7 +1732,7 @@
                 <w:szCs w:val="18"/>
                 <w:lang w:val="es-MX"/>
               </w:rPr>
-              <w:t>octubre 2023</w:t>
+              <w:t>31 octubre 2023</w:t>
             </w:r>
           </w:p>
         </w:tc>
@@ -1257,7 +1821,7 @@
                 <w:szCs w:val="20"/>
                 <w:lang w:val="es-MX"/>
               </w:rPr>
-              <w:t>• Realizar assessment y evaluación de soluciones de cobranza, incluyendo generación de informe de estado de situación</w:t>
+              <w:t>• Soy responsable de la dirección de proyectos e implementacion de controles de seguridad</w:t>
             </w:r>
           </w:p>
           <w:p>
@@ -1276,7 +1840,45 @@
                 <w:szCs w:val="20"/>
                 <w:lang w:val="es-MX"/>
               </w:rPr>
-              <w:t>• Coordinar el proceso de selección de proveedores y elaborar el RFP para proveedores de soluciones</w:t>
+              <w:t>• Gestiono proveedores.</w:t>
+            </w:r>
+          </w:p>
+          <w:p>
+            <w:pPr>
+              <w:pStyle w:val="NoSpacing"/>
+              <w:ind w:left="0"/>
+              <w:jc w:val="both"/>
+              <w:rPr>
+                <w:szCs w:val="22"/>
+                <w:lang w:val="es-MX"/>
+              </w:rPr>
+            </w:pPr>
+            <w:r>
+              <w:rPr>
+                <w:sz w:val="18"/>
+                <w:szCs w:val="20"/>
+                <w:lang w:val="es-MX"/>
+              </w:rPr>
+              <w:t>• Presento y elaboro informes ejecutivos para el cliente, y alta Dirección de Softtek</w:t>
+            </w:r>
+          </w:p>
+          <w:p>
+            <w:pPr>
+              <w:pStyle w:val="NoSpacing"/>
+              <w:ind w:left="0"/>
+              <w:jc w:val="both"/>
+              <w:rPr>
+                <w:szCs w:val="22"/>
+                <w:lang w:val="es-MX"/>
+              </w:rPr>
+            </w:pPr>
+            <w:r>
+              <w:rPr>
+                <w:sz w:val="18"/>
+                <w:szCs w:val="20"/>
+                <w:lang w:val="es-MX"/>
+              </w:rPr>
+              <w:t>• Genero y presento reportes financieros de los proyectos.</w:t>
             </w:r>
           </w:p>
           <w:p>
@@ -1464,7 +2066,7 @@
                 <w:szCs w:val="18"/>
                 <w:lang w:val="es-MX"/>
               </w:rPr>
-              <w:t>octubre 2021</w:t>
+              <w:t>01 octubre 2021</w:t>
             </w:r>
           </w:p>
         </w:tc>
@@ -1506,7 +2108,7 @@
                 <w:szCs w:val="18"/>
                 <w:lang w:val="es-MX"/>
               </w:rPr>
-              <w:t>octubre 2022</w:t>
+              <w:t>31 octubre 2022</w:t>
             </w:r>
           </w:p>
         </w:tc>
@@ -1595,7 +2197,7 @@
                 <w:szCs w:val="20"/>
                 <w:lang w:val="es-MX"/>
               </w:rPr>
-              <w:t>• Dirigir proyectos de implementación de controles de seguridad para aplicaciones (ACE y Hardening)</w:t>
+              <w:t>• He dirigido proyectos de implementación de controles de seguridad para aplicaciones (ACE y Hardening)</w:t>
             </w:r>
           </w:p>
           <w:p>
@@ -1614,7 +2216,7 @@
                 <w:szCs w:val="20"/>
                 <w:lang w:val="es-MX"/>
               </w:rPr>
-              <w:t>• Coordinar la operación de células de trabajo bajo marcos ágiles para la ejecución de implementaciones</w:t>
+              <w:t>• Coordiné la operación de células de trabajo bajo marcos ágiles para la ejecución de implementaciones</w:t>
             </w:r>
           </w:p>
           <w:p>
@@ -1633,7 +2235,7 @@
                 <w:szCs w:val="20"/>
                 <w:lang w:val="es-MX"/>
               </w:rPr>
-              <w:t>• Gestionar riesgos, proveedores y presentar informes ejecutivos al cliente</w:t>
+              <w:t>• Gestioné riesgos, proveedores y presenté informes ejecutivos al cliente</w:t>
             </w:r>
           </w:p>
           <w:p>
@@ -1821,7 +2423,7 @@
                 <w:szCs w:val="18"/>
                 <w:lang w:val="es-MX"/>
               </w:rPr>
-              <w:t>noviembre 2020</w:t>
+              <w:t>01 noviembre 2020</w:t>
             </w:r>
           </w:p>
         </w:tc>
@@ -1863,7 +2465,7 @@
                 <w:szCs w:val="18"/>
                 <w:lang w:val="es-MX"/>
               </w:rPr>
-              <w:t>diciembre 2021</w:t>
+              <w:t>31 diciembre 2021</w:t>
             </w:r>
           </w:p>
         </w:tc>
@@ -1927,7 +2529,6 @@
                 <w:szCs w:val="18"/>
                 <w:lang w:val="es-MX"/>
               </w:rPr>
-              <w:lastRenderedPageBreak/>
               <w:t>Actividades Principales</w:t>
             </w:r>
           </w:p>
@@ -1953,7 +2554,7 @@
                 <w:szCs w:val="20"/>
                 <w:lang w:val="es-MX"/>
               </w:rPr>
-              <w:t>• Dirigir la implementación de SAP Commissions y Agent Performance Management</w:t>
+              <w:t>• Fui Gerente de proyecto para la implementación de SAP Commissions y Agent Performance Management APM para MetLife.</w:t>
             </w:r>
           </w:p>
           <w:p>
@@ -1972,7 +2573,102 @@
                 <w:szCs w:val="20"/>
                 <w:lang w:val="es-MX"/>
               </w:rPr>
-              <w:t>• Gestionar proveedores, definir métricas de calidad y dar seguimiento a pruebas y QA</w:t>
+              <w:t>• Gestioné al proveedor Outliers, empresa responsable de la implementación de los módulos de SAP (Commissions y APM).</w:t>
+            </w:r>
+          </w:p>
+          <w:p>
+            <w:pPr>
+              <w:pStyle w:val="NoSpacing"/>
+              <w:ind w:left="0"/>
+              <w:jc w:val="both"/>
+              <w:rPr>
+                <w:szCs w:val="22"/>
+                <w:lang w:val="es-MX"/>
+              </w:rPr>
+            </w:pPr>
+            <w:r>
+              <w:rPr>
+                <w:sz w:val="18"/>
+                <w:szCs w:val="20"/>
+                <w:lang w:val="es-MX"/>
+              </w:rPr>
+              <w:t>• Definí métricas de calidad para la entrega del Servicio</w:t>
+            </w:r>
+          </w:p>
+          <w:p>
+            <w:pPr>
+              <w:pStyle w:val="NoSpacing"/>
+              <w:ind w:left="0"/>
+              <w:jc w:val="both"/>
+              <w:rPr>
+                <w:szCs w:val="22"/>
+                <w:lang w:val="es-MX"/>
+              </w:rPr>
+            </w:pPr>
+            <w:r>
+              <w:rPr>
+                <w:sz w:val="18"/>
+                <w:szCs w:val="20"/>
+                <w:lang w:val="es-MX"/>
+              </w:rPr>
+              <w:t>• Administré riesgos e issues.</w:t>
+            </w:r>
+          </w:p>
+          <w:p>
+            <w:pPr>
+              <w:pStyle w:val="NoSpacing"/>
+              <w:ind w:left="0"/>
+              <w:jc w:val="both"/>
+              <w:rPr>
+                <w:szCs w:val="22"/>
+                <w:lang w:val="es-MX"/>
+              </w:rPr>
+            </w:pPr>
+            <w:r>
+              <w:rPr>
+                <w:sz w:val="18"/>
+                <w:szCs w:val="20"/>
+                <w:lang w:val="es-MX"/>
+              </w:rPr>
+              <w:t>• Di seguimiento a las pruebas unitarias y QA del cliente.</w:t>
+            </w:r>
+          </w:p>
+          <w:p>
+            <w:pPr>
+              <w:pStyle w:val="NoSpacing"/>
+              <w:ind w:left="0"/>
+              <w:jc w:val="both"/>
+              <w:rPr>
+                <w:szCs w:val="22"/>
+                <w:lang w:val="es-MX"/>
+              </w:rPr>
+            </w:pPr>
+            <w:r>
+              <w:rPr>
+                <w:sz w:val="18"/>
+                <w:szCs w:val="20"/>
+                <w:lang w:val="es-MX"/>
+              </w:rPr>
+              <w:t>• Presenté y elaboré informes para los usuarios ejecutivos del proyecto y alta Dirección de Softtek</w:t>
+            </w:r>
+          </w:p>
+          <w:p>
+            <w:pPr>
+              <w:pStyle w:val="NoSpacing"/>
+              <w:ind w:left="0"/>
+              <w:jc w:val="both"/>
+              <w:rPr>
+                <w:szCs w:val="22"/>
+                <w:lang w:val="es-MX"/>
+              </w:rPr>
+            </w:pPr>
+            <w:r>
+              <w:rPr>
+                <w:sz w:val="18"/>
+                <w:szCs w:val="20"/>
+                <w:lang w:val="es-MX"/>
+              </w:rPr>
+              <w:t>• Generé y presenté reportes financieros para el proyecto.</w:t>
             </w:r>
           </w:p>
           <w:p>
@@ -2052,7 +2748,7 @@
           <w:szCs w:val="18"/>
           <w:lang w:val="es-MX"/>
         </w:rPr>
-        <w:t>agosto 1991 - diciembre 2021</w:t>
+        <w:t>La experiencia abarca desde 01 agosto 1991 hasta 31 octubre 2020</w:t>
       </w:r>
     </w:p>
     <w:p>
@@ -2085,8 +2781,43 @@
           <w:szCs w:val="18"/>
           <w:lang w:val="es-MX"/>
         </w:rPr>
-        <w:t>Dirección de proyectos y servicios en fábricas de software y unidades de desarrollo, con responsabilidad en la planeación y puesta en marcha de operaciones, tailorización de metodologías, definición de procesos y métricas de operación, gestión de proveedores y recursos, y elaboración de informes ejecutivos para direcciones y clientes.</w:t>
+        <w:t xml:space="preserve">Durante este período me desempeñé en roles como Gerente de proyectos, Líder de Proyecto, Director de proyectos y Consultor de procesos. Asumí responsabilidades de planificación y administración de proyectos, definición y mejora de </w:t>
       </w:r>
+      <w:r>
+        <w:rPr>
+          <w:rFonts w:ascii="Arial" w:hAnsi="Arial" w:cs="Arial"/>
+          <w:bCs/>
+          <w:sz w:val="18"/>
+          <w:szCs w:val="18"/>
+          <w:lang w:val="es-MX"/>
+        </w:rPr>
+        <w:lastRenderedPageBreak/>
+        <w:t>procesos operativos, gestión de riesgos y proveedores, elaboración de propuestas y generación de informes ejecutivos. Coordiné equipos multidisciplinarios, participé en la puesta en marcha y transición de servicios, y apoyé la operación y soporte de aplicaciones mediante el establecimiento y seguimiento de métricas de operación.</w:t>
+      </w:r>
+    </w:p>
+    <w:p>
+      <w:pPr>
+        <w:jc w:val="both"/>
+        <w:rPr>
+          <w:rFonts w:ascii="Arial" w:hAnsi="Arial" w:cs="Arial"/>
+          <w:bCs/>
+          <w:sz w:val="18"/>
+          <w:szCs w:val="18"/>
+          <w:lang w:val="es-MX"/>
+        </w:rPr>
+      </w:pPr>
+    </w:p>
+    <w:p>
+      <w:pPr>
+        <w:jc w:val="both"/>
+        <w:rPr>
+          <w:rFonts w:ascii="Arial" w:hAnsi="Arial" w:cs="Arial"/>
+          <w:bCs/>
+          <w:sz w:val="18"/>
+          <w:szCs w:val="18"/>
+          <w:lang w:val="es-MX"/>
+        </w:rPr>
+      </w:pPr>
     </w:p>
     <w:p>
       <w:pPr>
@@ -2098,16 +2829,6 @@
           <w:lang w:val="es-MX"/>
         </w:rPr>
       </w:pPr>
-      <w:r>
-        <w:rPr>
-          <w:rFonts w:ascii="Arial" w:hAnsi="Arial" w:cs="Arial"/>
-          <w:b/>
-          <w:sz w:val="18"/>
-          <w:szCs w:val="18"/>
-          <w:lang w:val="es-MX"/>
-        </w:rPr>
-        <w:t xml:space="preserve"> </w:t>
-      </w:r>
     </w:p>
     <w:p>
       <w:pPr>
@@ -2129,7 +2850,18 @@
           <w:u w:val="single"/>
           <w:lang w:val="es-MX"/>
         </w:rPr>
-        <w:t>NIVEL DE ESTUDIOS:</w:t>
+        <w:t>FORMACIÓN ACADÉMICA</w:t>
+      </w:r>
+      <w:r>
+        <w:rPr>
+          <w:rFonts w:ascii="Arial" w:hAnsi="Arial" w:cs="Arial"/>
+          <w:b/>
+          <w:sz w:val="18"/>
+          <w:szCs w:val="18"/>
+          <w:u w:val="single"/>
+          <w:lang w:val="es-MX"/>
+        </w:rPr>
+        <w:t>:</w:t>
       </w:r>
     </w:p>
     <w:p>
@@ -2210,7 +2942,7 @@
                 <w:szCs w:val="18"/>
                 <w:lang w:val="es-MX"/>
               </w:rPr>
-              <w:t>Instituto Politécnico Nacional UPIICSA, México, D. F.</w:t>
+              <w:t>Instituto Politécnico Nacional UPIICSA</w:t>
             </w:r>
           </w:p>
           <w:p>
@@ -2220,7 +2952,7 @@
                 <w:bCs/>
                 <w:sz w:val="18"/>
                 <w:szCs w:val="18"/>
-                <w:lang w:val="es-MX"/>
+                <w:lang w:val="en-US"/>
               </w:rPr>
             </w:pPr>
           </w:p>
@@ -2248,6 +2980,48 @@
                 <w:lang w:val="es-MX"/>
               </w:rPr>
               <w:t>1985-1989</w:t>
+            </w:r>
+          </w:p>
+          <w:p>
+            <w:pPr>
+              <w:rPr>
+                <w:rFonts w:ascii="Arial" w:hAnsi="Arial" w:cs="Arial"/>
+                <w:bCs/>
+                <w:sz w:val="18"/>
+                <w:szCs w:val="18"/>
+                <w:lang w:val="es-MX"/>
+              </w:rPr>
+            </w:pPr>
+            <w:r>
+              <w:rPr>
+                <w:rFonts w:ascii="Arial" w:hAnsi="Arial" w:cs="Arial"/>
+                <w:bCs/>
+                <w:sz w:val="18"/>
+                <w:szCs w:val="18"/>
+                <w:lang w:val="es-MX"/>
+              </w:rPr>
+              <w:t>Cédula Profesional</w:t>
+            </w:r>
+          </w:p>
+          <w:p>
+            <w:pPr>
+              <w:rPr>
+                <w:rFonts w:ascii="Arial" w:hAnsi="Arial" w:cs="Arial"/>
+                <w:bCs/>
+                <w:sz w:val="18"/>
+                <w:szCs w:val="18"/>
+                <w:lang w:val="es-MX"/>
+              </w:rPr>
+            </w:pPr>
+            <w:r>
+              <w:rPr>
+                <w:rFonts w:ascii="Arial" w:hAnsi="Arial" w:cs="Arial"/>
+                <w:bCs/>
+                <w:sz w:val="18"/>
+                <w:szCs w:val="18"/>
+                <w:lang w:val="es-MX"/>
+              </w:rPr>
+              <w:t>3500673</w:t>
             </w:r>
           </w:p>
         </w:tc>
@@ -2513,6 +3287,122 @@
       </w:pPr>
     </w:p>
     <w:p>
+      <w:pPr>
+        <w:jc w:val="both"/>
+        <w:rPr>
+          <w:rFonts w:ascii="Arial" w:hAnsi="Arial" w:cs="Arial"/>
+          <w:bCs/>
+          <w:sz w:val="18"/>
+          <w:szCs w:val="18"/>
+          <w:lang w:val="en-US"/>
+        </w:rPr>
+      </w:pPr>
+    </w:p>
+    <w:p>
+      <w:pPr>
+        <w:jc w:val="both"/>
+        <w:rPr>
+          <w:rFonts w:ascii="Arial" w:hAnsi="Arial" w:cs="Arial"/>
+          <w:bCs/>
+          <w:sz w:val="18"/>
+          <w:szCs w:val="18"/>
+          <w:lang w:val="en-US"/>
+        </w:rPr>
+      </w:pPr>
+    </w:p>
+    <w:p>
+      <w:pPr>
+        <w:jc w:val="both"/>
+        <w:rPr>
+          <w:rFonts w:ascii="Arial" w:hAnsi="Arial" w:cs="Arial"/>
+          <w:bCs/>
+          <w:sz w:val="18"/>
+          <w:szCs w:val="18"/>
+          <w:lang w:val="en-US"/>
+        </w:rPr>
+      </w:pPr>
+    </w:p>
+    <w:p>
+      <w:pPr>
+        <w:jc w:val="both"/>
+        <w:rPr>
+          <w:rFonts w:ascii="Arial" w:hAnsi="Arial" w:cs="Arial"/>
+          <w:bCs/>
+          <w:sz w:val="18"/>
+          <w:szCs w:val="18"/>
+          <w:lang w:val="en-US"/>
+        </w:rPr>
+      </w:pPr>
+    </w:p>
+    <w:p>
+      <w:pPr>
+        <w:ind w:left="708" w:hanging="708"/>
+        <w:jc w:val="center"/>
+        <w:rPr>
+          <w:rFonts w:ascii="Arial" w:hAnsi="Arial" w:cs="Arial"/>
+          <w:bCs/>
+          <w:sz w:val="18"/>
+          <w:szCs w:val="18"/>
+          <w:lang w:val="en-US"/>
+        </w:rPr>
+      </w:pPr>
+      <w:r>
+        <w:rPr>
+          <w:rFonts w:ascii="Arial" w:hAnsi="Arial" w:cs="Arial"/>
+          <w:bCs/>
+          <w:sz w:val="18"/>
+          <w:szCs w:val="18"/>
+          <w:lang w:val="en-US"/>
+        </w:rPr>
+        <w:t>______________________________________</w:t>
+      </w:r>
+    </w:p>
+    <w:p>
+      <w:pPr>
+        <w:ind w:left="708" w:hanging="708"/>
+        <w:jc w:val="center"/>
+        <w:rPr>
+          <w:rFonts w:ascii="Arial" w:hAnsi="Arial" w:cs="Arial"/>
+          <w:bCs/>
+          <w:sz w:val="18"/>
+          <w:szCs w:val="18"/>
+          <w:lang w:val="en-US"/>
+        </w:rPr>
+      </w:pPr>
+    </w:p>
+    <w:p>
+      <w:pPr>
+        <w:pStyle w:val="Title"/>
+        <w:ind w:left="708" w:hanging="708"/>
+        <w:rPr>
+          <w:b/>
+          <w:bCs/>
+          <w:color w:val="0070C0"/>
+          <w:lang w:val="es-MX"/>
+        </w:rPr>
+      </w:pPr>
+      <w:r>
+        <w:rPr>
+          <w:b/>
+          <w:bCs/>
+          <w:lang w:val="es-MX"/>
+        </w:rPr>
+        <w:t>Martha Patricia Martínez Flores</w:t>
+      </w:r>
+    </w:p>
+    <w:p>
+      <w:pPr>
+        <w:jc w:val="both"/>
+        <w:rPr>
+          <w:rFonts w:ascii="Arial" w:hAnsi="Arial" w:cs="Arial"/>
+          <w:bCs/>
+          <w:sz w:val="18"/>
+          <w:szCs w:val="18"/>
+          <w:lang w:val="en-US"/>
+        </w:rPr>
+      </w:pPr>
+    </w:p>
+    <w:p>
       <w:r>
         <w:br w:type="page"/>
       </w:r>
@@ -2522,7 +3412,7 @@
         <w:rPr>
           <w:noProof/>
         </w:rPr>
-        <w:pict w14:anchorId="120CD843">
+        <w:pict w14:anchorId="3CF3CD5F">
           <v:shapetype id="_x0000_t75" coordsize="21600,21600" o:spt="75" o:preferrelative="t" path="m@4@5l@4@11@9@11@9@5xe" filled="f" stroked="f">
             <v:stroke joinstyle="miter"/>
             <v:formulas>

--- a/cv/final_cv/gerenteOperacion/Martha Patricia Martinez Flores - CV_generado.docx
+++ b/cv/final_cv/gerenteOperacion/Martha Patricia Martinez Flores - CV_generado.docx
@@ -43,9 +43,12 @@
     <w:p>
       <w:pPr>
         <w:pStyle w:val="Title"/>
+        <w:jc w:val="left"/>
         <w:rPr>
           <w:b/>
           <w:bCs/>
+          <w:sz w:val="18"/>
+          <w:szCs w:val="18"/>
           <w:lang w:val="es-MX"/>
         </w:rPr>
       </w:pPr>
@@ -62,46 +65,6 @@
           <w:lang w:val="es-MX"/>
         </w:rPr>
       </w:pPr>
-      <w:r>
-        <w:rPr>
-          <w:b/>
-          <w:bCs/>
-          <w:sz w:val="18"/>
-          <w:szCs w:val="18"/>
-          <w:lang w:val="es-MX"/>
-        </w:rPr>
-        <w:t>Folio</w:t>
-      </w:r>
-      <w:r>
-        <w:rPr>
-          <w:b/>
-          <w:bCs/>
-          <w:sz w:val="18"/>
-          <w:szCs w:val="18"/>
-          <w:lang w:val="es-MX"/>
-        </w:rPr>
-        <w:t xml:space="preserve">: </w:t>
-      </w:r>
-      <w:r>
-        <w:rPr>
-          <w:b/>
-          <w:bCs/>
-          <w:sz w:val="18"/>
-          <w:szCs w:val="18"/>
-          <w:lang w:val="es-MX"/>
-        </w:rPr>
-        <w:t>-</w:t>
-      </w:r>
-    </w:p>
-    <w:p>
-      <w:pPr>
-        <w:rPr>
-          <w:rFonts w:ascii="Arial" w:hAnsi="Arial" w:cs="Arial"/>
-          <w:bCs/>
-          <w:sz w:val="18"/>
-          <w:szCs w:val="18"/>
-        </w:rPr>
-      </w:pPr>
     </w:p>
     <w:p>
       <w:pPr>
@@ -131,17 +94,7 @@
           <w:szCs w:val="18"/>
           <w:u w:val="single"/>
         </w:rPr>
-        <w:t>EXPERIENCIA</w:t>
-      </w:r>
-      <w:r>
-        <w:rPr>
-          <w:rFonts w:ascii="Arial" w:hAnsi="Arial" w:cs="Arial"/>
-          <w:b/>
-          <w:sz w:val="18"/>
-          <w:szCs w:val="18"/>
-          <w:u w:val="single"/>
-        </w:rPr>
-        <w:t xml:space="preserve"> PROFESIONAL</w:t>
+        <w:t>FUNCIONES</w:t>
       </w:r>
     </w:p>
     <w:p>
@@ -190,7 +143,6 @@
                 <w:rFonts w:ascii="Arial" w:hAnsi="Arial" w:cs="Arial"/>
                 <w:sz w:val="18"/>
                 <w:szCs w:val="18"/>
-                <w:lang w:val="es-419"/>
               </w:rPr>
             </w:pPr>
             <w:r>
@@ -201,7 +153,7 @@
                 <w:szCs w:val="18"/>
                 <w:lang w:val="es-MX" w:eastAsia="es-ES"/>
               </w:rPr>
-              <w:t>Poseo al menos 5 años de experiencia comprobada en la gestión de proyectos grandes o críticos y al menos 3 años de experiencia comprobada en proyectos de desarrollo Ágil.</w:t>
+              <w:t>Coordino actividades de personal especialista y técnico para asegurar el cumplimiento de los procesos y garantizar la continuidad de los servicios.</w:t>
             </w:r>
             <w:r>
               <w:rPr>
@@ -215,15 +167,170 @@
             </w:r>
             <w:r>
               <w:rPr>
+                <w:rFonts w:ascii="Arial" w:hAnsi="Arial" w:cs="Arial"/>
+                <w:sz w:val="18"/>
+                <w:szCs w:val="18"/>
+              </w:rPr>
+              <w:t>Durante mi trayectoria he dirigido servicios y proyectos de desarrollo, mantenimiento y transformación para instituciones públicas y empresas privadas, definiendo procesos de operación, estrategias de atención, métricas de calidad, reportes ejecutivos y seguimiento financiero. Mi enfoque se centra en asegurar la continuidad operativa, organizar la ejecución y mantener la relación con clientes, proveedores y equipos multidisciplinarios.</w:t>
+            </w:r>
+          </w:p>
+          <w:p>
+            <w:pPr>
+              <w:pStyle w:val="BodyText3"/>
+              <w:spacing w:after="40"/>
+              <w:ind w:right="51"/>
+              <w:rPr>
+                <w:rFonts w:ascii="Arial" w:hAnsi="Arial" w:cs="Arial"/>
+                <w:sz w:val="18"/>
+                <w:szCs w:val="18"/>
+                <w:lang w:val="es-419"/>
+              </w:rPr>
+            </w:pPr>
+            <w:r>
+              <w:rPr>
+                <w:rFonts w:ascii="Arial" w:hAnsi="Arial" w:cs="Arial"/>
+                <w:sz w:val="18"/>
+                <w:szCs w:val="18"/>
+                <w:lang w:val="es-MX"/>
+              </w:rPr>
+              <w:t xml:space="preserve">De igual forma, he coordinado células y equipos amplios en iniciativas de seguridad, </w:t>
+            </w:r>
+            <w:proofErr w:type="spellStart"/>
+            <w:r>
+              <w:rPr>
+                <w:rFonts w:ascii="Arial" w:hAnsi="Arial" w:cs="Arial"/>
+                <w:sz w:val="18"/>
+                <w:szCs w:val="18"/>
+                <w:lang w:val="es-MX"/>
+              </w:rPr>
+              <w:t>assessment</w:t>
+            </w:r>
+            <w:proofErr w:type="spellEnd"/>
+            <w:r>
+              <w:rPr>
+                <w:rFonts w:ascii="Arial" w:hAnsi="Arial" w:cs="Arial"/>
+                <w:sz w:val="18"/>
+                <w:szCs w:val="18"/>
+                <w:lang w:val="es-MX"/>
+              </w:rPr>
+              <w:t>, mantenimiento mayor y evolución de aplicaciones, integrando marcos como PMI, Scrum, CMMI (Modelo de madurez para procesos de desarrollo y servicios), PDSS, MAAGTIC-SI (Estándar gubernamental para artefactos de QA) e ITIL (Marco de mejores prácticas para gestión de servicios de TI). Asimismo, acompaño la toma de decisiones, gestiono riesgos e impulso entregas alineadas a servicio, calidad y resultados.</w:t>
+            </w:r>
+          </w:p>
+        </w:tc>
+      </w:tr>
+    </w:tbl>
+    <w:p>
+      <w:pPr>
+        <w:rPr>
+          <w:rFonts w:ascii="Arial" w:hAnsi="Arial" w:cs="Arial"/>
+          <w:bCs/>
+          <w:sz w:val="18"/>
+          <w:szCs w:val="18"/>
+        </w:rPr>
+      </w:pPr>
+    </w:p>
+    <w:p>
+      <w:pPr>
+        <w:rPr>
+          <w:rFonts w:ascii="Arial" w:hAnsi="Arial" w:cs="Arial"/>
+          <w:b/>
+          <w:sz w:val="18"/>
+          <w:szCs w:val="18"/>
+          <w:u w:val="single"/>
+        </w:rPr>
+      </w:pPr>
+    </w:p>
+    <w:p>
+      <w:pPr>
+        <w:rPr>
+          <w:rFonts w:ascii="Arial" w:hAnsi="Arial" w:cs="Arial"/>
+          <w:b/>
+          <w:sz w:val="18"/>
+          <w:szCs w:val="18"/>
+          <w:u w:val="single"/>
+        </w:rPr>
+      </w:pPr>
+      <w:r>
+        <w:rPr>
+          <w:rFonts w:ascii="Arial" w:hAnsi="Arial" w:cs="Arial"/>
+          <w:b/>
+          <w:sz w:val="18"/>
+          <w:szCs w:val="18"/>
+          <w:u w:val="single"/>
+        </w:rPr>
+        <w:t>EXPERIENCIA</w:t>
+      </w:r>
+      <w:r>
+        <w:rPr>
+          <w:rFonts w:ascii="Arial" w:hAnsi="Arial" w:cs="Arial"/>
+          <w:b/>
+          <w:sz w:val="18"/>
+          <w:szCs w:val="18"/>
+          <w:u w:val="single"/>
+        </w:rPr>
+        <w:t xml:space="preserve"> PROFESIONAL</w:t>
+      </w:r>
+    </w:p>
+    <w:p>
+      <w:pPr>
+        <w:rPr>
+          <w:rFonts w:ascii="Arial" w:hAnsi="Arial" w:cs="Arial"/>
+          <w:bCs/>
+          <w:sz w:val="18"/>
+          <w:szCs w:val="18"/>
+        </w:rPr>
+      </w:pPr>
+    </w:p>
+    <w:tbl>
+      <w:tblPr>
+        <w:tblW w:w="0" w:type="auto"/>
+        <w:tblInd w:w="-75" w:type="dxa"/>
+        <w:tblBorders>
+          <w:top w:val="single" w:sz="4" w:space="0" w:color="auto"/>
+          <w:left w:val="single" w:sz="4" w:space="0" w:color="auto"/>
+          <w:bottom w:val="single" w:sz="4" w:space="0" w:color="auto"/>
+          <w:right w:val="single" w:sz="4" w:space="0" w:color="auto"/>
+          <w:insideH w:val="single" w:sz="4" w:space="0" w:color="auto"/>
+          <w:insideV w:val="single" w:sz="4" w:space="0" w:color="auto"/>
+        </w:tblBorders>
+        <w:tblLayout w:type="fixed"/>
+        <w:tblCellMar>
+          <w:left w:w="105" w:type="dxa"/>
+          <w:right w:w="105" w:type="dxa"/>
+        </w:tblCellMar>
+        <w:tblLook w:val="0000" w:firstRow="0" w:lastRow="0" w:firstColumn="0" w:lastColumn="0" w:noHBand="0" w:noVBand="0"/>
+      </w:tblPr>
+      <w:tblGrid>
+        <w:gridCol w:w="9961"/>
+      </w:tblGrid>
+      <w:tr>
+        <w:tc>
+          <w:tcPr>
+            <w:tcW w:w="9961" w:type="dxa"/>
+          </w:tcPr>
+          <w:p>
+            <w:pPr>
+              <w:pStyle w:val="BodyText3"/>
+              <w:spacing w:after="40"/>
+              <w:ind w:right="51"/>
+              <w:rPr>
+                <w:rFonts w:ascii="Arial" w:hAnsi="Arial" w:cs="Arial"/>
+                <w:sz w:val="18"/>
+                <w:szCs w:val="18"/>
+                <w:lang w:val="es-419"/>
+              </w:rPr>
+            </w:pPr>
+            <w:r>
+              <w:rPr>
                 <w:rFonts w:ascii="Arial" w:eastAsia="Times New Roman" w:hAnsi="Arial" w:cs="Arial"/>
                 <w:bCs/>
                 <w:sz w:val="18"/>
                 <w:szCs w:val="18"/>
                 <w:lang w:val="es-MX" w:eastAsia="es-ES"/>
               </w:rPr>
-              <w:br/>
-              <w:t>Tengo 30 años de trayectoria gestionando proyectos y equipos de soporte y mantenimiento de aplicaciones en sectores público y privado; he dirigido equipos de hasta 100 personas y administrado contratos de fábrica de software con más de 70 colaboradores bajo mi responsabilidad. Me enfoco en asegurar continuidad operativa, definir procesos y métricas, gestionar riesgos y coordinar la entrega puntual de productos.</w:t>
-            </w:r>
+              <w:t xml:space="preserve">Cuento con más de 5 años de experiencia comprobada en la gestión de proyectos grandes o críticos y con más de 3 años de experiencia comprobada en proyectos de desarrollo ágil. Realizo labores de </w:t>
+            </w:r>
+            <w:proofErr w:type="spellStart"/>
             <w:r>
               <w:rPr>
                 <w:rFonts w:ascii="Arial" w:eastAsia="Times New Roman" w:hAnsi="Arial" w:cs="Arial"/>
@@ -232,8 +339,9 @@
                 <w:szCs w:val="18"/>
                 <w:lang w:val="es-MX" w:eastAsia="es-ES"/>
               </w:rPr>
-              <w:br/>
-            </w:r>
+              <w:t>mentoreo</w:t>
+            </w:r>
+            <w:proofErr w:type="spellEnd"/>
             <w:r>
               <w:rPr>
                 <w:rFonts w:ascii="Arial" w:eastAsia="Times New Roman" w:hAnsi="Arial" w:cs="Arial"/>
@@ -242,8 +350,51 @@
                 <w:szCs w:val="18"/>
                 <w:lang w:val="es-MX" w:eastAsia="es-ES"/>
               </w:rPr>
+              <w:t xml:space="preserve"> y coaching para que los líderes de proyecto a mi cargo lleven una gestión completa y correcta, cumpliendo los compromisos de calendario, esfuerzo, presupuesto y calidad acordados con el cliente.</w:t>
+            </w:r>
+            <w:r>
+              <w:rPr>
+                <w:rFonts w:ascii="Arial" w:eastAsia="Times New Roman" w:hAnsi="Arial" w:cs="Arial"/>
+                <w:bCs/>
+                <w:sz w:val="18"/>
+                <w:szCs w:val="18"/>
+                <w:lang w:val="es-MX" w:eastAsia="es-ES"/>
+              </w:rPr>
               <w:br/>
-              <w:t>Trabajo orientada a resultados, con experiencia en tailorizar metodologías (PMI/Ágil) y en la elaboración de propuestas y estimados para clientes.</w:t>
+              <w:t>He dirigido servicios y proyectos de desarrollo, mantenimiento y transformación para instituciones públicas y empresas privadas, definiendo procesos de operación, estrategias de atención, métricas de calidad, reportes ejecutivos y seguimiento financiero. Mi experiencia se enfoca en asegurar continuidad operativa, ordenar la ejecución y mantener la relación con clientes, proveedores y equipos multidisciplinarios.</w:t>
+            </w:r>
+            <w:r>
+              <w:rPr>
+                <w:rFonts w:ascii="Arial" w:eastAsia="Times New Roman" w:hAnsi="Arial" w:cs="Arial"/>
+                <w:bCs/>
+                <w:sz w:val="18"/>
+                <w:szCs w:val="18"/>
+                <w:lang w:val="es-MX" w:eastAsia="es-ES"/>
+              </w:rPr>
+              <w:br/>
+              <w:t xml:space="preserve">También he coordinado células y equipos amplios en iniciativas de seguridad, </w:t>
+            </w:r>
+            <w:proofErr w:type="spellStart"/>
+            <w:r>
+              <w:rPr>
+                <w:rFonts w:ascii="Arial" w:eastAsia="Times New Roman" w:hAnsi="Arial" w:cs="Arial"/>
+                <w:bCs/>
+                <w:sz w:val="18"/>
+                <w:szCs w:val="18"/>
+                <w:lang w:val="es-MX" w:eastAsia="es-ES"/>
+              </w:rPr>
+              <w:t>assessment</w:t>
+            </w:r>
+            <w:proofErr w:type="spellEnd"/>
+            <w:r>
+              <w:rPr>
+                <w:rFonts w:ascii="Arial" w:eastAsia="Times New Roman" w:hAnsi="Arial" w:cs="Arial"/>
+                <w:bCs/>
+                <w:sz w:val="18"/>
+                <w:szCs w:val="18"/>
+                <w:lang w:val="es-MX" w:eastAsia="es-ES"/>
+              </w:rPr>
+              <w:t>, mantenimiento mayor y evolución de aplicaciones, integrando marcos PMI, Scrum, CMMI (Modelo de madurez para procesos de desarrollo y servicios), PDSS, MAAGTIC-SI (Estándar gubernamental para artefactos de QA) e ITIL (Marco de mejores prácticas para gestión de servicios de TI (incidentes, problemas, cambios, niveles de servicio, catálogo, CMDB, etc.)). Acompaño la toma de decisiones, gestiono riesgos e impulso entregas alineadas a servicio, calidad y resultados.</w:t>
             </w:r>
           </w:p>
         </w:tc>
@@ -462,7 +613,7 @@
                 <w:szCs w:val="18"/>
                 <w:lang w:val="es-MX"/>
               </w:rPr>
-              <w:t>01 julio 2024</w:t>
+              <w:t>1 julio 2024</w:t>
             </w:r>
           </w:p>
         </w:tc>
@@ -504,7 +655,7 @@
                 <w:szCs w:val="18"/>
                 <w:lang w:val="es-MX"/>
               </w:rPr>
-              <w:t>Actual</w:t>
+              <w:t>A la fecha</w:t>
             </w:r>
           </w:p>
         </w:tc>
@@ -593,7 +744,7 @@
                 <w:szCs w:val="20"/>
                 <w:lang w:val="es-MX"/>
               </w:rPr>
-              <w:t>• Coordino actividades de personal especialista y profesional técnico para cumplimiento de procesos y garantizar la continuidad de los servicios.</w:t>
+              <w:t>• Coordino actividades de personal especialista y profesional técnico para cumplir procesos y garantizar la continuidad de los servicios.</w:t>
             </w:r>
           </w:p>
           <w:p>
@@ -612,7 +763,7 @@
                 <w:szCs w:val="20"/>
                 <w:lang w:val="es-MX"/>
               </w:rPr>
-              <w:t>• Tailorizo metodología y marco documental para el desarrollo de proyectos, generando los Modelos de Desarrollo para Marco Ágil y para desarrollos Modelo Cascada o Iterativo.</w:t>
+              <w:t>• Participo en la elaboración de propuestas.</w:t>
             </w:r>
           </w:p>
           <w:p>
@@ -631,7 +782,7 @@
                 <w:szCs w:val="20"/>
                 <w:lang w:val="es-MX"/>
               </w:rPr>
-              <w:t>• Defino procesos de operación del Servicio de Desarrollo.</w:t>
+              <w:t>• Reviso y autorizo propuestas que en el futuro estaré a cargo de operar.</w:t>
             </w:r>
           </w:p>
           <w:p>
@@ -650,7 +801,25 @@
                 <w:szCs w:val="20"/>
                 <w:lang w:val="es-MX"/>
               </w:rPr>
-              <w:t>• Defino las estrategias de atención para las iniciativas acorde a la estrategia de desarrollo de la Institución.</w:t>
+              <w:t xml:space="preserve">• Elijo y asigno al líder de proyecto para la ejecución de </w:t>
+            </w:r>
+            <w:proofErr w:type="gramStart"/>
+            <w:r>
+              <w:rPr>
+                <w:sz w:val="18"/>
+                <w:szCs w:val="20"/>
+                <w:lang w:val="es-MX"/>
+              </w:rPr>
+              <w:t>los mismos</w:t>
+            </w:r>
+            <w:proofErr w:type="gramEnd"/>
+            <w:r>
+              <w:rPr>
+                <w:sz w:val="18"/>
+                <w:szCs w:val="20"/>
+                <w:lang w:val="es-MX"/>
+              </w:rPr>
+              <w:t>.</w:t>
             </w:r>
           </w:p>
           <w:p>
@@ -669,7 +838,25 @@
                 <w:szCs w:val="20"/>
                 <w:lang w:val="es-MX"/>
               </w:rPr>
-              <w:t>• Elaboro Propuestas para desarrollo de aplicativos con estimaciones basadas en Juicio de Experto y Cosmic Function Points.</w:t>
+              <w:t xml:space="preserve">• Gestiono y autorizo la asignación y </w:t>
+            </w:r>
+            <w:proofErr w:type="spellStart"/>
+            <w:r>
+              <w:rPr>
+                <w:sz w:val="18"/>
+                <w:szCs w:val="20"/>
+                <w:lang w:val="es-MX"/>
+              </w:rPr>
+              <w:t>desasignación</w:t>
+            </w:r>
+            <w:proofErr w:type="spellEnd"/>
+            <w:r>
+              <w:rPr>
+                <w:sz w:val="18"/>
+                <w:szCs w:val="20"/>
+                <w:lang w:val="es-MX"/>
+              </w:rPr>
+              <w:t xml:space="preserve"> de recursos humanos, materiales y financieros para la gestión de proyectos.</w:t>
             </w:r>
           </w:p>
           <w:p>
@@ -688,7 +875,7 @@
                 <w:szCs w:val="20"/>
                 <w:lang w:val="es-MX"/>
               </w:rPr>
-              <w:t>• Soy responsable del Proyecto de Mantenimiento al Sistema de Numeración y Señalización SNS que consiste en la implementación de 31 trámites del sistema.</w:t>
+              <w:t>• Respaldo y autorizo la toma de decisiones de los líderes de proyecto a mi cargo.</w:t>
             </w:r>
           </w:p>
           <w:p>
@@ -707,7 +894,7 @@
                 <w:szCs w:val="20"/>
                 <w:lang w:val="es-MX"/>
               </w:rPr>
-              <w:t>• Utilizo metodologías: Administración de proyectos basadas en PMI, Gestión Ágil de proyectos con SCRUM.</w:t>
+              <w:t>• Reporto datos financieros a la organización sobre el avance de los proyectos a mi cargo (costos, devengado, etc.).</w:t>
             </w:r>
           </w:p>
           <w:p>
@@ -726,7 +913,7 @@
                 <w:szCs w:val="20"/>
                 <w:lang w:val="es-MX"/>
               </w:rPr>
-              <w:t>• Apoyo en la generación de propuestas y estimados para los sectores de Health  Insurance y Retail.</w:t>
+              <w:t>• Superviso las actividades de gestión de los líderes de proyecto, dirijo y corrijo en caso de ser necesario.</w:t>
             </w:r>
           </w:p>
           <w:p>
@@ -745,7 +932,7 @@
                 <w:szCs w:val="20"/>
                 <w:lang w:val="es-MX"/>
               </w:rPr>
-              <w:t>• Genero estrategias de atención</w:t>
+              <w:t>• Establezco los lineamientos de operación, así como la estrategia global de mis proyectos.</w:t>
             </w:r>
           </w:p>
           <w:p>
@@ -764,7 +951,7 @@
                 <w:szCs w:val="20"/>
                 <w:lang w:val="es-MX"/>
               </w:rPr>
-              <w:t>• Realizo estimaciones a juicio de experto/Cosmic Function Points</w:t>
+              <w:t>• Informo de manera consolidada y periódica, tanto a los mandos superiores como a los equipos de trabajo, los resultados obtenidos.</w:t>
             </w:r>
           </w:p>
           <w:p>
@@ -783,7 +970,7 @@
                 <w:szCs w:val="20"/>
                 <w:lang w:val="es-MX"/>
               </w:rPr>
-              <w:t>• Genero planes de trabajo a alto nivel</w:t>
+              <w:t>• Comunico a los equipos de trabajo las noticias más relevantes dispuestas en la organización.</w:t>
             </w:r>
           </w:p>
           <w:p>
@@ -802,7 +989,7 @@
                 <w:szCs w:val="20"/>
                 <w:lang w:val="es-MX"/>
               </w:rPr>
-              <w:t>• Identifico riesgos y consideraciones</w:t>
+              <w:t>• Mantengo activa la relación con el cliente y funjo como punto de contacto y de escalación en los proyectos a mi cargo.</w:t>
             </w:r>
           </w:p>
           <w:p>
@@ -821,7 +1008,34 @@
                 <w:szCs w:val="20"/>
                 <w:lang w:val="es-MX"/>
               </w:rPr>
-              <w:t>• Utilizo metodologías: Administración de proyectos basadas en PMI, Gestión Ágil de proyectos con SCRUM, Metodología general de transformación y diagnóstico de generación de valor.</w:t>
+              <w:t xml:space="preserve">• Gestiono entre 1 y 3 proyectos con un esfuerzo total que oscila entre más de 5,000 y hasta </w:t>
+            </w:r>
+            <w:r>
+              <w:rPr>
+                <w:sz w:val="18"/>
+                <w:szCs w:val="20"/>
+                <w:lang w:val="es-MX"/>
+              </w:rPr>
+              <w:lastRenderedPageBreak/>
+              <w:t xml:space="preserve">10,000 horas. Coordino equipos de entre 10 y 15 participantes y administro a un conjunto de líderes con menor </w:t>
+            </w:r>
+            <w:proofErr w:type="spellStart"/>
+            <w:r>
+              <w:rPr>
+                <w:sz w:val="18"/>
+                <w:szCs w:val="20"/>
+                <w:lang w:val="es-MX"/>
+              </w:rPr>
+              <w:t>seniority</w:t>
+            </w:r>
+            <w:proofErr w:type="spellEnd"/>
+            <w:r>
+              <w:rPr>
+                <w:sz w:val="18"/>
+                <w:szCs w:val="20"/>
+                <w:lang w:val="es-MX"/>
+              </w:rPr>
+              <w:t>. Asimismo, reporto avances y resultados a PM (integrador), DM y cliente, a nivel de gerencia media.</w:t>
             </w:r>
           </w:p>
           <w:p>
@@ -840,7 +1054,43 @@
                 <w:szCs w:val="20"/>
                 <w:lang w:val="es-MX"/>
               </w:rPr>
-              <w:t>• Soy responsable de la dirección de proyectose implementacion de controles de seguridad</w:t>
+              <w:t xml:space="preserve">• He aplicado la certificación ITIL® </w:t>
+            </w:r>
+            <w:proofErr w:type="spellStart"/>
+            <w:r>
+              <w:rPr>
+                <w:sz w:val="18"/>
+                <w:szCs w:val="20"/>
+                <w:lang w:val="es-MX"/>
+              </w:rPr>
+              <w:t>Foundation</w:t>
+            </w:r>
+            <w:proofErr w:type="spellEnd"/>
+            <w:r>
+              <w:rPr>
+                <w:sz w:val="18"/>
+                <w:szCs w:val="20"/>
+                <w:lang w:val="es-MX"/>
+              </w:rPr>
+              <w:t xml:space="preserve"> </w:t>
+            </w:r>
+            <w:proofErr w:type="spellStart"/>
+            <w:r>
+              <w:rPr>
+                <w:sz w:val="18"/>
+                <w:szCs w:val="20"/>
+                <w:lang w:val="es-MX"/>
+              </w:rPr>
+              <w:t>Certificate</w:t>
+            </w:r>
+            <w:proofErr w:type="spellEnd"/>
+            <w:r>
+              <w:rPr>
+                <w:sz w:val="18"/>
+                <w:szCs w:val="20"/>
+                <w:lang w:val="es-MX"/>
+              </w:rPr>
+              <w:t xml:space="preserve"> in IT Service Management para gestionar servicios de TI conforme a mejores prácticas, enfocando la operación en valor, mejora continua y satisfacción del cliente</w:t>
             </w:r>
           </w:p>
           <w:p>
@@ -859,7 +1109,43 @@
                 <w:szCs w:val="20"/>
                 <w:lang w:val="es-MX"/>
               </w:rPr>
-              <w:t>• Gestiono proveedores.</w:t>
+              <w:t xml:space="preserve">• He utilizado la certificación </w:t>
+            </w:r>
+            <w:proofErr w:type="spellStart"/>
+            <w:r>
+              <w:rPr>
+                <w:sz w:val="18"/>
+                <w:szCs w:val="20"/>
+                <w:lang w:val="es-MX"/>
+              </w:rPr>
+              <w:t>Certified</w:t>
+            </w:r>
+            <w:proofErr w:type="spellEnd"/>
+            <w:r>
+              <w:rPr>
+                <w:sz w:val="18"/>
+                <w:szCs w:val="20"/>
+                <w:lang w:val="es-MX"/>
+              </w:rPr>
+              <w:t xml:space="preserve"> </w:t>
+            </w:r>
+            <w:proofErr w:type="spellStart"/>
+            <w:r>
+              <w:rPr>
+                <w:sz w:val="18"/>
+                <w:szCs w:val="20"/>
+                <w:lang w:val="es-MX"/>
+              </w:rPr>
+              <w:t>ScrumMaster</w:t>
+            </w:r>
+            <w:proofErr w:type="spellEnd"/>
+            <w:r>
+              <w:rPr>
+                <w:sz w:val="18"/>
+                <w:szCs w:val="20"/>
+                <w:lang w:val="es-MX"/>
+              </w:rPr>
+              <w:t>® (CSM) para facilitar equipos ágiles, coordinar eventos Scrum y promover la colaboración y la entrega incremental de valor</w:t>
             </w:r>
           </w:p>
           <w:p>
@@ -878,7 +1164,7 @@
                 <w:szCs w:val="20"/>
                 <w:lang w:val="es-MX"/>
               </w:rPr>
-              <w:t>• Presento y elaboro informes ejecutivos para el cliente, y alta Dirección de Softtek</w:t>
+              <w:t>• He puesto en práctica la certificación Project Management Professional (PMP®) para planificar, ejecutar y controlar proyectos, gestionando alcance, tiempos, costos, riesgos y recursos de forma integral</w:t>
             </w:r>
           </w:p>
           <w:p>
@@ -897,7 +1183,7 @@
                 <w:szCs w:val="20"/>
                 <w:lang w:val="es-MX"/>
               </w:rPr>
-              <w:t>• Genero y presento reportes financieros de los proyectos.</w:t>
+              <w:t>• He aprovechado la acreditación como Auditor Interno de Normas ISO 9001:2015 para evaluar el cumplimiento de sistemas de gestión de calidad y apoyar la mejora continua de procesos</w:t>
             </w:r>
           </w:p>
           <w:p>
@@ -916,7 +1202,117 @@
                 <w:szCs w:val="20"/>
                 <w:lang w:val="es-MX"/>
               </w:rPr>
-              <w:t>• He dirigido proyectos de implementación de controles de seguridad para aplicaciones (ACE y Hardening)</w:t>
+              <w:t>• Participo en los siguientes procesos definidos por la metodología PDSS3 de atención de proyectos tradicionales de Softtek:</w:t>
+            </w:r>
+          </w:p>
+          <w:p>
+            <w:pPr>
+              <w:pStyle w:val="NoSpacing"/>
+              <w:numPr>
+                <w:ilvl w:val="0"/>
+                <w:numId w:val="39"/>
+              </w:numPr>
+              <w:jc w:val="both"/>
+              <w:rPr>
+                <w:szCs w:val="22"/>
+                <w:lang w:val="es-MX"/>
+              </w:rPr>
+            </w:pPr>
+            <w:r>
+              <w:rPr>
+                <w:sz w:val="18"/>
+                <w:szCs w:val="20"/>
+                <w:lang w:val="es-MX"/>
+              </w:rPr>
+              <w:t>ISP: Defino el proyecto alineando objetivos, alcance, recursos y equipo.</w:t>
+            </w:r>
+          </w:p>
+          <w:p>
+            <w:pPr>
+              <w:pStyle w:val="NoSpacing"/>
+              <w:numPr>
+                <w:ilvl w:val="0"/>
+                <w:numId w:val="39"/>
+              </w:numPr>
+              <w:jc w:val="both"/>
+              <w:rPr>
+                <w:szCs w:val="22"/>
+                <w:lang w:val="es-MX"/>
+              </w:rPr>
+            </w:pPr>
+            <w:r>
+              <w:rPr>
+                <w:sz w:val="18"/>
+                <w:szCs w:val="20"/>
+                <w:lang w:val="es-MX"/>
+              </w:rPr>
+              <w:t>PTO: Doy seguimiento al avance y gestiono desviaciones.</w:t>
+            </w:r>
+          </w:p>
+          <w:p>
+            <w:pPr>
+              <w:pStyle w:val="NoSpacing"/>
+              <w:numPr>
+                <w:ilvl w:val="0"/>
+                <w:numId w:val="39"/>
+              </w:numPr>
+              <w:jc w:val="both"/>
+              <w:rPr>
+                <w:szCs w:val="22"/>
+                <w:lang w:val="es-MX"/>
+              </w:rPr>
+            </w:pPr>
+            <w:r>
+              <w:rPr>
+                <w:sz w:val="18"/>
+                <w:szCs w:val="20"/>
+                <w:lang w:val="es-MX"/>
+              </w:rPr>
+              <w:t>FPT: Aseguro un cierre ordenado con entregables y lecciones aprendidas.</w:t>
+            </w:r>
+          </w:p>
+          <w:p>
+            <w:pPr>
+              <w:pStyle w:val="NoSpacing"/>
+              <w:numPr>
+                <w:ilvl w:val="0"/>
+                <w:numId w:val="39"/>
+              </w:numPr>
+              <w:jc w:val="both"/>
+              <w:rPr>
+                <w:szCs w:val="22"/>
+                <w:lang w:val="es-MX"/>
+              </w:rPr>
+            </w:pPr>
+            <w:r>
+              <w:rPr>
+                <w:sz w:val="18"/>
+                <w:szCs w:val="20"/>
+                <w:lang w:val="es-MX"/>
+              </w:rPr>
+              <w:t>CHM: Gestiono cambios evaluando impacto e implementación.</w:t>
+            </w:r>
+          </w:p>
+          <w:p>
+            <w:pPr>
+              <w:pStyle w:val="NoSpacing"/>
+              <w:numPr>
+                <w:ilvl w:val="0"/>
+                <w:numId w:val="39"/>
+              </w:numPr>
+              <w:jc w:val="both"/>
+              <w:rPr>
+                <w:szCs w:val="22"/>
+                <w:lang w:val="es-MX"/>
+              </w:rPr>
+            </w:pPr>
+            <w:r>
+              <w:rPr>
+                <w:sz w:val="18"/>
+                <w:szCs w:val="20"/>
+                <w:lang w:val="es-MX"/>
+              </w:rPr>
+              <w:t>SCM: Controlo versiones y configuraciones, garantizando trazabilidad.</w:t>
             </w:r>
           </w:p>
           <w:p>
@@ -935,7 +1331,25 @@
                 <w:szCs w:val="20"/>
                 <w:lang w:val="es-MX"/>
               </w:rPr>
-              <w:t>• Coordiné la operación de células de trabajo bajo marcos ágiles para la ejecución de implementaciones</w:t>
+              <w:t xml:space="preserve">• Realicé la </w:t>
+            </w:r>
+            <w:proofErr w:type="spellStart"/>
+            <w:r>
+              <w:rPr>
+                <w:sz w:val="18"/>
+                <w:szCs w:val="20"/>
+                <w:lang w:val="es-MX"/>
+              </w:rPr>
+              <w:t>tailorización</w:t>
+            </w:r>
+            <w:proofErr w:type="spellEnd"/>
+            <w:r>
+              <w:rPr>
+                <w:sz w:val="18"/>
+                <w:szCs w:val="20"/>
+                <w:lang w:val="es-MX"/>
+              </w:rPr>
+              <w:t xml:space="preserve"> de metodología y marco documental para el desarrollo de proyectos, generando los Modelos de Desarrollo para Marco Ágil y para desarrollos Modelo Cascada o Iterativo.</w:t>
             </w:r>
           </w:p>
           <w:p>
@@ -954,7 +1368,7 @@
                 <w:szCs w:val="20"/>
                 <w:lang w:val="es-MX"/>
               </w:rPr>
-              <w:t>• Gestioné riesgos, proveedores y presenté informes ejecutivos al cliente</w:t>
+              <w:t>• Definí procesos de operación del Servicio de Desarrollo.</w:t>
             </w:r>
           </w:p>
           <w:p>
@@ -973,7 +1387,7 @@
                 <w:szCs w:val="20"/>
                 <w:lang w:val="es-MX"/>
               </w:rPr>
-              <w:t>• Gerente de proyecto para la implementación de SAP Commissions y Agent Performance Management APM para MetLife.</w:t>
+              <w:t>• Definí las estrategias de atención para las iniciativas acorde a la estrategia de desarrollo de la Institución.</w:t>
             </w:r>
           </w:p>
           <w:p>
@@ -992,7 +1406,43 @@
                 <w:szCs w:val="20"/>
                 <w:lang w:val="es-MX"/>
               </w:rPr>
-              <w:t>• Gestioné al proveedor Outliers, empresa responsable de la implementación de los módulos de SAP (Commissions y APM).</w:t>
+              <w:t xml:space="preserve">• Elaboré propuestas para desarrollo de aplicativos con estimaciones basadas en Juicio de Experto y </w:t>
+            </w:r>
+            <w:proofErr w:type="spellStart"/>
+            <w:r>
+              <w:rPr>
+                <w:sz w:val="18"/>
+                <w:szCs w:val="20"/>
+                <w:lang w:val="es-MX"/>
+              </w:rPr>
+              <w:t>Cosmic</w:t>
+            </w:r>
+            <w:proofErr w:type="spellEnd"/>
+            <w:r>
+              <w:rPr>
+                <w:sz w:val="18"/>
+                <w:szCs w:val="20"/>
+                <w:lang w:val="es-MX"/>
+              </w:rPr>
+              <w:t xml:space="preserve"> </w:t>
+            </w:r>
+            <w:proofErr w:type="spellStart"/>
+            <w:r>
+              <w:rPr>
+                <w:sz w:val="18"/>
+                <w:szCs w:val="20"/>
+                <w:lang w:val="es-MX"/>
+              </w:rPr>
+              <w:t>Function</w:t>
+            </w:r>
+            <w:proofErr w:type="spellEnd"/>
+            <w:r>
+              <w:rPr>
+                <w:sz w:val="18"/>
+                <w:szCs w:val="20"/>
+                <w:lang w:val="es-MX"/>
+              </w:rPr>
+              <w:t xml:space="preserve"> Points.</w:t>
             </w:r>
           </w:p>
           <w:p>
@@ -1011,7 +1461,7 @@
                 <w:szCs w:val="20"/>
                 <w:lang w:val="es-MX"/>
               </w:rPr>
-              <w:t>• Definí métricas de calidad para la entrega del Servicio</w:t>
+              <w:t>• Fui responsable del Proyecto de Mantenimiento al Sistema de Numeración y Señalización SNS que consiste en la implementación de 31 trámites del sistema.</w:t>
             </w:r>
           </w:p>
           <w:p>
@@ -1030,7 +1480,53 @@
                 <w:szCs w:val="20"/>
                 <w:lang w:val="es-MX"/>
               </w:rPr>
-              <w:t>• Administré riesgos e issues.</w:t>
+              <w:t xml:space="preserve">• Apoyé en la generación de propuestas y estimados para los sectores de </w:t>
+            </w:r>
+            <w:proofErr w:type="gramStart"/>
+            <w:r>
+              <w:rPr>
+                <w:sz w:val="18"/>
+                <w:szCs w:val="20"/>
+                <w:lang w:val="es-MX"/>
+              </w:rPr>
+              <w:t xml:space="preserve">Health  </w:t>
+            </w:r>
+            <w:proofErr w:type="spellStart"/>
+            <w:r>
+              <w:rPr>
+                <w:sz w:val="18"/>
+                <w:szCs w:val="20"/>
+                <w:lang w:val="es-MX"/>
+              </w:rPr>
+              <w:t>Insurance</w:t>
+            </w:r>
+            <w:proofErr w:type="spellEnd"/>
+            <w:proofErr w:type="gramEnd"/>
+            <w:r>
+              <w:rPr>
+                <w:sz w:val="18"/>
+                <w:szCs w:val="20"/>
+                <w:lang w:val="es-MX"/>
+              </w:rPr>
+              <w:t xml:space="preserve"> y </w:t>
+            </w:r>
+            <w:proofErr w:type="spellStart"/>
+            <w:r>
+              <w:rPr>
+                <w:sz w:val="18"/>
+                <w:szCs w:val="20"/>
+                <w:lang w:val="es-MX"/>
+              </w:rPr>
+              <w:t>Retail</w:t>
+            </w:r>
+            <w:proofErr w:type="spellEnd"/>
+            <w:r>
+              <w:rPr>
+                <w:sz w:val="18"/>
+                <w:szCs w:val="20"/>
+                <w:lang w:val="es-MX"/>
+              </w:rPr>
+              <w:t>.</w:t>
             </w:r>
           </w:p>
           <w:p>
@@ -1049,8 +1545,7 @@
                 <w:szCs w:val="20"/>
                 <w:lang w:val="es-MX"/>
               </w:rPr>
-              <w:lastRenderedPageBreak/>
-              <w:t>• Di seguimiento a las pruebas unitarias y QA del cliente.</w:t>
+              <w:t>• Generé estrategias de atención.</w:t>
             </w:r>
           </w:p>
           <w:p>
@@ -1069,7 +1564,1320 @@
                 <w:szCs w:val="20"/>
                 <w:lang w:val="es-MX"/>
               </w:rPr>
-              <w:t>• Presenté y elaboré informes para los usuarios ejecutivos del proyecto y alta Dirección de Softtek</w:t>
+              <w:t>• Realicé estimaciones a juicio de experto/</w:t>
+            </w:r>
+            <w:proofErr w:type="spellStart"/>
+            <w:r>
+              <w:rPr>
+                <w:sz w:val="18"/>
+                <w:szCs w:val="20"/>
+                <w:lang w:val="es-MX"/>
+              </w:rPr>
+              <w:t>Cosmic</w:t>
+            </w:r>
+            <w:proofErr w:type="spellEnd"/>
+            <w:r>
+              <w:rPr>
+                <w:sz w:val="18"/>
+                <w:szCs w:val="20"/>
+                <w:lang w:val="es-MX"/>
+              </w:rPr>
+              <w:t xml:space="preserve"> </w:t>
+            </w:r>
+            <w:proofErr w:type="spellStart"/>
+            <w:r>
+              <w:rPr>
+                <w:sz w:val="18"/>
+                <w:szCs w:val="20"/>
+                <w:lang w:val="es-MX"/>
+              </w:rPr>
+              <w:t>Function</w:t>
+            </w:r>
+            <w:proofErr w:type="spellEnd"/>
+            <w:r>
+              <w:rPr>
+                <w:sz w:val="18"/>
+                <w:szCs w:val="20"/>
+                <w:lang w:val="es-MX"/>
+              </w:rPr>
+              <w:t xml:space="preserve"> Points.</w:t>
+            </w:r>
+          </w:p>
+          <w:p>
+            <w:pPr>
+              <w:pStyle w:val="NoSpacing"/>
+              <w:ind w:left="0"/>
+              <w:jc w:val="both"/>
+              <w:rPr>
+                <w:szCs w:val="22"/>
+                <w:lang w:val="es-MX"/>
+              </w:rPr>
+            </w:pPr>
+            <w:r>
+              <w:rPr>
+                <w:sz w:val="18"/>
+                <w:szCs w:val="20"/>
+                <w:lang w:val="es-MX"/>
+              </w:rPr>
+              <w:t>• Generé planes de trabajo a alto nivel.</w:t>
+            </w:r>
+          </w:p>
+          <w:p>
+            <w:pPr>
+              <w:pStyle w:val="NoSpacing"/>
+              <w:ind w:left="0"/>
+              <w:jc w:val="both"/>
+              <w:rPr>
+                <w:szCs w:val="22"/>
+                <w:lang w:val="es-MX"/>
+              </w:rPr>
+            </w:pPr>
+            <w:r>
+              <w:rPr>
+                <w:sz w:val="18"/>
+                <w:szCs w:val="20"/>
+                <w:lang w:val="es-MX"/>
+              </w:rPr>
+              <w:t>• Identifiqué riesgos y consideraciones.</w:t>
+            </w:r>
+          </w:p>
+          <w:p>
+            <w:pPr>
+              <w:pStyle w:val="NoSpacing"/>
+              <w:ind w:left="0"/>
+              <w:jc w:val="both"/>
+              <w:rPr>
+                <w:szCs w:val="22"/>
+                <w:lang w:val="es-MX"/>
+              </w:rPr>
+            </w:pPr>
+            <w:r>
+              <w:rPr>
+                <w:sz w:val="18"/>
+                <w:szCs w:val="20"/>
+                <w:lang w:val="es-MX"/>
+              </w:rPr>
+              <w:t xml:space="preserve">• Fui responsable de la gestión del proyecto de </w:t>
+            </w:r>
+            <w:proofErr w:type="spellStart"/>
+            <w:r>
+              <w:rPr>
+                <w:sz w:val="18"/>
+                <w:szCs w:val="20"/>
+                <w:lang w:val="es-MX"/>
+              </w:rPr>
+              <w:t>Assessment</w:t>
+            </w:r>
+            <w:proofErr w:type="spellEnd"/>
+            <w:r>
+              <w:rPr>
+                <w:sz w:val="18"/>
+                <w:szCs w:val="20"/>
+                <w:lang w:val="es-MX"/>
+              </w:rPr>
+              <w:t xml:space="preserve"> de Evaluación de Soluciones para la nueva plataforma de </w:t>
+            </w:r>
+            <w:proofErr w:type="spellStart"/>
+            <w:r>
+              <w:rPr>
+                <w:sz w:val="18"/>
+                <w:szCs w:val="20"/>
+                <w:lang w:val="es-MX"/>
+              </w:rPr>
+              <w:t>Collections</w:t>
+            </w:r>
+            <w:proofErr w:type="spellEnd"/>
+            <w:r>
+              <w:rPr>
+                <w:sz w:val="18"/>
+                <w:szCs w:val="20"/>
+                <w:lang w:val="es-MX"/>
+              </w:rPr>
+              <w:t xml:space="preserve"> de Chubb México.</w:t>
+            </w:r>
+          </w:p>
+          <w:p>
+            <w:pPr>
+              <w:pStyle w:val="NoSpacing"/>
+              <w:ind w:left="0"/>
+              <w:jc w:val="both"/>
+              <w:rPr>
+                <w:szCs w:val="22"/>
+                <w:lang w:val="es-MX"/>
+              </w:rPr>
+            </w:pPr>
+            <w:r>
+              <w:rPr>
+                <w:sz w:val="18"/>
+                <w:szCs w:val="20"/>
+                <w:lang w:val="es-MX"/>
+              </w:rPr>
+              <w:t>• Realicé el estado de la situación actual.</w:t>
+            </w:r>
+          </w:p>
+          <w:p>
+            <w:pPr>
+              <w:pStyle w:val="NoSpacing"/>
+              <w:ind w:left="0"/>
+              <w:jc w:val="both"/>
+              <w:rPr>
+                <w:szCs w:val="22"/>
+                <w:lang w:val="es-MX"/>
+              </w:rPr>
+            </w:pPr>
+            <w:r>
+              <w:rPr>
+                <w:sz w:val="18"/>
+                <w:szCs w:val="20"/>
+                <w:lang w:val="es-MX"/>
+              </w:rPr>
+              <w:t>• Coordiné y preparé entrevistas a las áreas usuarias y tecnológicas para identificar los procesos y subprocesos relacionados con Cobranza.</w:t>
+            </w:r>
+          </w:p>
+          <w:p>
+            <w:pPr>
+              <w:pStyle w:val="NoSpacing"/>
+              <w:ind w:left="0"/>
+              <w:jc w:val="both"/>
+              <w:rPr>
+                <w:szCs w:val="22"/>
+                <w:lang w:val="es-MX"/>
+              </w:rPr>
+            </w:pPr>
+            <w:r>
+              <w:rPr>
+                <w:sz w:val="18"/>
+                <w:szCs w:val="20"/>
+                <w:lang w:val="es-MX"/>
+              </w:rPr>
+              <w:t>• Generé el informe de estado de situación por área, que incluyó el mapa de procesos y subprocesos, diagramas de contexto y descripción general de cada uno de los subprocesos.</w:t>
+            </w:r>
+          </w:p>
+          <w:p>
+            <w:pPr>
+              <w:pStyle w:val="NoSpacing"/>
+              <w:ind w:left="0"/>
+              <w:jc w:val="both"/>
+              <w:rPr>
+                <w:szCs w:val="22"/>
+                <w:lang w:val="es-MX"/>
+              </w:rPr>
+            </w:pPr>
+            <w:r>
+              <w:rPr>
+                <w:sz w:val="18"/>
+                <w:szCs w:val="20"/>
+                <w:lang w:val="es-MX"/>
+              </w:rPr>
+              <w:t>• Evalué soluciones de Cobranza y generé recomendaciones.</w:t>
+            </w:r>
+          </w:p>
+          <w:p>
+            <w:pPr>
+              <w:pStyle w:val="NoSpacing"/>
+              <w:ind w:left="0"/>
+              <w:jc w:val="both"/>
+              <w:rPr>
+                <w:szCs w:val="22"/>
+                <w:lang w:val="es-MX"/>
+              </w:rPr>
+            </w:pPr>
+            <w:r>
+              <w:rPr>
+                <w:sz w:val="18"/>
+                <w:szCs w:val="20"/>
+                <w:lang w:val="es-MX"/>
+              </w:rPr>
+              <w:t>• Coordiné el proceso de selección e invitación de proveedores con soluciones de Billing y Cobranza que cubrieran los requerimientos generales de Chubb.</w:t>
+            </w:r>
+          </w:p>
+          <w:p>
+            <w:pPr>
+              <w:pStyle w:val="NoSpacing"/>
+              <w:ind w:left="0"/>
+              <w:jc w:val="both"/>
+              <w:rPr>
+                <w:szCs w:val="22"/>
+                <w:lang w:val="es-MX"/>
+              </w:rPr>
+            </w:pPr>
+            <w:r>
+              <w:rPr>
+                <w:sz w:val="18"/>
+                <w:szCs w:val="20"/>
+                <w:lang w:val="es-MX"/>
+              </w:rPr>
+              <w:t xml:space="preserve">• Generé el RFP Request </w:t>
+            </w:r>
+            <w:proofErr w:type="spellStart"/>
+            <w:r>
+              <w:rPr>
+                <w:sz w:val="18"/>
+                <w:szCs w:val="20"/>
+                <w:lang w:val="es-MX"/>
+              </w:rPr>
+              <w:t>for</w:t>
+            </w:r>
+            <w:proofErr w:type="spellEnd"/>
+            <w:r>
+              <w:rPr>
+                <w:sz w:val="18"/>
+                <w:szCs w:val="20"/>
+                <w:lang w:val="es-MX"/>
+              </w:rPr>
+              <w:t xml:space="preserve"> </w:t>
+            </w:r>
+            <w:proofErr w:type="spellStart"/>
+            <w:r>
+              <w:rPr>
+                <w:sz w:val="18"/>
+                <w:szCs w:val="20"/>
+                <w:lang w:val="es-MX"/>
+              </w:rPr>
+              <w:t>Proposal</w:t>
+            </w:r>
+            <w:proofErr w:type="spellEnd"/>
+            <w:r>
+              <w:rPr>
+                <w:sz w:val="18"/>
+                <w:szCs w:val="20"/>
+                <w:lang w:val="es-MX"/>
+              </w:rPr>
+              <w:t xml:space="preserve"> para solicitar respuesta a los proveedores.</w:t>
+            </w:r>
+          </w:p>
+          <w:p>
+            <w:pPr>
+              <w:pStyle w:val="NoSpacing"/>
+              <w:ind w:left="0"/>
+              <w:jc w:val="both"/>
+              <w:rPr>
+                <w:szCs w:val="22"/>
+                <w:lang w:val="es-MX"/>
+              </w:rPr>
+            </w:pPr>
+            <w:r>
+              <w:rPr>
+                <w:sz w:val="18"/>
+                <w:szCs w:val="20"/>
+                <w:lang w:val="es-MX"/>
+              </w:rPr>
+              <w:t>• Coordiné las presentaciones funcionales y técnicas de cada proveedor.</w:t>
+            </w:r>
+          </w:p>
+          <w:p>
+            <w:pPr>
+              <w:pStyle w:val="NoSpacing"/>
+              <w:ind w:left="0"/>
+              <w:jc w:val="both"/>
+              <w:rPr>
+                <w:szCs w:val="22"/>
+                <w:lang w:val="es-MX"/>
+              </w:rPr>
+            </w:pPr>
+            <w:r>
+              <w:rPr>
+                <w:sz w:val="18"/>
+                <w:szCs w:val="20"/>
+                <w:lang w:val="es-MX"/>
+              </w:rPr>
+              <w:t>• Evalué cada una de las soluciones (</w:t>
+            </w:r>
+            <w:proofErr w:type="spellStart"/>
+            <w:r>
+              <w:rPr>
+                <w:sz w:val="18"/>
+                <w:szCs w:val="20"/>
+                <w:lang w:val="es-MX"/>
+              </w:rPr>
+              <w:t>Guidewire</w:t>
+            </w:r>
+            <w:proofErr w:type="spellEnd"/>
+            <w:r>
+              <w:rPr>
+                <w:sz w:val="18"/>
+                <w:szCs w:val="20"/>
+                <w:lang w:val="es-MX"/>
+              </w:rPr>
+              <w:t xml:space="preserve"> </w:t>
+            </w:r>
+            <w:proofErr w:type="spellStart"/>
+            <w:r>
+              <w:rPr>
+                <w:sz w:val="18"/>
+                <w:szCs w:val="20"/>
+                <w:lang w:val="es-MX"/>
+              </w:rPr>
+              <w:t>BillingCenter</w:t>
+            </w:r>
+            <w:proofErr w:type="spellEnd"/>
+            <w:r>
+              <w:rPr>
+                <w:sz w:val="18"/>
+                <w:szCs w:val="20"/>
+                <w:lang w:val="es-MX"/>
+              </w:rPr>
+              <w:t xml:space="preserve">, </w:t>
+            </w:r>
+            <w:proofErr w:type="spellStart"/>
+            <w:r>
+              <w:rPr>
+                <w:sz w:val="18"/>
+                <w:szCs w:val="20"/>
+                <w:lang w:val="es-MX"/>
+              </w:rPr>
+              <w:t>Adacta</w:t>
+            </w:r>
+            <w:proofErr w:type="spellEnd"/>
+            <w:r>
+              <w:rPr>
+                <w:sz w:val="18"/>
+                <w:szCs w:val="20"/>
+                <w:lang w:val="es-MX"/>
+              </w:rPr>
+              <w:t xml:space="preserve"> </w:t>
+            </w:r>
+            <w:proofErr w:type="spellStart"/>
+            <w:r>
+              <w:rPr>
+                <w:sz w:val="18"/>
+                <w:szCs w:val="20"/>
+                <w:lang w:val="es-MX"/>
+              </w:rPr>
+              <w:t>Adinsure</w:t>
+            </w:r>
+            <w:proofErr w:type="spellEnd"/>
+            <w:r>
+              <w:rPr>
+                <w:sz w:val="18"/>
+                <w:szCs w:val="20"/>
+                <w:lang w:val="es-MX"/>
+              </w:rPr>
+              <w:t xml:space="preserve">, SAP </w:t>
+            </w:r>
+            <w:proofErr w:type="spellStart"/>
+            <w:r>
+              <w:rPr>
+                <w:sz w:val="18"/>
+                <w:szCs w:val="20"/>
+                <w:lang w:val="es-MX"/>
+              </w:rPr>
+              <w:t>Fioneer</w:t>
+            </w:r>
+            <w:proofErr w:type="spellEnd"/>
+            <w:r>
+              <w:rPr>
+                <w:sz w:val="18"/>
+                <w:szCs w:val="20"/>
+                <w:lang w:val="es-MX"/>
+              </w:rPr>
+              <w:t xml:space="preserve"> S4/HANA </w:t>
+            </w:r>
+            <w:proofErr w:type="spellStart"/>
+            <w:r>
+              <w:rPr>
+                <w:sz w:val="18"/>
+                <w:szCs w:val="20"/>
+                <w:lang w:val="es-MX"/>
+              </w:rPr>
+              <w:t>Insurance</w:t>
+            </w:r>
+            <w:proofErr w:type="spellEnd"/>
+            <w:r>
+              <w:rPr>
+                <w:sz w:val="18"/>
+                <w:szCs w:val="20"/>
+                <w:lang w:val="es-MX"/>
+              </w:rPr>
+              <w:t xml:space="preserve"> </w:t>
+            </w:r>
+            <w:proofErr w:type="spellStart"/>
+            <w:r>
+              <w:rPr>
+                <w:sz w:val="18"/>
+                <w:szCs w:val="20"/>
+                <w:lang w:val="es-MX"/>
+              </w:rPr>
+              <w:t>for</w:t>
+            </w:r>
+            <w:proofErr w:type="spellEnd"/>
+            <w:r>
+              <w:rPr>
+                <w:sz w:val="18"/>
+                <w:szCs w:val="20"/>
+                <w:lang w:val="es-MX"/>
+              </w:rPr>
+              <w:t xml:space="preserve"> </w:t>
+            </w:r>
+            <w:proofErr w:type="spellStart"/>
+            <w:r>
+              <w:rPr>
+                <w:sz w:val="18"/>
+                <w:szCs w:val="20"/>
+                <w:lang w:val="es-MX"/>
+              </w:rPr>
+              <w:t>Collections</w:t>
+            </w:r>
+            <w:proofErr w:type="spellEnd"/>
+            <w:r>
+              <w:rPr>
+                <w:sz w:val="18"/>
+                <w:szCs w:val="20"/>
+                <w:lang w:val="es-MX"/>
+              </w:rPr>
+              <w:t xml:space="preserve"> and </w:t>
+            </w:r>
+            <w:proofErr w:type="spellStart"/>
+            <w:r>
+              <w:rPr>
+                <w:sz w:val="18"/>
+                <w:szCs w:val="20"/>
+                <w:lang w:val="es-MX"/>
+              </w:rPr>
+              <w:t>Disbursements</w:t>
+            </w:r>
+            <w:proofErr w:type="spellEnd"/>
+            <w:r>
+              <w:rPr>
+                <w:sz w:val="18"/>
+                <w:szCs w:val="20"/>
+                <w:lang w:val="es-MX"/>
+              </w:rPr>
+              <w:t xml:space="preserve">, </w:t>
+            </w:r>
+            <w:proofErr w:type="spellStart"/>
+            <w:r>
+              <w:rPr>
+                <w:sz w:val="18"/>
+                <w:szCs w:val="20"/>
+                <w:lang w:val="es-MX"/>
+              </w:rPr>
+              <w:t>Biosnettcs</w:t>
+            </w:r>
+            <w:proofErr w:type="spellEnd"/>
+            <w:r>
+              <w:rPr>
+                <w:sz w:val="18"/>
+                <w:szCs w:val="20"/>
+                <w:lang w:val="es-MX"/>
+              </w:rPr>
+              <w:t xml:space="preserve"> </w:t>
+            </w:r>
+            <w:proofErr w:type="spellStart"/>
+            <w:r>
+              <w:rPr>
+                <w:sz w:val="18"/>
+                <w:szCs w:val="20"/>
+                <w:lang w:val="es-MX"/>
+              </w:rPr>
+              <w:t>XtendCore</w:t>
+            </w:r>
+            <w:proofErr w:type="spellEnd"/>
+            <w:r>
+              <w:rPr>
+                <w:sz w:val="18"/>
+                <w:szCs w:val="20"/>
+                <w:lang w:val="es-MX"/>
+              </w:rPr>
+              <w:t xml:space="preserve"> </w:t>
+            </w:r>
+            <w:proofErr w:type="spellStart"/>
+            <w:r>
+              <w:rPr>
+                <w:sz w:val="18"/>
+                <w:szCs w:val="20"/>
+                <w:lang w:val="es-MX"/>
+              </w:rPr>
+              <w:t>Collections</w:t>
+            </w:r>
+            <w:proofErr w:type="spellEnd"/>
+            <w:r>
+              <w:rPr>
+                <w:sz w:val="18"/>
+                <w:szCs w:val="20"/>
+                <w:lang w:val="es-MX"/>
+              </w:rPr>
+              <w:t>).</w:t>
+            </w:r>
+          </w:p>
+          <w:p>
+            <w:pPr>
+              <w:pStyle w:val="NoSpacing"/>
+              <w:ind w:left="0"/>
+              <w:jc w:val="both"/>
+              <w:rPr>
+                <w:szCs w:val="22"/>
+                <w:lang w:val="es-MX"/>
+              </w:rPr>
+            </w:pPr>
+            <w:r>
+              <w:rPr>
+                <w:sz w:val="18"/>
+                <w:szCs w:val="20"/>
+                <w:lang w:val="es-MX"/>
+              </w:rPr>
+              <w:t>• Generé recomendaciones.</w:t>
+            </w:r>
+          </w:p>
+          <w:p>
+            <w:pPr>
+              <w:pStyle w:val="NoSpacing"/>
+              <w:ind w:left="0"/>
+              <w:jc w:val="both"/>
+              <w:rPr>
+                <w:szCs w:val="22"/>
+                <w:lang w:val="es-MX"/>
+              </w:rPr>
+            </w:pPr>
+            <w:r>
+              <w:rPr>
+                <w:sz w:val="18"/>
+                <w:szCs w:val="20"/>
+                <w:lang w:val="es-MX"/>
+              </w:rPr>
+              <w:t xml:space="preserve">• Administré riesgos e </w:t>
+            </w:r>
+            <w:proofErr w:type="spellStart"/>
+            <w:r>
+              <w:rPr>
+                <w:sz w:val="18"/>
+                <w:szCs w:val="20"/>
+                <w:lang w:val="es-MX"/>
+              </w:rPr>
+              <w:t>issues</w:t>
+            </w:r>
+            <w:proofErr w:type="spellEnd"/>
+            <w:r>
+              <w:rPr>
+                <w:sz w:val="18"/>
+                <w:szCs w:val="20"/>
+                <w:lang w:val="es-MX"/>
+              </w:rPr>
+              <w:t>.</w:t>
+            </w:r>
+          </w:p>
+          <w:p>
+            <w:pPr>
+              <w:pStyle w:val="NoSpacing"/>
+              <w:ind w:left="0"/>
+              <w:jc w:val="both"/>
+              <w:rPr>
+                <w:szCs w:val="22"/>
+                <w:lang w:val="es-MX"/>
+              </w:rPr>
+            </w:pPr>
+            <w:r>
+              <w:rPr>
+                <w:sz w:val="18"/>
+                <w:szCs w:val="20"/>
+                <w:lang w:val="es-MX"/>
+              </w:rPr>
+              <w:t>• Gestioné proveedores.</w:t>
+            </w:r>
+          </w:p>
+          <w:p>
+            <w:pPr>
+              <w:pStyle w:val="NoSpacing"/>
+              <w:ind w:left="0"/>
+              <w:jc w:val="both"/>
+              <w:rPr>
+                <w:szCs w:val="22"/>
+                <w:lang w:val="es-MX"/>
+              </w:rPr>
+            </w:pPr>
+            <w:r>
+              <w:rPr>
+                <w:sz w:val="18"/>
+                <w:szCs w:val="20"/>
+                <w:lang w:val="es-MX"/>
+              </w:rPr>
+              <w:t>• Presenté y elaboré informes ejecutivos para el cliente y la alta Dirección de Softtek.</w:t>
+            </w:r>
+          </w:p>
+          <w:p>
+            <w:pPr>
+              <w:pStyle w:val="NoSpacing"/>
+              <w:ind w:left="0"/>
+              <w:jc w:val="both"/>
+              <w:rPr>
+                <w:szCs w:val="22"/>
+                <w:lang w:val="es-MX"/>
+              </w:rPr>
+            </w:pPr>
+            <w:r>
+              <w:rPr>
+                <w:sz w:val="18"/>
+                <w:szCs w:val="20"/>
+                <w:lang w:val="es-MX"/>
+              </w:rPr>
+              <w:t xml:space="preserve">• Fui responsable de la dirección para los proyectos de Walmart ACE y </w:t>
+            </w:r>
+            <w:proofErr w:type="spellStart"/>
+            <w:r>
+              <w:rPr>
+                <w:sz w:val="18"/>
+                <w:szCs w:val="20"/>
+                <w:lang w:val="es-MX"/>
+              </w:rPr>
+              <w:t>Hardening</w:t>
+            </w:r>
+            <w:proofErr w:type="spellEnd"/>
+            <w:r>
+              <w:rPr>
+                <w:sz w:val="18"/>
+                <w:szCs w:val="20"/>
+                <w:lang w:val="es-MX"/>
+              </w:rPr>
+              <w:t xml:space="preserve"> de Servidores, consistentes en implementar controles de seguridad para las aplicaciones (14 aplicaciones en ACE, y 83 aplicaciones en </w:t>
+            </w:r>
+            <w:proofErr w:type="spellStart"/>
+            <w:r>
+              <w:rPr>
+                <w:sz w:val="18"/>
+                <w:szCs w:val="20"/>
+                <w:lang w:val="es-MX"/>
+              </w:rPr>
+              <w:t>Hardening</w:t>
+            </w:r>
+            <w:proofErr w:type="spellEnd"/>
+            <w:r>
+              <w:rPr>
+                <w:sz w:val="18"/>
+                <w:szCs w:val="20"/>
+                <w:lang w:val="es-MX"/>
+              </w:rPr>
+              <w:t xml:space="preserve">), en donde se llevaron a cabo remediaciones/integraciones necesarias con el fin de que los aplicativos se alineen en </w:t>
+            </w:r>
+            <w:proofErr w:type="spellStart"/>
+            <w:r>
+              <w:rPr>
+                <w:sz w:val="18"/>
+                <w:szCs w:val="20"/>
+                <w:lang w:val="es-MX"/>
+              </w:rPr>
+              <w:t>compliance</w:t>
+            </w:r>
+            <w:proofErr w:type="spellEnd"/>
+            <w:r>
+              <w:rPr>
+                <w:sz w:val="18"/>
+                <w:szCs w:val="20"/>
+                <w:lang w:val="es-MX"/>
+              </w:rPr>
+              <w:t xml:space="preserve"> a las políticas globales de </w:t>
+            </w:r>
+            <w:proofErr w:type="spellStart"/>
+            <w:r>
+              <w:rPr>
+                <w:sz w:val="18"/>
+                <w:szCs w:val="20"/>
+                <w:lang w:val="es-MX"/>
+              </w:rPr>
+              <w:t>identity</w:t>
+            </w:r>
+            <w:proofErr w:type="spellEnd"/>
+            <w:r>
+              <w:rPr>
+                <w:sz w:val="18"/>
+                <w:szCs w:val="20"/>
+                <w:lang w:val="es-MX"/>
+              </w:rPr>
+              <w:t xml:space="preserve">  </w:t>
+            </w:r>
+            <w:proofErr w:type="spellStart"/>
+            <w:r>
+              <w:rPr>
+                <w:sz w:val="18"/>
+                <w:szCs w:val="20"/>
+                <w:lang w:val="es-MX"/>
+              </w:rPr>
+              <w:t>access</w:t>
+            </w:r>
+            <w:proofErr w:type="spellEnd"/>
+            <w:r>
+              <w:rPr>
+                <w:sz w:val="18"/>
+                <w:szCs w:val="20"/>
+                <w:lang w:val="es-MX"/>
+              </w:rPr>
+              <w:t xml:space="preserve"> </w:t>
+            </w:r>
+            <w:proofErr w:type="spellStart"/>
+            <w:r>
+              <w:rPr>
+                <w:sz w:val="18"/>
+                <w:szCs w:val="20"/>
+                <w:lang w:val="es-MX"/>
+              </w:rPr>
+              <w:t>managment</w:t>
+            </w:r>
+            <w:proofErr w:type="spellEnd"/>
+            <w:r>
+              <w:rPr>
+                <w:sz w:val="18"/>
+                <w:szCs w:val="20"/>
+                <w:lang w:val="es-MX"/>
+              </w:rPr>
+              <w:t>, gestión y protección de datos, así como la validación de soluciones nuevas o modificación de las existentes en el portafolio de Tecnología de la Información (TI).</w:t>
+            </w:r>
+          </w:p>
+          <w:p>
+            <w:pPr>
+              <w:pStyle w:val="NoSpacing"/>
+              <w:ind w:left="0"/>
+              <w:jc w:val="both"/>
+              <w:rPr>
+                <w:szCs w:val="22"/>
+                <w:lang w:val="es-MX"/>
+              </w:rPr>
+            </w:pPr>
+            <w:r>
+              <w:rPr>
+                <w:sz w:val="18"/>
+                <w:szCs w:val="20"/>
+                <w:lang w:val="es-MX"/>
+              </w:rPr>
+              <w:t>• Implementé los siguientes controles de seguridad en cada uno de los proyectos.</w:t>
+            </w:r>
+          </w:p>
+          <w:p>
+            <w:pPr>
+              <w:pStyle w:val="NoSpacing"/>
+              <w:ind w:left="0"/>
+              <w:jc w:val="both"/>
+              <w:rPr>
+                <w:szCs w:val="22"/>
+                <w:lang w:val="es-MX"/>
+              </w:rPr>
+            </w:pPr>
+            <w:r>
+              <w:rPr>
+                <w:sz w:val="18"/>
+                <w:szCs w:val="20"/>
+                <w:lang w:val="es-MX"/>
+              </w:rPr>
+              <w:t>• Implementé ACE.</w:t>
+            </w:r>
+          </w:p>
+          <w:p>
+            <w:pPr>
+              <w:pStyle w:val="NoSpacing"/>
+              <w:ind w:left="0"/>
+              <w:jc w:val="both"/>
+              <w:rPr>
+                <w:szCs w:val="22"/>
+                <w:lang w:val="es-MX"/>
+              </w:rPr>
+            </w:pPr>
+            <w:r>
+              <w:rPr>
+                <w:sz w:val="18"/>
+                <w:szCs w:val="20"/>
+                <w:lang w:val="es-MX"/>
+              </w:rPr>
+              <w:t>• Implementé autenticación centralizada.</w:t>
+            </w:r>
+          </w:p>
+          <w:p>
+            <w:pPr>
+              <w:pStyle w:val="NoSpacing"/>
+              <w:ind w:left="0"/>
+              <w:jc w:val="both"/>
+              <w:rPr>
+                <w:szCs w:val="22"/>
+                <w:lang w:val="es-MX"/>
+              </w:rPr>
+            </w:pPr>
+            <w:r>
+              <w:rPr>
+                <w:sz w:val="18"/>
+                <w:szCs w:val="20"/>
+                <w:lang w:val="es-MX"/>
+              </w:rPr>
+              <w:lastRenderedPageBreak/>
+              <w:t>• Implementé segundo factor de autenticación.</w:t>
+            </w:r>
+          </w:p>
+          <w:p>
+            <w:pPr>
+              <w:pStyle w:val="NoSpacing"/>
+              <w:ind w:left="0"/>
+              <w:jc w:val="both"/>
+              <w:rPr>
+                <w:szCs w:val="22"/>
+              </w:rPr>
+            </w:pPr>
+            <w:r>
+              <w:rPr>
+                <w:sz w:val="18"/>
+                <w:szCs w:val="20"/>
+              </w:rPr>
+              <w:t xml:space="preserve">• </w:t>
+            </w:r>
+            <w:proofErr w:type="spellStart"/>
+            <w:r>
+              <w:rPr>
+                <w:sz w:val="18"/>
+                <w:szCs w:val="20"/>
+              </w:rPr>
+              <w:t>Implementé</w:t>
+            </w:r>
+            <w:proofErr w:type="spellEnd"/>
+            <w:r>
+              <w:rPr>
+                <w:sz w:val="18"/>
+                <w:szCs w:val="20"/>
+              </w:rPr>
+              <w:t xml:space="preserve"> Provision/Deprovision/UAR (User Access Review).</w:t>
+            </w:r>
+          </w:p>
+          <w:p>
+            <w:pPr>
+              <w:pStyle w:val="NoSpacing"/>
+              <w:ind w:left="0"/>
+              <w:jc w:val="both"/>
+              <w:rPr>
+                <w:szCs w:val="22"/>
+                <w:lang w:val="es-MX"/>
+              </w:rPr>
+            </w:pPr>
+            <w:r>
+              <w:rPr>
+                <w:sz w:val="18"/>
+                <w:szCs w:val="20"/>
+                <w:lang w:val="es-MX"/>
+              </w:rPr>
+              <w:t>• Implementé pistas de auditoría.</w:t>
+            </w:r>
+          </w:p>
+          <w:p>
+            <w:pPr>
+              <w:pStyle w:val="NoSpacing"/>
+              <w:ind w:left="0"/>
+              <w:jc w:val="both"/>
+              <w:rPr>
+                <w:szCs w:val="22"/>
+                <w:lang w:val="es-MX"/>
+              </w:rPr>
+            </w:pPr>
+            <w:r>
+              <w:rPr>
+                <w:sz w:val="18"/>
+                <w:szCs w:val="20"/>
+                <w:lang w:val="es-MX"/>
+              </w:rPr>
+              <w:t>• Implementé cuentas de servicio/privilegiadas.</w:t>
+            </w:r>
+          </w:p>
+          <w:p>
+            <w:pPr>
+              <w:pStyle w:val="NoSpacing"/>
+              <w:ind w:left="0"/>
+              <w:jc w:val="both"/>
+              <w:rPr>
+                <w:szCs w:val="22"/>
+                <w:lang w:val="es-MX"/>
+              </w:rPr>
+            </w:pPr>
+            <w:r>
+              <w:rPr>
+                <w:sz w:val="18"/>
+                <w:szCs w:val="20"/>
+                <w:lang w:val="es-MX"/>
+              </w:rPr>
+              <w:t xml:space="preserve">• Implementé </w:t>
+            </w:r>
+            <w:proofErr w:type="spellStart"/>
+            <w:r>
+              <w:rPr>
+                <w:sz w:val="18"/>
+                <w:szCs w:val="20"/>
+                <w:lang w:val="es-MX"/>
+              </w:rPr>
+              <w:t>Password</w:t>
+            </w:r>
+            <w:proofErr w:type="spellEnd"/>
+            <w:r>
+              <w:rPr>
+                <w:sz w:val="18"/>
+                <w:szCs w:val="20"/>
+                <w:lang w:val="es-MX"/>
+              </w:rPr>
+              <w:t xml:space="preserve"> Management.</w:t>
+            </w:r>
+          </w:p>
+          <w:p>
+            <w:pPr>
+              <w:pStyle w:val="NoSpacing"/>
+              <w:ind w:left="0"/>
+              <w:jc w:val="both"/>
+              <w:rPr>
+                <w:szCs w:val="22"/>
+                <w:lang w:val="es-MX"/>
+              </w:rPr>
+            </w:pPr>
+            <w:r>
+              <w:rPr>
+                <w:sz w:val="18"/>
+                <w:szCs w:val="20"/>
+                <w:lang w:val="es-MX"/>
+              </w:rPr>
+              <w:t>• Implementé SSP (Plan de Seguridad de la Solución).</w:t>
+            </w:r>
+          </w:p>
+          <w:p>
+            <w:pPr>
+              <w:pStyle w:val="NoSpacing"/>
+              <w:ind w:left="0"/>
+              <w:jc w:val="both"/>
+              <w:rPr>
+                <w:szCs w:val="22"/>
+                <w:lang w:val="es-MX"/>
+              </w:rPr>
+            </w:pPr>
+            <w:r>
+              <w:rPr>
+                <w:sz w:val="18"/>
+                <w:szCs w:val="20"/>
+                <w:lang w:val="es-MX"/>
+              </w:rPr>
+              <w:t xml:space="preserve">• Implementé </w:t>
+            </w:r>
+            <w:proofErr w:type="spellStart"/>
+            <w:r>
+              <w:rPr>
+                <w:sz w:val="18"/>
+                <w:szCs w:val="20"/>
+                <w:lang w:val="es-MX"/>
+              </w:rPr>
+              <w:t>Hardening</w:t>
+            </w:r>
+            <w:proofErr w:type="spellEnd"/>
+            <w:r>
+              <w:rPr>
+                <w:sz w:val="18"/>
+                <w:szCs w:val="20"/>
+                <w:lang w:val="es-MX"/>
+              </w:rPr>
+              <w:t>.</w:t>
+            </w:r>
+          </w:p>
+          <w:p>
+            <w:pPr>
+              <w:pStyle w:val="NoSpacing"/>
+              <w:ind w:left="0"/>
+              <w:jc w:val="both"/>
+              <w:rPr>
+                <w:szCs w:val="22"/>
+                <w:lang w:val="es-MX"/>
+              </w:rPr>
+            </w:pPr>
+            <w:r>
+              <w:rPr>
+                <w:sz w:val="18"/>
+                <w:szCs w:val="20"/>
+                <w:lang w:val="es-MX"/>
+              </w:rPr>
+              <w:t>• Reemplacé Cuentas Locales por Cuentas de Servicio (principal y /o secundaria) en Directorio Activo.</w:t>
+            </w:r>
+          </w:p>
+          <w:p>
+            <w:pPr>
+              <w:pStyle w:val="NoSpacing"/>
+              <w:ind w:left="0"/>
+              <w:jc w:val="both"/>
+              <w:rPr>
+                <w:szCs w:val="22"/>
+                <w:lang w:val="es-MX"/>
+              </w:rPr>
+            </w:pPr>
+            <w:r>
+              <w:rPr>
+                <w:sz w:val="18"/>
+                <w:szCs w:val="20"/>
+                <w:lang w:val="es-MX"/>
+              </w:rPr>
+              <w:t>• Implementé el Portal para alertar las cuentas de servicio por expirar (Aplicativo WEB).</w:t>
+            </w:r>
+          </w:p>
+          <w:p>
+            <w:pPr>
+              <w:pStyle w:val="NoSpacing"/>
+              <w:ind w:left="0"/>
+              <w:jc w:val="both"/>
+              <w:rPr>
+                <w:szCs w:val="22"/>
+                <w:lang w:val="es-MX"/>
+              </w:rPr>
+            </w:pPr>
+            <w:r>
+              <w:rPr>
+                <w:sz w:val="18"/>
+                <w:szCs w:val="20"/>
+                <w:lang w:val="es-MX"/>
+              </w:rPr>
+              <w:t>• Coordiné la operación de las diferentes células de trabajo, bajo marcos de trabajo ágiles, con un promedio de 30 consultores participando en la implementación.</w:t>
+            </w:r>
+          </w:p>
+          <w:p>
+            <w:pPr>
+              <w:pStyle w:val="NoSpacing"/>
+              <w:ind w:left="0"/>
+              <w:jc w:val="both"/>
+              <w:rPr>
+                <w:szCs w:val="22"/>
+                <w:lang w:val="es-MX"/>
+              </w:rPr>
+            </w:pPr>
+            <w:r>
+              <w:rPr>
+                <w:sz w:val="18"/>
+                <w:szCs w:val="20"/>
+                <w:lang w:val="es-MX"/>
+              </w:rPr>
+              <w:t xml:space="preserve">• Administré riesgos e </w:t>
+            </w:r>
+            <w:proofErr w:type="spellStart"/>
+            <w:r>
+              <w:rPr>
+                <w:sz w:val="18"/>
+                <w:szCs w:val="20"/>
+                <w:lang w:val="es-MX"/>
+              </w:rPr>
+              <w:t>issues</w:t>
+            </w:r>
+            <w:proofErr w:type="spellEnd"/>
+            <w:r>
+              <w:rPr>
+                <w:sz w:val="18"/>
+                <w:szCs w:val="20"/>
+                <w:lang w:val="es-MX"/>
+              </w:rPr>
+              <w:t>.</w:t>
+            </w:r>
+          </w:p>
+          <w:p>
+            <w:pPr>
+              <w:pStyle w:val="NoSpacing"/>
+              <w:ind w:left="0"/>
+              <w:jc w:val="both"/>
+              <w:rPr>
+                <w:szCs w:val="22"/>
+                <w:lang w:val="es-MX"/>
+              </w:rPr>
+            </w:pPr>
+            <w:r>
+              <w:rPr>
+                <w:sz w:val="18"/>
+                <w:szCs w:val="20"/>
+                <w:lang w:val="es-MX"/>
+              </w:rPr>
+              <w:t>• Gestioné proveedores.</w:t>
+            </w:r>
+          </w:p>
+          <w:p>
+            <w:pPr>
+              <w:pStyle w:val="NoSpacing"/>
+              <w:ind w:left="0"/>
+              <w:jc w:val="both"/>
+              <w:rPr>
+                <w:szCs w:val="22"/>
+                <w:lang w:val="es-MX"/>
+              </w:rPr>
+            </w:pPr>
+            <w:r>
+              <w:rPr>
+                <w:sz w:val="18"/>
+                <w:szCs w:val="20"/>
+                <w:lang w:val="es-MX"/>
+              </w:rPr>
+              <w:t>• Presenté y elaboré informes ejecutivos para el cliente y la alta Dirección de Softtek.</w:t>
+            </w:r>
+          </w:p>
+          <w:p>
+            <w:pPr>
+              <w:pStyle w:val="NoSpacing"/>
+              <w:ind w:left="0"/>
+              <w:jc w:val="both"/>
+              <w:rPr>
+                <w:szCs w:val="22"/>
+                <w:lang w:val="es-MX"/>
+              </w:rPr>
+            </w:pPr>
+            <w:r>
+              <w:rPr>
+                <w:sz w:val="18"/>
+                <w:szCs w:val="20"/>
+                <w:lang w:val="es-MX"/>
+              </w:rPr>
+              <w:t xml:space="preserve">• Fui gerente de proyecto para la implementación de SAP </w:t>
+            </w:r>
+            <w:proofErr w:type="spellStart"/>
+            <w:r>
+              <w:rPr>
+                <w:sz w:val="18"/>
+                <w:szCs w:val="20"/>
+                <w:lang w:val="es-MX"/>
+              </w:rPr>
+              <w:t>Commissions</w:t>
+            </w:r>
+            <w:proofErr w:type="spellEnd"/>
+            <w:r>
+              <w:rPr>
+                <w:sz w:val="18"/>
+                <w:szCs w:val="20"/>
+                <w:lang w:val="es-MX"/>
+              </w:rPr>
+              <w:t xml:space="preserve"> y Agent Performance Management APM para MetLife.</w:t>
+            </w:r>
+          </w:p>
+          <w:p>
+            <w:pPr>
+              <w:pStyle w:val="NoSpacing"/>
+              <w:ind w:left="0"/>
+              <w:jc w:val="both"/>
+              <w:rPr>
+                <w:szCs w:val="22"/>
+                <w:lang w:val="es-MX"/>
+              </w:rPr>
+            </w:pPr>
+            <w:r>
+              <w:rPr>
+                <w:sz w:val="18"/>
+                <w:szCs w:val="20"/>
+                <w:lang w:val="es-MX"/>
+              </w:rPr>
+              <w:t xml:space="preserve">• Gestioné al proveedor </w:t>
+            </w:r>
+            <w:proofErr w:type="spellStart"/>
+            <w:r>
+              <w:rPr>
+                <w:sz w:val="18"/>
+                <w:szCs w:val="20"/>
+                <w:lang w:val="es-MX"/>
+              </w:rPr>
+              <w:t>Outliers</w:t>
+            </w:r>
+            <w:proofErr w:type="spellEnd"/>
+            <w:r>
+              <w:rPr>
+                <w:sz w:val="18"/>
+                <w:szCs w:val="20"/>
+                <w:lang w:val="es-MX"/>
+              </w:rPr>
+              <w:t>, empresa responsable de la implementación de los módulos de SAP (</w:t>
+            </w:r>
+            <w:proofErr w:type="spellStart"/>
+            <w:r>
+              <w:rPr>
+                <w:sz w:val="18"/>
+                <w:szCs w:val="20"/>
+                <w:lang w:val="es-MX"/>
+              </w:rPr>
+              <w:t>Commissions</w:t>
+            </w:r>
+            <w:proofErr w:type="spellEnd"/>
+            <w:r>
+              <w:rPr>
+                <w:sz w:val="18"/>
+                <w:szCs w:val="20"/>
+                <w:lang w:val="es-MX"/>
+              </w:rPr>
+              <w:t xml:space="preserve"> y APM).</w:t>
+            </w:r>
+          </w:p>
+          <w:p>
+            <w:pPr>
+              <w:pStyle w:val="NoSpacing"/>
+              <w:ind w:left="0"/>
+              <w:jc w:val="both"/>
+              <w:rPr>
+                <w:szCs w:val="22"/>
+                <w:lang w:val="es-MX"/>
+              </w:rPr>
+            </w:pPr>
+            <w:r>
+              <w:rPr>
+                <w:sz w:val="18"/>
+                <w:szCs w:val="20"/>
+                <w:lang w:val="es-MX"/>
+              </w:rPr>
+              <w:t>• Definí métricas de calidad para la entrega del Servicio.</w:t>
+            </w:r>
+          </w:p>
+          <w:p>
+            <w:pPr>
+              <w:pStyle w:val="NoSpacing"/>
+              <w:ind w:left="0"/>
+              <w:jc w:val="both"/>
+              <w:rPr>
+                <w:szCs w:val="22"/>
+                <w:lang w:val="es-MX"/>
+              </w:rPr>
+            </w:pPr>
+            <w:r>
+              <w:rPr>
+                <w:sz w:val="18"/>
+                <w:szCs w:val="20"/>
+                <w:lang w:val="es-MX"/>
+              </w:rPr>
+              <w:t xml:space="preserve">• Administré riesgos e </w:t>
+            </w:r>
+            <w:proofErr w:type="spellStart"/>
+            <w:r>
+              <w:rPr>
+                <w:sz w:val="18"/>
+                <w:szCs w:val="20"/>
+                <w:lang w:val="es-MX"/>
+              </w:rPr>
+              <w:t>issues</w:t>
+            </w:r>
+            <w:proofErr w:type="spellEnd"/>
+            <w:r>
+              <w:rPr>
+                <w:sz w:val="18"/>
+                <w:szCs w:val="20"/>
+                <w:lang w:val="es-MX"/>
+              </w:rPr>
+              <w:t>.</w:t>
+            </w:r>
+          </w:p>
+          <w:p>
+            <w:pPr>
+              <w:pStyle w:val="NoSpacing"/>
+              <w:ind w:left="0"/>
+              <w:jc w:val="both"/>
+              <w:rPr>
+                <w:szCs w:val="22"/>
+                <w:lang w:val="es-MX"/>
+              </w:rPr>
+            </w:pPr>
+            <w:r>
+              <w:rPr>
+                <w:sz w:val="18"/>
+                <w:szCs w:val="20"/>
+                <w:lang w:val="es-MX"/>
+              </w:rPr>
+              <w:t>• Di seguimiento a las pruebas unitarias y Aseguramiento de la Calidad (QA) del cliente.</w:t>
+            </w:r>
+          </w:p>
+          <w:p>
+            <w:pPr>
+              <w:pStyle w:val="NoSpacing"/>
+              <w:ind w:left="0"/>
+              <w:jc w:val="both"/>
+              <w:rPr>
+                <w:szCs w:val="22"/>
+                <w:lang w:val="es-MX"/>
+              </w:rPr>
+            </w:pPr>
+            <w:r>
+              <w:rPr>
+                <w:sz w:val="18"/>
+                <w:szCs w:val="20"/>
+                <w:lang w:val="es-MX"/>
+              </w:rPr>
+              <w:t>• Presenté y elaboré informes para los usuarios ejecutivos del proyecto y alta Dirección de Softtek.</w:t>
             </w:r>
           </w:p>
           <w:p>
@@ -1230,7 +3038,7 @@
                 <w:szCs w:val="18"/>
                 <w:lang w:val="es-MX"/>
               </w:rPr>
-              <w:t>Delivery Manager</w:t>
+              <w:t>Gerente de entrega de proyectos (Delivery Manager)</w:t>
             </w:r>
           </w:p>
         </w:tc>
@@ -1276,7 +3084,7 @@
                 <w:szCs w:val="18"/>
                 <w:lang w:val="es-MX"/>
               </w:rPr>
-              <w:t>01 noviembre 2023</w:t>
+              <w:t>1 noviembre 2023</w:t>
             </w:r>
           </w:p>
         </w:tc>
@@ -1407,7 +3215,53 @@
                 <w:szCs w:val="20"/>
                 <w:lang w:val="es-MX"/>
               </w:rPr>
-              <w:t>• Apoyo en la generación de propuestas y estimados para los sectores de Health  Insurance y Retail.</w:t>
+              <w:t xml:space="preserve">• Apoyé en la generación de propuestas y estimados para los sectores de </w:t>
+            </w:r>
+            <w:proofErr w:type="gramStart"/>
+            <w:r>
+              <w:rPr>
+                <w:sz w:val="18"/>
+                <w:szCs w:val="20"/>
+                <w:lang w:val="es-MX"/>
+              </w:rPr>
+              <w:t xml:space="preserve">Health  </w:t>
+            </w:r>
+            <w:proofErr w:type="spellStart"/>
+            <w:r>
+              <w:rPr>
+                <w:sz w:val="18"/>
+                <w:szCs w:val="20"/>
+                <w:lang w:val="es-MX"/>
+              </w:rPr>
+              <w:t>Insurance</w:t>
+            </w:r>
+            <w:proofErr w:type="spellEnd"/>
+            <w:proofErr w:type="gramEnd"/>
+            <w:r>
+              <w:rPr>
+                <w:sz w:val="18"/>
+                <w:szCs w:val="20"/>
+                <w:lang w:val="es-MX"/>
+              </w:rPr>
+              <w:t xml:space="preserve"> y </w:t>
+            </w:r>
+            <w:proofErr w:type="spellStart"/>
+            <w:r>
+              <w:rPr>
+                <w:sz w:val="18"/>
+                <w:szCs w:val="20"/>
+                <w:lang w:val="es-MX"/>
+              </w:rPr>
+              <w:t>Retail</w:t>
+            </w:r>
+            <w:proofErr w:type="spellEnd"/>
+            <w:r>
+              <w:rPr>
+                <w:sz w:val="18"/>
+                <w:szCs w:val="20"/>
+                <w:lang w:val="es-MX"/>
+              </w:rPr>
+              <w:t>.</w:t>
             </w:r>
           </w:p>
           <w:p>
@@ -1426,7 +3280,7 @@
                 <w:szCs w:val="20"/>
                 <w:lang w:val="es-MX"/>
               </w:rPr>
-              <w:t>• Genero estrategias de atención</w:t>
+              <w:t>• Generé estrategias de atención.</w:t>
             </w:r>
           </w:p>
           <w:p>
@@ -1445,7 +3299,43 @@
                 <w:szCs w:val="20"/>
                 <w:lang w:val="es-MX"/>
               </w:rPr>
-              <w:t>• Realizo estimaciones a juicio de experto/Cosmic Function Points</w:t>
+              <w:t>• Realicé estimaciones a juicio de experto/</w:t>
+            </w:r>
+            <w:proofErr w:type="spellStart"/>
+            <w:r>
+              <w:rPr>
+                <w:sz w:val="18"/>
+                <w:szCs w:val="20"/>
+                <w:lang w:val="es-MX"/>
+              </w:rPr>
+              <w:t>Cosmic</w:t>
+            </w:r>
+            <w:proofErr w:type="spellEnd"/>
+            <w:r>
+              <w:rPr>
+                <w:sz w:val="18"/>
+                <w:szCs w:val="20"/>
+                <w:lang w:val="es-MX"/>
+              </w:rPr>
+              <w:t xml:space="preserve"> </w:t>
+            </w:r>
+            <w:proofErr w:type="spellStart"/>
+            <w:r>
+              <w:rPr>
+                <w:sz w:val="18"/>
+                <w:szCs w:val="20"/>
+                <w:lang w:val="es-MX"/>
+              </w:rPr>
+              <w:t>Function</w:t>
+            </w:r>
+            <w:proofErr w:type="spellEnd"/>
+            <w:r>
+              <w:rPr>
+                <w:sz w:val="18"/>
+                <w:szCs w:val="20"/>
+                <w:lang w:val="es-MX"/>
+              </w:rPr>
+              <w:t xml:space="preserve"> Points.</w:t>
             </w:r>
           </w:p>
           <w:p>
@@ -1464,7 +3354,7 @@
                 <w:szCs w:val="20"/>
                 <w:lang w:val="es-MX"/>
               </w:rPr>
-              <w:t>• Genero planes de trabajo a alto nivel</w:t>
+              <w:t>• Generé planes de trabajo a alto nivel.</w:t>
             </w:r>
           </w:p>
           <w:p>
@@ -1474,16 +3364,46 @@
               <w:jc w:val="both"/>
               <w:rPr>
                 <w:szCs w:val="22"/>
-                <w:lang w:val="es-MX"/>
-              </w:rPr>
-            </w:pPr>
-            <w:r>
-              <w:rPr>
-                <w:sz w:val="18"/>
-                <w:szCs w:val="20"/>
-                <w:lang w:val="es-MX"/>
-              </w:rPr>
-              <w:t>• Identifico riesgos y consideraciones</w:t>
+              </w:rPr>
+            </w:pPr>
+            <w:r>
+              <w:rPr>
+                <w:sz w:val="18"/>
+                <w:szCs w:val="20"/>
+              </w:rPr>
+              <w:t xml:space="preserve">• </w:t>
+            </w:r>
+            <w:proofErr w:type="spellStart"/>
+            <w:r>
+              <w:rPr>
+                <w:sz w:val="18"/>
+                <w:szCs w:val="20"/>
+              </w:rPr>
+              <w:t>Identifiqué</w:t>
+            </w:r>
+            <w:proofErr w:type="spellEnd"/>
+            <w:r>
+              <w:rPr>
+                <w:sz w:val="18"/>
+                <w:szCs w:val="20"/>
+              </w:rPr>
+              <w:t xml:space="preserve"> </w:t>
+            </w:r>
+            <w:proofErr w:type="spellStart"/>
+            <w:r>
+              <w:rPr>
+                <w:sz w:val="18"/>
+                <w:szCs w:val="20"/>
+              </w:rPr>
+              <w:t>riesgos</w:t>
+            </w:r>
+            <w:proofErr w:type="spellEnd"/>
+            <w:r>
+              <w:rPr>
+                <w:sz w:val="18"/>
+                <w:szCs w:val="20"/>
+              </w:rPr>
+              <w:t xml:space="preserve"> y consideraciones.</w:t>
             </w:r>
           </w:p>
           <w:p>
@@ -1493,26 +3413,6 @@
               <w:jc w:val="both"/>
               <w:rPr>
                 <w:szCs w:val="22"/>
-                <w:lang w:val="es-MX"/>
-              </w:rPr>
-            </w:pPr>
-            <w:r>
-              <w:rPr>
-                <w:sz w:val="18"/>
-                <w:szCs w:val="20"/>
-                <w:lang w:val="es-MX"/>
-              </w:rPr>
-              <w:t>• Utilizo metodologías: Administración de proyectos basadas en PMI, Gestión Ágil de proyectos con SCRUM, Metodología general de transformación y diagnóstico de generación de valor. | Apoyo en la generación de propuestas y estimados para los sectores de Health  Insurance y Retail.</w:t>
-            </w:r>
-          </w:p>
-          <w:p>
-            <w:pPr>
-              <w:pStyle w:val="NoSpacing"/>
-              <w:ind w:left="0"/>
-              <w:jc w:val="both"/>
-              <w:rPr>
-                <w:szCs w:val="22"/>
-                <w:lang w:val="es-MX"/>
               </w:rPr>
             </w:pPr>
           </w:p>
@@ -1613,7 +3513,7 @@
                 <w:b/>
                 <w:sz w:val="18"/>
                 <w:szCs w:val="18"/>
-                <w:lang w:val="en-US"/>
+                <w:lang w:val="es-MX"/>
               </w:rPr>
             </w:pPr>
             <w:r>
@@ -1622,7 +3522,7 @@
                 <w:b/>
                 <w:sz w:val="18"/>
                 <w:szCs w:val="18"/>
-                <w:lang w:val="en-US"/>
+                <w:lang w:val="es-MX"/>
               </w:rPr>
               <w:t>Puesto</w:t>
             </w:r>
@@ -1634,17 +3534,17 @@
                 <w:bCs/>
                 <w:sz w:val="18"/>
                 <w:szCs w:val="18"/>
-                <w:lang w:val="en-US"/>
-              </w:rPr>
-            </w:pPr>
-            <w:r>
-              <w:rPr>
-                <w:rFonts w:ascii="Arial" w:hAnsi="Arial" w:cs="Arial"/>
-                <w:sz w:val="18"/>
-                <w:szCs w:val="18"/>
-                <w:lang w:val="en-US"/>
-              </w:rPr>
-              <w:t>Delivery Manager/Project Manager</w:t>
+                <w:lang w:val="es-MX"/>
+              </w:rPr>
+            </w:pPr>
+            <w:r>
+              <w:rPr>
+                <w:rFonts w:ascii="Arial" w:hAnsi="Arial" w:cs="Arial"/>
+                <w:sz w:val="18"/>
+                <w:szCs w:val="18"/>
+                <w:lang w:val="es-MX"/>
+              </w:rPr>
+              <w:t>Gerente de entrega de proyectos (Delivery Manager)/Project Manager</w:t>
             </w:r>
           </w:p>
         </w:tc>
@@ -1690,7 +3590,7 @@
                 <w:szCs w:val="18"/>
                 <w:lang w:val="es-MX"/>
               </w:rPr>
-              <w:t>01 abril 2023</w:t>
+              <w:t>3 abril 2023</w:t>
             </w:r>
           </w:p>
         </w:tc>
@@ -1821,7 +3721,43 @@
                 <w:szCs w:val="20"/>
                 <w:lang w:val="es-MX"/>
               </w:rPr>
-              <w:t>• Soy responsable de la dirección de proyectos e implementacion de controles de seguridad</w:t>
+              <w:t xml:space="preserve">• Fui responsable de la gestión del proyecto de </w:t>
+            </w:r>
+            <w:proofErr w:type="spellStart"/>
+            <w:r>
+              <w:rPr>
+                <w:sz w:val="18"/>
+                <w:szCs w:val="20"/>
+                <w:lang w:val="es-MX"/>
+              </w:rPr>
+              <w:t>Assessment</w:t>
+            </w:r>
+            <w:proofErr w:type="spellEnd"/>
+            <w:r>
+              <w:rPr>
+                <w:sz w:val="18"/>
+                <w:szCs w:val="20"/>
+                <w:lang w:val="es-MX"/>
+              </w:rPr>
+              <w:t xml:space="preserve"> de Evaluación de Soluciones para la nueva plataforma de </w:t>
+            </w:r>
+            <w:proofErr w:type="spellStart"/>
+            <w:r>
+              <w:rPr>
+                <w:sz w:val="18"/>
+                <w:szCs w:val="20"/>
+                <w:lang w:val="es-MX"/>
+              </w:rPr>
+              <w:t>Collections</w:t>
+            </w:r>
+            <w:proofErr w:type="spellEnd"/>
+            <w:r>
+              <w:rPr>
+                <w:sz w:val="18"/>
+                <w:szCs w:val="20"/>
+                <w:lang w:val="es-MX"/>
+              </w:rPr>
+              <w:t xml:space="preserve"> de Chubb México.</w:t>
             </w:r>
           </w:p>
           <w:p>
@@ -1840,7 +3776,7 @@
                 <w:szCs w:val="20"/>
                 <w:lang w:val="es-MX"/>
               </w:rPr>
-              <w:t>• Gestiono proveedores.</w:t>
+              <w:t>• Realicé el estado de la situación actual.</w:t>
             </w:r>
           </w:p>
           <w:p>
@@ -1859,7 +3795,7 @@
                 <w:szCs w:val="20"/>
                 <w:lang w:val="es-MX"/>
               </w:rPr>
-              <w:t>• Presento y elaboro informes ejecutivos para el cliente, y alta Dirección de Softtek</w:t>
+              <w:t>• Coordiné y preparé entrevistas a las áreas usuarias y tecnológicas para identificar los procesos y subprocesos relacionados con Cobranza.</w:t>
             </w:r>
           </w:p>
           <w:p>
@@ -1878,7 +3814,448 @@
                 <w:szCs w:val="20"/>
                 <w:lang w:val="es-MX"/>
               </w:rPr>
-              <w:t>• Genero y presento reportes financieros de los proyectos.</w:t>
+              <w:t>• Generé el informe de estado de situación por área, que incluyó el mapa de procesos y subprocesos, diagramas de contexto y descripción general de cada uno de los subprocesos.</w:t>
+            </w:r>
+          </w:p>
+          <w:p>
+            <w:pPr>
+              <w:pStyle w:val="NoSpacing"/>
+              <w:ind w:left="0"/>
+              <w:jc w:val="both"/>
+              <w:rPr>
+                <w:szCs w:val="22"/>
+                <w:lang w:val="es-MX"/>
+              </w:rPr>
+            </w:pPr>
+            <w:r>
+              <w:rPr>
+                <w:sz w:val="18"/>
+                <w:szCs w:val="20"/>
+                <w:lang w:val="es-MX"/>
+              </w:rPr>
+              <w:t>• Evalué soluciones de Cobranza y generé recomendaciones.</w:t>
+            </w:r>
+          </w:p>
+          <w:p>
+            <w:pPr>
+              <w:pStyle w:val="NoSpacing"/>
+              <w:ind w:left="0"/>
+              <w:jc w:val="both"/>
+              <w:rPr>
+                <w:szCs w:val="22"/>
+                <w:lang w:val="es-MX"/>
+              </w:rPr>
+            </w:pPr>
+            <w:r>
+              <w:rPr>
+                <w:sz w:val="18"/>
+                <w:szCs w:val="20"/>
+                <w:lang w:val="es-MX"/>
+              </w:rPr>
+              <w:t>• Coordiné el proceso de selección e invitación de proveedores con soluciones de Billing y Cobranza que cubrieran los requerimientos generales de Chubb.</w:t>
+            </w:r>
+          </w:p>
+          <w:p>
+            <w:pPr>
+              <w:pStyle w:val="NoSpacing"/>
+              <w:ind w:left="0"/>
+              <w:jc w:val="both"/>
+              <w:rPr>
+                <w:szCs w:val="22"/>
+                <w:lang w:val="es-MX"/>
+              </w:rPr>
+            </w:pPr>
+            <w:r>
+              <w:rPr>
+                <w:sz w:val="18"/>
+                <w:szCs w:val="20"/>
+                <w:lang w:val="es-MX"/>
+              </w:rPr>
+              <w:t xml:space="preserve">• Generé el RFP Request </w:t>
+            </w:r>
+            <w:proofErr w:type="spellStart"/>
+            <w:r>
+              <w:rPr>
+                <w:sz w:val="18"/>
+                <w:szCs w:val="20"/>
+                <w:lang w:val="es-MX"/>
+              </w:rPr>
+              <w:t>for</w:t>
+            </w:r>
+            <w:proofErr w:type="spellEnd"/>
+            <w:r>
+              <w:rPr>
+                <w:sz w:val="18"/>
+                <w:szCs w:val="20"/>
+                <w:lang w:val="es-MX"/>
+              </w:rPr>
+              <w:t xml:space="preserve"> </w:t>
+            </w:r>
+            <w:proofErr w:type="spellStart"/>
+            <w:r>
+              <w:rPr>
+                <w:sz w:val="18"/>
+                <w:szCs w:val="20"/>
+                <w:lang w:val="es-MX"/>
+              </w:rPr>
+              <w:t>Proposal</w:t>
+            </w:r>
+            <w:proofErr w:type="spellEnd"/>
+            <w:r>
+              <w:rPr>
+                <w:sz w:val="18"/>
+                <w:szCs w:val="20"/>
+                <w:lang w:val="es-MX"/>
+              </w:rPr>
+              <w:t xml:space="preserve"> para solicitar respuesta a los proveedores.</w:t>
+            </w:r>
+          </w:p>
+          <w:p>
+            <w:pPr>
+              <w:pStyle w:val="NoSpacing"/>
+              <w:ind w:left="0"/>
+              <w:jc w:val="both"/>
+              <w:rPr>
+                <w:szCs w:val="22"/>
+                <w:lang w:val="es-MX"/>
+              </w:rPr>
+            </w:pPr>
+            <w:r>
+              <w:rPr>
+                <w:sz w:val="18"/>
+                <w:szCs w:val="20"/>
+                <w:lang w:val="es-MX"/>
+              </w:rPr>
+              <w:t>• Coordiné las presentaciones funcionales y técnicas de cada proveedor.</w:t>
+            </w:r>
+          </w:p>
+          <w:p>
+            <w:pPr>
+              <w:pStyle w:val="NoSpacing"/>
+              <w:ind w:left="0"/>
+              <w:jc w:val="both"/>
+              <w:rPr>
+                <w:szCs w:val="22"/>
+                <w:lang w:val="es-MX"/>
+              </w:rPr>
+            </w:pPr>
+            <w:r>
+              <w:rPr>
+                <w:sz w:val="18"/>
+                <w:szCs w:val="20"/>
+                <w:lang w:val="es-MX"/>
+              </w:rPr>
+              <w:t>• Evalué cada una de las soluciones (</w:t>
+            </w:r>
+            <w:proofErr w:type="spellStart"/>
+            <w:r>
+              <w:rPr>
+                <w:sz w:val="18"/>
+                <w:szCs w:val="20"/>
+                <w:lang w:val="es-MX"/>
+              </w:rPr>
+              <w:t>Guidewire</w:t>
+            </w:r>
+            <w:proofErr w:type="spellEnd"/>
+            <w:r>
+              <w:rPr>
+                <w:sz w:val="18"/>
+                <w:szCs w:val="20"/>
+                <w:lang w:val="es-MX"/>
+              </w:rPr>
+              <w:t xml:space="preserve"> </w:t>
+            </w:r>
+            <w:proofErr w:type="spellStart"/>
+            <w:r>
+              <w:rPr>
+                <w:sz w:val="18"/>
+                <w:szCs w:val="20"/>
+                <w:lang w:val="es-MX"/>
+              </w:rPr>
+              <w:t>BillingCenter</w:t>
+            </w:r>
+            <w:proofErr w:type="spellEnd"/>
+            <w:r>
+              <w:rPr>
+                <w:sz w:val="18"/>
+                <w:szCs w:val="20"/>
+                <w:lang w:val="es-MX"/>
+              </w:rPr>
+              <w:t xml:space="preserve">, </w:t>
+            </w:r>
+            <w:proofErr w:type="spellStart"/>
+            <w:r>
+              <w:rPr>
+                <w:sz w:val="18"/>
+                <w:szCs w:val="20"/>
+                <w:lang w:val="es-MX"/>
+              </w:rPr>
+              <w:t>Adacta</w:t>
+            </w:r>
+            <w:proofErr w:type="spellEnd"/>
+            <w:r>
+              <w:rPr>
+                <w:sz w:val="18"/>
+                <w:szCs w:val="20"/>
+                <w:lang w:val="es-MX"/>
+              </w:rPr>
+              <w:t xml:space="preserve"> </w:t>
+            </w:r>
+            <w:proofErr w:type="spellStart"/>
+            <w:r>
+              <w:rPr>
+                <w:sz w:val="18"/>
+                <w:szCs w:val="20"/>
+                <w:lang w:val="es-MX"/>
+              </w:rPr>
+              <w:t>Adinsure</w:t>
+            </w:r>
+            <w:proofErr w:type="spellEnd"/>
+            <w:r>
+              <w:rPr>
+                <w:sz w:val="18"/>
+                <w:szCs w:val="20"/>
+                <w:lang w:val="es-MX"/>
+              </w:rPr>
+              <w:t xml:space="preserve">, SAP </w:t>
+            </w:r>
+            <w:proofErr w:type="spellStart"/>
+            <w:r>
+              <w:rPr>
+                <w:sz w:val="18"/>
+                <w:szCs w:val="20"/>
+                <w:lang w:val="es-MX"/>
+              </w:rPr>
+              <w:t>Fioneer</w:t>
+            </w:r>
+            <w:proofErr w:type="spellEnd"/>
+            <w:r>
+              <w:rPr>
+                <w:sz w:val="18"/>
+                <w:szCs w:val="20"/>
+                <w:lang w:val="es-MX"/>
+              </w:rPr>
+              <w:t xml:space="preserve"> S4/HANA </w:t>
+            </w:r>
+            <w:proofErr w:type="spellStart"/>
+            <w:r>
+              <w:rPr>
+                <w:sz w:val="18"/>
+                <w:szCs w:val="20"/>
+                <w:lang w:val="es-MX"/>
+              </w:rPr>
+              <w:t>Insurance</w:t>
+            </w:r>
+            <w:proofErr w:type="spellEnd"/>
+            <w:r>
+              <w:rPr>
+                <w:sz w:val="18"/>
+                <w:szCs w:val="20"/>
+                <w:lang w:val="es-MX"/>
+              </w:rPr>
+              <w:t xml:space="preserve"> </w:t>
+            </w:r>
+            <w:proofErr w:type="spellStart"/>
+            <w:r>
+              <w:rPr>
+                <w:sz w:val="18"/>
+                <w:szCs w:val="20"/>
+                <w:lang w:val="es-MX"/>
+              </w:rPr>
+              <w:t>for</w:t>
+            </w:r>
+            <w:proofErr w:type="spellEnd"/>
+            <w:r>
+              <w:rPr>
+                <w:sz w:val="18"/>
+                <w:szCs w:val="20"/>
+                <w:lang w:val="es-MX"/>
+              </w:rPr>
+              <w:t xml:space="preserve"> </w:t>
+            </w:r>
+            <w:proofErr w:type="spellStart"/>
+            <w:r>
+              <w:rPr>
+                <w:sz w:val="18"/>
+                <w:szCs w:val="20"/>
+                <w:lang w:val="es-MX"/>
+              </w:rPr>
+              <w:t>Collections</w:t>
+            </w:r>
+            <w:proofErr w:type="spellEnd"/>
+            <w:r>
+              <w:rPr>
+                <w:sz w:val="18"/>
+                <w:szCs w:val="20"/>
+                <w:lang w:val="es-MX"/>
+              </w:rPr>
+              <w:t xml:space="preserve"> and </w:t>
+            </w:r>
+            <w:proofErr w:type="spellStart"/>
+            <w:r>
+              <w:rPr>
+                <w:sz w:val="18"/>
+                <w:szCs w:val="20"/>
+                <w:lang w:val="es-MX"/>
+              </w:rPr>
+              <w:t>Disbursements</w:t>
+            </w:r>
+            <w:proofErr w:type="spellEnd"/>
+            <w:r>
+              <w:rPr>
+                <w:sz w:val="18"/>
+                <w:szCs w:val="20"/>
+                <w:lang w:val="es-MX"/>
+              </w:rPr>
+              <w:t xml:space="preserve">, </w:t>
+            </w:r>
+            <w:proofErr w:type="spellStart"/>
+            <w:r>
+              <w:rPr>
+                <w:sz w:val="18"/>
+                <w:szCs w:val="20"/>
+                <w:lang w:val="es-MX"/>
+              </w:rPr>
+              <w:t>Biosnettcs</w:t>
+            </w:r>
+            <w:proofErr w:type="spellEnd"/>
+            <w:r>
+              <w:rPr>
+                <w:sz w:val="18"/>
+                <w:szCs w:val="20"/>
+                <w:lang w:val="es-MX"/>
+              </w:rPr>
+              <w:t xml:space="preserve"> </w:t>
+            </w:r>
+            <w:proofErr w:type="spellStart"/>
+            <w:r>
+              <w:rPr>
+                <w:sz w:val="18"/>
+                <w:szCs w:val="20"/>
+                <w:lang w:val="es-MX"/>
+              </w:rPr>
+              <w:t>XtendCore</w:t>
+            </w:r>
+            <w:proofErr w:type="spellEnd"/>
+            <w:r>
+              <w:rPr>
+                <w:sz w:val="18"/>
+                <w:szCs w:val="20"/>
+                <w:lang w:val="es-MX"/>
+              </w:rPr>
+              <w:t xml:space="preserve"> </w:t>
+            </w:r>
+            <w:proofErr w:type="spellStart"/>
+            <w:r>
+              <w:rPr>
+                <w:sz w:val="18"/>
+                <w:szCs w:val="20"/>
+                <w:lang w:val="es-MX"/>
+              </w:rPr>
+              <w:t>Collections</w:t>
+            </w:r>
+            <w:proofErr w:type="spellEnd"/>
+            <w:r>
+              <w:rPr>
+                <w:sz w:val="18"/>
+                <w:szCs w:val="20"/>
+                <w:lang w:val="es-MX"/>
+              </w:rPr>
+              <w:t>).</w:t>
+            </w:r>
+          </w:p>
+          <w:p>
+            <w:pPr>
+              <w:pStyle w:val="NoSpacing"/>
+              <w:ind w:left="0"/>
+              <w:jc w:val="both"/>
+              <w:rPr>
+                <w:szCs w:val="22"/>
+                <w:lang w:val="es-MX"/>
+              </w:rPr>
+            </w:pPr>
+            <w:r>
+              <w:rPr>
+                <w:sz w:val="18"/>
+                <w:szCs w:val="20"/>
+                <w:lang w:val="es-MX"/>
+              </w:rPr>
+              <w:t>• Generé recomendaciones.</w:t>
+            </w:r>
+          </w:p>
+          <w:p>
+            <w:pPr>
+              <w:pStyle w:val="NoSpacing"/>
+              <w:ind w:left="0"/>
+              <w:jc w:val="both"/>
+              <w:rPr>
+                <w:szCs w:val="22"/>
+                <w:lang w:val="es-MX"/>
+              </w:rPr>
+            </w:pPr>
+            <w:r>
+              <w:rPr>
+                <w:sz w:val="18"/>
+                <w:szCs w:val="20"/>
+                <w:lang w:val="es-MX"/>
+              </w:rPr>
+              <w:t xml:space="preserve">• Administré riesgos e </w:t>
+            </w:r>
+            <w:proofErr w:type="spellStart"/>
+            <w:r>
+              <w:rPr>
+                <w:sz w:val="18"/>
+                <w:szCs w:val="20"/>
+                <w:lang w:val="es-MX"/>
+              </w:rPr>
+              <w:t>issues</w:t>
+            </w:r>
+            <w:proofErr w:type="spellEnd"/>
+            <w:r>
+              <w:rPr>
+                <w:sz w:val="18"/>
+                <w:szCs w:val="20"/>
+                <w:lang w:val="es-MX"/>
+              </w:rPr>
+              <w:t>.</w:t>
+            </w:r>
+          </w:p>
+          <w:p>
+            <w:pPr>
+              <w:pStyle w:val="NoSpacing"/>
+              <w:ind w:left="0"/>
+              <w:jc w:val="both"/>
+              <w:rPr>
+                <w:szCs w:val="22"/>
+                <w:lang w:val="es-MX"/>
+              </w:rPr>
+            </w:pPr>
+            <w:r>
+              <w:rPr>
+                <w:sz w:val="18"/>
+                <w:szCs w:val="20"/>
+                <w:lang w:val="es-MX"/>
+              </w:rPr>
+              <w:t>• Gestioné proveedores.</w:t>
+            </w:r>
+          </w:p>
+          <w:p>
+            <w:pPr>
+              <w:pStyle w:val="NoSpacing"/>
+              <w:ind w:left="0"/>
+              <w:jc w:val="both"/>
+              <w:rPr>
+                <w:szCs w:val="22"/>
+                <w:lang w:val="es-MX"/>
+              </w:rPr>
+            </w:pPr>
+            <w:r>
+              <w:rPr>
+                <w:sz w:val="18"/>
+                <w:szCs w:val="20"/>
+                <w:lang w:val="es-MX"/>
+              </w:rPr>
+              <w:t>• Presenté y elaboré informes ejecutivos para el cliente y la alta Dirección de Softtek.</w:t>
             </w:r>
           </w:p>
           <w:p>
@@ -2020,7 +4397,7 @@
                 <w:szCs w:val="18"/>
                 <w:lang w:val="es-MX"/>
               </w:rPr>
-              <w:t>Delivery Manager</w:t>
+              <w:t>Gerente de entrega de proyectos (Delivery Manager)</w:t>
             </w:r>
           </w:p>
         </w:tc>
@@ -2066,7 +4443,7 @@
                 <w:szCs w:val="18"/>
                 <w:lang w:val="es-MX"/>
               </w:rPr>
-              <w:t>01 octubre 2021</w:t>
+              <w:t>1 octubre 2021</w:t>
             </w:r>
           </w:p>
         </w:tc>
@@ -2197,7 +4574,115 @@
                 <w:szCs w:val="20"/>
                 <w:lang w:val="es-MX"/>
               </w:rPr>
-              <w:t>• He dirigido proyectos de implementación de controles de seguridad para aplicaciones (ACE y Hardening)</w:t>
+              <w:t xml:space="preserve">• Fui responsable de la dirección para los proyectos de Walmart ACE y </w:t>
+            </w:r>
+            <w:proofErr w:type="spellStart"/>
+            <w:r>
+              <w:rPr>
+                <w:sz w:val="18"/>
+                <w:szCs w:val="20"/>
+                <w:lang w:val="es-MX"/>
+              </w:rPr>
+              <w:t>Hardening</w:t>
+            </w:r>
+            <w:proofErr w:type="spellEnd"/>
+            <w:r>
+              <w:rPr>
+                <w:sz w:val="18"/>
+                <w:szCs w:val="20"/>
+                <w:lang w:val="es-MX"/>
+              </w:rPr>
+              <w:t xml:space="preserve"> de Servidores, consistentes en implementar controles de seguridad para las aplicaciones (14 aplicaciones en ACE, y 83 aplicaciones en </w:t>
+            </w:r>
+            <w:proofErr w:type="spellStart"/>
+            <w:r>
+              <w:rPr>
+                <w:sz w:val="18"/>
+                <w:szCs w:val="20"/>
+                <w:lang w:val="es-MX"/>
+              </w:rPr>
+              <w:t>Hardening</w:t>
+            </w:r>
+            <w:proofErr w:type="spellEnd"/>
+            <w:r>
+              <w:rPr>
+                <w:sz w:val="18"/>
+                <w:szCs w:val="20"/>
+                <w:lang w:val="es-MX"/>
+              </w:rPr>
+              <w:t xml:space="preserve">), en donde se llevaron a cabo remediaciones/integraciones necesarias con el fin de que los aplicativos se alineen en </w:t>
+            </w:r>
+            <w:proofErr w:type="spellStart"/>
+            <w:r>
+              <w:rPr>
+                <w:sz w:val="18"/>
+                <w:szCs w:val="20"/>
+                <w:lang w:val="es-MX"/>
+              </w:rPr>
+              <w:t>compliance</w:t>
+            </w:r>
+            <w:proofErr w:type="spellEnd"/>
+            <w:r>
+              <w:rPr>
+                <w:sz w:val="18"/>
+                <w:szCs w:val="20"/>
+                <w:lang w:val="es-MX"/>
+              </w:rPr>
+              <w:t xml:space="preserve"> a las políticas globales de </w:t>
+            </w:r>
+            <w:proofErr w:type="spellStart"/>
+            <w:r>
+              <w:rPr>
+                <w:sz w:val="18"/>
+                <w:szCs w:val="20"/>
+                <w:lang w:val="es-MX"/>
+              </w:rPr>
+              <w:t>identity</w:t>
+            </w:r>
+            <w:proofErr w:type="spellEnd"/>
+            <w:r>
+              <w:rPr>
+                <w:sz w:val="18"/>
+                <w:szCs w:val="20"/>
+                <w:lang w:val="es-MX"/>
+              </w:rPr>
+              <w:t xml:space="preserve">  </w:t>
+            </w:r>
+            <w:proofErr w:type="spellStart"/>
+            <w:r>
+              <w:rPr>
+                <w:sz w:val="18"/>
+                <w:szCs w:val="20"/>
+                <w:lang w:val="es-MX"/>
+              </w:rPr>
+              <w:t>access</w:t>
+            </w:r>
+            <w:proofErr w:type="spellEnd"/>
+            <w:r>
+              <w:rPr>
+                <w:sz w:val="18"/>
+                <w:szCs w:val="20"/>
+                <w:lang w:val="es-MX"/>
+              </w:rPr>
+              <w:t xml:space="preserve"> </w:t>
+            </w:r>
+            <w:proofErr w:type="spellStart"/>
+            <w:r>
+              <w:rPr>
+                <w:sz w:val="18"/>
+                <w:szCs w:val="20"/>
+                <w:lang w:val="es-MX"/>
+              </w:rPr>
+              <w:t>managment</w:t>
+            </w:r>
+            <w:proofErr w:type="spellEnd"/>
+            <w:r>
+              <w:rPr>
+                <w:sz w:val="18"/>
+                <w:szCs w:val="20"/>
+                <w:lang w:val="es-MX"/>
+              </w:rPr>
+              <w:t>, gestión y protección de datos, así como la validación de soluciones nuevas o modificación de las existentes en el portafolio de Tecnología de la Información (TI).</w:t>
             </w:r>
           </w:p>
           <w:p>
@@ -2216,7 +4701,7 @@
                 <w:szCs w:val="20"/>
                 <w:lang w:val="es-MX"/>
               </w:rPr>
-              <w:t>• Coordiné la operación de células de trabajo bajo marcos ágiles para la ejecución de implementaciones</w:t>
+              <w:t>• Implementé los siguientes controles de seguridad en cada uno de los proyectos.</w:t>
             </w:r>
           </w:p>
           <w:p>
@@ -2235,7 +4720,341 @@
                 <w:szCs w:val="20"/>
                 <w:lang w:val="es-MX"/>
               </w:rPr>
-              <w:t>• Gestioné riesgos, proveedores y presenté informes ejecutivos al cliente</w:t>
+              <w:t>• Implementé ACE.</w:t>
+            </w:r>
+          </w:p>
+          <w:p>
+            <w:pPr>
+              <w:pStyle w:val="NoSpacing"/>
+              <w:ind w:left="0"/>
+              <w:jc w:val="both"/>
+              <w:rPr>
+                <w:szCs w:val="22"/>
+                <w:lang w:val="es-MX"/>
+              </w:rPr>
+            </w:pPr>
+            <w:r>
+              <w:rPr>
+                <w:sz w:val="18"/>
+                <w:szCs w:val="20"/>
+                <w:lang w:val="es-MX"/>
+              </w:rPr>
+              <w:t>• Implementé autenticación centralizada.</w:t>
+            </w:r>
+          </w:p>
+          <w:p>
+            <w:pPr>
+              <w:pStyle w:val="NoSpacing"/>
+              <w:ind w:left="0"/>
+              <w:jc w:val="both"/>
+              <w:rPr>
+                <w:szCs w:val="22"/>
+                <w:lang w:val="es-MX"/>
+              </w:rPr>
+            </w:pPr>
+            <w:r>
+              <w:rPr>
+                <w:sz w:val="18"/>
+                <w:szCs w:val="20"/>
+                <w:lang w:val="es-MX"/>
+              </w:rPr>
+              <w:t>• Implementé segundo factor de autenticación.</w:t>
+            </w:r>
+          </w:p>
+          <w:p>
+            <w:pPr>
+              <w:pStyle w:val="NoSpacing"/>
+              <w:ind w:left="0"/>
+              <w:jc w:val="both"/>
+              <w:rPr>
+                <w:szCs w:val="22"/>
+              </w:rPr>
+            </w:pPr>
+            <w:r>
+              <w:rPr>
+                <w:sz w:val="18"/>
+                <w:szCs w:val="20"/>
+              </w:rPr>
+              <w:t xml:space="preserve">• </w:t>
+            </w:r>
+            <w:proofErr w:type="spellStart"/>
+            <w:r>
+              <w:rPr>
+                <w:sz w:val="18"/>
+                <w:szCs w:val="20"/>
+              </w:rPr>
+              <w:t>Implementé</w:t>
+            </w:r>
+            <w:proofErr w:type="spellEnd"/>
+            <w:r>
+              <w:rPr>
+                <w:sz w:val="18"/>
+                <w:szCs w:val="20"/>
+              </w:rPr>
+              <w:t xml:space="preserve"> Provision/Deprovision/UAR (User Access Review).</w:t>
+            </w:r>
+          </w:p>
+          <w:p>
+            <w:pPr>
+              <w:pStyle w:val="NoSpacing"/>
+              <w:ind w:left="0"/>
+              <w:jc w:val="both"/>
+              <w:rPr>
+                <w:szCs w:val="22"/>
+                <w:lang w:val="es-MX"/>
+              </w:rPr>
+            </w:pPr>
+            <w:r>
+              <w:rPr>
+                <w:sz w:val="18"/>
+                <w:szCs w:val="20"/>
+                <w:lang w:val="es-MX"/>
+              </w:rPr>
+              <w:t>• Implementé pistas de auditoría.</w:t>
+            </w:r>
+          </w:p>
+          <w:p>
+            <w:pPr>
+              <w:pStyle w:val="NoSpacing"/>
+              <w:ind w:left="0"/>
+              <w:jc w:val="both"/>
+              <w:rPr>
+                <w:szCs w:val="22"/>
+                <w:lang w:val="es-MX"/>
+              </w:rPr>
+            </w:pPr>
+            <w:r>
+              <w:rPr>
+                <w:sz w:val="18"/>
+                <w:szCs w:val="20"/>
+                <w:lang w:val="es-MX"/>
+              </w:rPr>
+              <w:t>• Implementé cuentas de servicio/privilegiadas.</w:t>
+            </w:r>
+          </w:p>
+          <w:p>
+            <w:pPr>
+              <w:pStyle w:val="NoSpacing"/>
+              <w:ind w:left="0"/>
+              <w:jc w:val="both"/>
+              <w:rPr>
+                <w:szCs w:val="22"/>
+                <w:lang w:val="es-MX"/>
+              </w:rPr>
+            </w:pPr>
+            <w:r>
+              <w:rPr>
+                <w:sz w:val="18"/>
+                <w:szCs w:val="20"/>
+                <w:lang w:val="es-MX"/>
+              </w:rPr>
+              <w:t xml:space="preserve">• Implementé </w:t>
+            </w:r>
+            <w:proofErr w:type="spellStart"/>
+            <w:r>
+              <w:rPr>
+                <w:sz w:val="18"/>
+                <w:szCs w:val="20"/>
+                <w:lang w:val="es-MX"/>
+              </w:rPr>
+              <w:t>Password</w:t>
+            </w:r>
+            <w:proofErr w:type="spellEnd"/>
+            <w:r>
+              <w:rPr>
+                <w:sz w:val="18"/>
+                <w:szCs w:val="20"/>
+                <w:lang w:val="es-MX"/>
+              </w:rPr>
+              <w:t xml:space="preserve"> Management.</w:t>
+            </w:r>
+          </w:p>
+          <w:p>
+            <w:pPr>
+              <w:pStyle w:val="NoSpacing"/>
+              <w:ind w:left="0"/>
+              <w:jc w:val="both"/>
+              <w:rPr>
+                <w:szCs w:val="22"/>
+                <w:lang w:val="es-MX"/>
+              </w:rPr>
+            </w:pPr>
+            <w:r>
+              <w:rPr>
+                <w:sz w:val="18"/>
+                <w:szCs w:val="20"/>
+                <w:lang w:val="es-MX"/>
+              </w:rPr>
+              <w:t>• Implementé SSP (Plan de Seguridad de la Solución).</w:t>
+            </w:r>
+          </w:p>
+          <w:p>
+            <w:pPr>
+              <w:pStyle w:val="NoSpacing"/>
+              <w:ind w:left="0"/>
+              <w:jc w:val="both"/>
+              <w:rPr>
+                <w:szCs w:val="22"/>
+                <w:lang w:val="es-MX"/>
+              </w:rPr>
+            </w:pPr>
+            <w:r>
+              <w:rPr>
+                <w:sz w:val="18"/>
+                <w:szCs w:val="20"/>
+                <w:lang w:val="es-MX"/>
+              </w:rPr>
+              <w:t xml:space="preserve">• Implementé </w:t>
+            </w:r>
+            <w:proofErr w:type="spellStart"/>
+            <w:r>
+              <w:rPr>
+                <w:sz w:val="18"/>
+                <w:szCs w:val="20"/>
+                <w:lang w:val="es-MX"/>
+              </w:rPr>
+              <w:t>Hardening</w:t>
+            </w:r>
+            <w:proofErr w:type="spellEnd"/>
+            <w:r>
+              <w:rPr>
+                <w:sz w:val="18"/>
+                <w:szCs w:val="20"/>
+                <w:lang w:val="es-MX"/>
+              </w:rPr>
+              <w:t>.</w:t>
+            </w:r>
+          </w:p>
+          <w:p>
+            <w:pPr>
+              <w:pStyle w:val="NoSpacing"/>
+              <w:ind w:left="0"/>
+              <w:jc w:val="both"/>
+              <w:rPr>
+                <w:szCs w:val="22"/>
+                <w:lang w:val="es-MX"/>
+              </w:rPr>
+            </w:pPr>
+            <w:r>
+              <w:rPr>
+                <w:sz w:val="18"/>
+                <w:szCs w:val="20"/>
+                <w:lang w:val="es-MX"/>
+              </w:rPr>
+              <w:t>• Reemplacé Cuentas Locales por Cuentas de Servicio (principal y /o secundaria) en Directorio Activo.</w:t>
+            </w:r>
+          </w:p>
+          <w:p>
+            <w:pPr>
+              <w:pStyle w:val="NoSpacing"/>
+              <w:ind w:left="0"/>
+              <w:jc w:val="both"/>
+              <w:rPr>
+                <w:szCs w:val="22"/>
+                <w:lang w:val="es-MX"/>
+              </w:rPr>
+            </w:pPr>
+            <w:r>
+              <w:rPr>
+                <w:sz w:val="18"/>
+                <w:szCs w:val="20"/>
+                <w:lang w:val="es-MX"/>
+              </w:rPr>
+              <w:t>• Implementé el Portal para alertar las cuentas de servicio por expirar (Aplicativo WEB).</w:t>
+            </w:r>
+          </w:p>
+          <w:p>
+            <w:pPr>
+              <w:pStyle w:val="NoSpacing"/>
+              <w:ind w:left="0"/>
+              <w:jc w:val="both"/>
+              <w:rPr>
+                <w:szCs w:val="22"/>
+                <w:lang w:val="es-MX"/>
+              </w:rPr>
+            </w:pPr>
+            <w:r>
+              <w:rPr>
+                <w:sz w:val="18"/>
+                <w:szCs w:val="20"/>
+                <w:lang w:val="es-MX"/>
+              </w:rPr>
+              <w:t>• Coordiné la operación de las diferentes células de trabajo, bajo marcos de trabajo ágiles, con un promedio de 30 consultores participando en la implementación.</w:t>
+            </w:r>
+          </w:p>
+          <w:p>
+            <w:pPr>
+              <w:pStyle w:val="NoSpacing"/>
+              <w:ind w:left="0"/>
+              <w:jc w:val="both"/>
+              <w:rPr>
+                <w:szCs w:val="22"/>
+                <w:lang w:val="es-MX"/>
+              </w:rPr>
+            </w:pPr>
+            <w:r>
+              <w:rPr>
+                <w:sz w:val="18"/>
+                <w:szCs w:val="20"/>
+                <w:lang w:val="es-MX"/>
+              </w:rPr>
+              <w:t xml:space="preserve">• Administré riesgos e </w:t>
+            </w:r>
+            <w:proofErr w:type="spellStart"/>
+            <w:r>
+              <w:rPr>
+                <w:sz w:val="18"/>
+                <w:szCs w:val="20"/>
+                <w:lang w:val="es-MX"/>
+              </w:rPr>
+              <w:t>issues</w:t>
+            </w:r>
+            <w:proofErr w:type="spellEnd"/>
+            <w:r>
+              <w:rPr>
+                <w:sz w:val="18"/>
+                <w:szCs w:val="20"/>
+                <w:lang w:val="es-MX"/>
+              </w:rPr>
+              <w:t>.</w:t>
+            </w:r>
+          </w:p>
+          <w:p>
+            <w:pPr>
+              <w:pStyle w:val="NoSpacing"/>
+              <w:ind w:left="0"/>
+              <w:jc w:val="both"/>
+              <w:rPr>
+                <w:szCs w:val="22"/>
+                <w:lang w:val="es-MX"/>
+              </w:rPr>
+            </w:pPr>
+            <w:r>
+              <w:rPr>
+                <w:sz w:val="18"/>
+                <w:szCs w:val="20"/>
+                <w:lang w:val="es-MX"/>
+              </w:rPr>
+              <w:t>• Gestioné proveedores.</w:t>
+            </w:r>
+          </w:p>
+          <w:p>
+            <w:pPr>
+              <w:pStyle w:val="NoSpacing"/>
+              <w:ind w:left="0"/>
+              <w:jc w:val="both"/>
+              <w:rPr>
+                <w:szCs w:val="22"/>
+                <w:lang w:val="es-MX"/>
+              </w:rPr>
+            </w:pPr>
+            <w:r>
+              <w:rPr>
+                <w:sz w:val="18"/>
+                <w:szCs w:val="20"/>
+                <w:lang w:val="es-MX"/>
+              </w:rPr>
+              <w:t>• Presenté y elaboré informes ejecutivos para el cliente y la alta Dirección de Softtek.</w:t>
             </w:r>
           </w:p>
           <w:p>
@@ -2377,7 +5196,7 @@
                 <w:szCs w:val="18"/>
                 <w:lang w:val="es-MX"/>
               </w:rPr>
-              <w:t>Delivery Manager</w:t>
+              <w:t>Gerente de entrega de proyectos (Delivery Manager)</w:t>
             </w:r>
           </w:p>
         </w:tc>
@@ -2423,7 +5242,7 @@
                 <w:szCs w:val="18"/>
                 <w:lang w:val="es-MX"/>
               </w:rPr>
-              <w:t>01 noviembre 2020</w:t>
+              <w:t>2 noviembre 2020</w:t>
             </w:r>
           </w:p>
         </w:tc>
@@ -2554,7 +5373,25 @@
                 <w:szCs w:val="20"/>
                 <w:lang w:val="es-MX"/>
               </w:rPr>
-              <w:t>• Fui Gerente de proyecto para la implementación de SAP Commissions y Agent Performance Management APM para MetLife.</w:t>
+              <w:t xml:space="preserve">• Fui gerente de proyecto para la implementación de SAP </w:t>
+            </w:r>
+            <w:proofErr w:type="spellStart"/>
+            <w:r>
+              <w:rPr>
+                <w:sz w:val="18"/>
+                <w:szCs w:val="20"/>
+                <w:lang w:val="es-MX"/>
+              </w:rPr>
+              <w:t>Commissions</w:t>
+            </w:r>
+            <w:proofErr w:type="spellEnd"/>
+            <w:r>
+              <w:rPr>
+                <w:sz w:val="18"/>
+                <w:szCs w:val="20"/>
+                <w:lang w:val="es-MX"/>
+              </w:rPr>
+              <w:t xml:space="preserve"> y Agent Performance Management APM para MetLife.</w:t>
             </w:r>
           </w:p>
           <w:p>
@@ -2573,7 +5410,43 @@
                 <w:szCs w:val="20"/>
                 <w:lang w:val="es-MX"/>
               </w:rPr>
-              <w:t>• Gestioné al proveedor Outliers, empresa responsable de la implementación de los módulos de SAP (Commissions y APM).</w:t>
+              <w:t xml:space="preserve">• Gestioné al proveedor </w:t>
+            </w:r>
+            <w:proofErr w:type="spellStart"/>
+            <w:r>
+              <w:rPr>
+                <w:sz w:val="18"/>
+                <w:szCs w:val="20"/>
+                <w:lang w:val="es-MX"/>
+              </w:rPr>
+              <w:t>Outliers</w:t>
+            </w:r>
+            <w:proofErr w:type="spellEnd"/>
+            <w:r>
+              <w:rPr>
+                <w:sz w:val="18"/>
+                <w:szCs w:val="20"/>
+                <w:lang w:val="es-MX"/>
+              </w:rPr>
+              <w:t>, empresa responsable de la implementación de los módulos de SAP (</w:t>
+            </w:r>
+            <w:proofErr w:type="spellStart"/>
+            <w:r>
+              <w:rPr>
+                <w:sz w:val="18"/>
+                <w:szCs w:val="20"/>
+                <w:lang w:val="es-MX"/>
+              </w:rPr>
+              <w:t>Commissions</w:t>
+            </w:r>
+            <w:proofErr w:type="spellEnd"/>
+            <w:r>
+              <w:rPr>
+                <w:sz w:val="18"/>
+                <w:szCs w:val="20"/>
+                <w:lang w:val="es-MX"/>
+              </w:rPr>
+              <w:t xml:space="preserve"> y APM).</w:t>
             </w:r>
           </w:p>
           <w:p>
@@ -2592,7 +5465,7 @@
                 <w:szCs w:val="20"/>
                 <w:lang w:val="es-MX"/>
               </w:rPr>
-              <w:t>• Definí métricas de calidad para la entrega del Servicio</w:t>
+              <w:t>• Definí métricas de calidad para la entrega del Servicio.</w:t>
             </w:r>
           </w:p>
           <w:p>
@@ -2611,7 +5484,25 @@
                 <w:szCs w:val="20"/>
                 <w:lang w:val="es-MX"/>
               </w:rPr>
-              <w:t>• Administré riesgos e issues.</w:t>
+              <w:t xml:space="preserve">• Administré riesgos e </w:t>
+            </w:r>
+            <w:proofErr w:type="spellStart"/>
+            <w:r>
+              <w:rPr>
+                <w:sz w:val="18"/>
+                <w:szCs w:val="20"/>
+                <w:lang w:val="es-MX"/>
+              </w:rPr>
+              <w:t>issues</w:t>
+            </w:r>
+            <w:proofErr w:type="spellEnd"/>
+            <w:r>
+              <w:rPr>
+                <w:sz w:val="18"/>
+                <w:szCs w:val="20"/>
+                <w:lang w:val="es-MX"/>
+              </w:rPr>
+              <w:t>.</w:t>
             </w:r>
           </w:p>
           <w:p>
@@ -2630,7 +5521,7 @@
                 <w:szCs w:val="20"/>
                 <w:lang w:val="es-MX"/>
               </w:rPr>
-              <w:t>• Di seguimiento a las pruebas unitarias y QA del cliente.</w:t>
+              <w:t>• Di seguimiento a las pruebas unitarias y Aseguramiento de la Calidad (QA) del cliente.</w:t>
             </w:r>
           </w:p>
           <w:p>
@@ -2649,7 +5540,7 @@
                 <w:szCs w:val="20"/>
                 <w:lang w:val="es-MX"/>
               </w:rPr>
-              <w:t>• Presenté y elaboré informes para los usuarios ejecutivos del proyecto y alta Dirección de Softtek</w:t>
+              <w:t>• Presenté y elaboré informes para los usuarios ejecutivos del proyecto y alta Dirección de Softtek.</w:t>
             </w:r>
           </w:p>
           <w:p>
@@ -2693,6 +5584,1298 @@
           <w:sz w:val="18"/>
           <w:szCs w:val="18"/>
           <w:lang w:val="es-419"/>
+        </w:rPr>
+      </w:pPr>
+    </w:p>
+    <w:p>
+      <w:pPr>
+        <w:jc w:val="both"/>
+        <w:rPr>
+          <w:rFonts w:ascii="Arial" w:hAnsi="Arial" w:cs="Arial"/>
+          <w:bCs/>
+          <w:sz w:val="18"/>
+          <w:szCs w:val="18"/>
+          <w:lang w:val="es-MX"/>
+        </w:rPr>
+      </w:pPr>
+    </w:p>
+    <w:p>
+      <w:pPr>
+        <w:rPr>
+          <w:rFonts w:ascii="Arial" w:hAnsi="Arial" w:cs="Arial"/>
+          <w:b/>
+          <w:sz w:val="18"/>
+          <w:szCs w:val="18"/>
+          <w:u w:val="single"/>
+        </w:rPr>
+      </w:pPr>
+      <w:r>
+        <w:rPr>
+          <w:rFonts w:ascii="Arial" w:hAnsi="Arial" w:cs="Arial"/>
+          <w:b/>
+          <w:sz w:val="18"/>
+          <w:szCs w:val="18"/>
+          <w:u w:val="single"/>
+        </w:rPr>
+        <w:t xml:space="preserve">HERRAMIENTAS </w:t>
+      </w:r>
+      <w:r>
+        <w:rPr>
+          <w:rFonts w:ascii="Arial" w:hAnsi="Arial" w:cs="Arial"/>
+          <w:b/>
+          <w:sz w:val="18"/>
+          <w:szCs w:val="18"/>
+          <w:u w:val="single"/>
+        </w:rPr>
+        <w:t>UTILIZADAS EN EL DESEMPEÑO DE SUS FUNCIONES</w:t>
+      </w:r>
+    </w:p>
+    <w:p>
+      <w:pPr>
+        <w:rPr>
+          <w:rFonts w:ascii="Arial" w:hAnsi="Arial" w:cs="Arial"/>
+          <w:b/>
+          <w:sz w:val="18"/>
+          <w:szCs w:val="18"/>
+          <w:u w:val="single"/>
+        </w:rPr>
+      </w:pPr>
+    </w:p>
+    <w:tbl>
+      <w:tblPr>
+        <w:tblW w:w="0" w:type="auto"/>
+        <w:tblInd w:w="-72" w:type="dxa"/>
+        <w:tblBorders>
+          <w:top w:val="single" w:sz="4" w:space="0" w:color="auto"/>
+          <w:left w:val="single" w:sz="4" w:space="0" w:color="auto"/>
+          <w:bottom w:val="single" w:sz="4" w:space="0" w:color="auto"/>
+          <w:right w:val="single" w:sz="4" w:space="0" w:color="auto"/>
+          <w:insideH w:val="single" w:sz="4" w:space="0" w:color="auto"/>
+          <w:insideV w:val="single" w:sz="4" w:space="0" w:color="auto"/>
+        </w:tblBorders>
+        <w:tblLook w:val="0000" w:firstRow="0" w:lastRow="0" w:firstColumn="0" w:lastColumn="0" w:noHBand="0" w:noVBand="0"/>
+      </w:tblPr>
+      <w:tblGrid>
+        <w:gridCol w:w="9850"/>
+      </w:tblGrid>
+      <w:tr>
+        <w:trPr>
+          <w:trHeight w:val="300"/>
+        </w:trPr>
+        <w:tc>
+          <w:tcPr>
+            <w:tcW w:w="9850" w:type="dxa"/>
+          </w:tcPr>
+          <w:p>
+            <w:pPr>
+              <w:rPr>
+                <w:rFonts w:ascii="Arial" w:hAnsi="Arial" w:cs="Arial"/>
+                <w:bCs/>
+                <w:sz w:val="18"/>
+                <w:szCs w:val="18"/>
+                <w:lang w:val="en-US"/>
+              </w:rPr>
+            </w:pPr>
+            <w:r>
+              <w:rPr>
+                <w:rFonts w:ascii="Arial" w:hAnsi="Arial" w:cs="Arial"/>
+                <w:bCs/>
+                <w:sz w:val="18"/>
+                <w:szCs w:val="18"/>
+                <w:lang w:val="en-US"/>
+              </w:rPr>
+              <w:t>- ITIL® Foundation Certificate in IT Service Management</w:t>
+            </w:r>
+          </w:p>
+        </w:tc>
+      </w:tr>
+      <w:tr>
+        <w:trPr>
+          <w:trHeight w:val="300"/>
+        </w:trPr>
+        <w:tc>
+          <w:tcPr>
+            <w:tcW w:w="9850" w:type="dxa"/>
+          </w:tcPr>
+          <w:p>
+            <w:pPr>
+              <w:rPr>
+                <w:rFonts w:ascii="Arial" w:hAnsi="Arial" w:cs="Arial"/>
+                <w:bCs/>
+                <w:sz w:val="18"/>
+                <w:szCs w:val="18"/>
+                <w:lang w:val="en-US"/>
+              </w:rPr>
+            </w:pPr>
+            <w:r>
+              <w:rPr>
+                <w:rFonts w:ascii="Arial" w:hAnsi="Arial" w:cs="Arial"/>
+                <w:bCs/>
+                <w:sz w:val="18"/>
+                <w:szCs w:val="18"/>
+                <w:lang w:val="es-MX"/>
+              </w:rPr>
+              <w:t>- Certified ScrumMaster® (CSM)</w:t>
+            </w:r>
+          </w:p>
+        </w:tc>
+      </w:tr>
+      <w:tr>
+        <w:trPr>
+          <w:trHeight w:val="300"/>
+        </w:trPr>
+        <w:tc>
+          <w:tcPr>
+            <w:tcW w:w="9850" w:type="dxa"/>
+          </w:tcPr>
+          <w:p>
+            <w:pPr>
+              <w:rPr>
+                <w:rFonts w:ascii="Arial" w:hAnsi="Arial" w:cs="Arial"/>
+                <w:bCs/>
+                <w:sz w:val="18"/>
+                <w:szCs w:val="18"/>
+                <w:lang w:val="en-US"/>
+              </w:rPr>
+            </w:pPr>
+            <w:r>
+              <w:rPr>
+                <w:rFonts w:ascii="Arial" w:hAnsi="Arial" w:cs="Arial"/>
+                <w:bCs/>
+                <w:sz w:val="18"/>
+                <w:szCs w:val="18"/>
+                <w:lang w:val="es-MX"/>
+              </w:rPr>
+              <w:t>- Project Management Professional (PMP®)</w:t>
+            </w:r>
+          </w:p>
+        </w:tc>
+      </w:tr>
+      <w:tr>
+        <w:trPr>
+          <w:trHeight w:val="300"/>
+        </w:trPr>
+        <w:tc>
+          <w:tcPr>
+            <w:tcW w:w="9850" w:type="dxa"/>
+          </w:tcPr>
+          <w:p>
+            <w:pPr>
+              <w:rPr>
+                <w:rFonts w:ascii="Arial" w:hAnsi="Arial" w:cs="Arial"/>
+                <w:bCs/>
+                <w:sz w:val="18"/>
+                <w:szCs w:val="18"/>
+                <w:lang w:val="es-MX"/>
+              </w:rPr>
+            </w:pPr>
+            <w:r>
+              <w:rPr>
+                <w:rFonts w:ascii="Arial" w:hAnsi="Arial" w:cs="Arial"/>
+                <w:bCs/>
+                <w:sz w:val="18"/>
+                <w:szCs w:val="18"/>
+                <w:lang w:val="es-MX"/>
+              </w:rPr>
+              <w:t>- Auditor Interno de Normas ISO 9001:2015</w:t>
+            </w:r>
+          </w:p>
+        </w:tc>
+      </w:tr>
+      <w:tr>
+        <w:trPr>
+          <w:trHeight w:val="300"/>
+        </w:trPr>
+        <w:tc>
+          <w:tcPr>
+            <w:tcW w:w="9850" w:type="dxa"/>
+          </w:tcPr>
+          <w:p>
+            <w:pPr>
+              <w:rPr>
+                <w:rFonts w:ascii="Arial" w:hAnsi="Arial" w:cs="Arial"/>
+                <w:sz w:val="18"/>
+                <w:szCs w:val="18"/>
+                <w:lang w:val="es-MX"/>
+              </w:rPr>
+            </w:pPr>
+            <w:r>
+              <w:rPr>
+                <w:rFonts w:ascii="Arial" w:hAnsi="Arial" w:cs="Arial"/>
+                <w:bCs/>
+                <w:sz w:val="18"/>
+                <w:szCs w:val="18"/>
+                <w:lang w:val="es-MX"/>
+              </w:rPr>
+              <w:t>- MS Project</w:t>
+            </w:r>
+          </w:p>
+        </w:tc>
+      </w:tr>
+      <w:tr>
+        <w:trPr>
+          <w:trHeight w:val="300"/>
+        </w:trPr>
+        <w:tc>
+          <w:tcPr>
+            <w:tcW w:w="9850" w:type="dxa"/>
+          </w:tcPr>
+          <w:p>
+            <w:pPr>
+              <w:rPr>
+                <w:rFonts w:ascii="Arial" w:hAnsi="Arial" w:cs="Arial"/>
+                <w:sz w:val="18"/>
+                <w:szCs w:val="18"/>
+                <w:lang w:val="es-MX"/>
+              </w:rPr>
+            </w:pPr>
+            <w:r>
+              <w:rPr>
+                <w:rFonts w:ascii="Arial" w:hAnsi="Arial" w:cs="Arial"/>
+                <w:bCs/>
+                <w:sz w:val="18"/>
+                <w:szCs w:val="18"/>
+                <w:lang w:val="es-MX"/>
+              </w:rPr>
+              <w:t>- Excel</w:t>
+            </w:r>
+          </w:p>
+        </w:tc>
+      </w:tr>
+      <w:tr>
+        <w:trPr>
+          <w:trHeight w:val="300"/>
+        </w:trPr>
+        <w:tc>
+          <w:tcPr>
+            <w:tcW w:w="9850" w:type="dxa"/>
+          </w:tcPr>
+          <w:p>
+            <w:pPr>
+              <w:rPr>
+                <w:rFonts w:ascii="Arial" w:hAnsi="Arial" w:cs="Arial"/>
+                <w:sz w:val="18"/>
+                <w:szCs w:val="18"/>
+                <w:lang w:val="es-MX"/>
+              </w:rPr>
+            </w:pPr>
+            <w:r>
+              <w:rPr>
+                <w:rFonts w:ascii="Arial" w:hAnsi="Arial" w:cs="Arial"/>
+                <w:bCs/>
+                <w:sz w:val="18"/>
+                <w:szCs w:val="18"/>
+                <w:lang w:val="es-MX"/>
+              </w:rPr>
+              <w:lastRenderedPageBreak/>
+              <w:t>- Word</w:t>
+            </w:r>
+          </w:p>
+        </w:tc>
+      </w:tr>
+      <w:tr>
+        <w:trPr>
+          <w:trHeight w:val="300"/>
+        </w:trPr>
+        <w:tc>
+          <w:tcPr>
+            <w:tcW w:w="9850" w:type="dxa"/>
+          </w:tcPr>
+          <w:p>
+            <w:pPr>
+              <w:rPr>
+                <w:rFonts w:ascii="Arial" w:hAnsi="Arial" w:cs="Arial"/>
+                <w:sz w:val="18"/>
+                <w:szCs w:val="18"/>
+                <w:lang w:val="es-MX"/>
+              </w:rPr>
+            </w:pPr>
+            <w:r>
+              <w:rPr>
+                <w:rFonts w:ascii="Arial" w:hAnsi="Arial" w:cs="Arial"/>
+                <w:bCs/>
+                <w:sz w:val="18"/>
+                <w:szCs w:val="18"/>
+                <w:lang w:val="es-MX"/>
+              </w:rPr>
+              <w:t>- PowerPoint</w:t>
+            </w:r>
+          </w:p>
+        </w:tc>
+      </w:tr>
+      <w:tr>
+        <w:trPr>
+          <w:trHeight w:val="300"/>
+        </w:trPr>
+        <w:tc>
+          <w:tcPr>
+            <w:tcW w:w="9850" w:type="dxa"/>
+          </w:tcPr>
+          <w:p>
+            <w:pPr>
+              <w:rPr>
+                <w:rFonts w:ascii="Arial" w:hAnsi="Arial" w:cs="Arial"/>
+                <w:sz w:val="18"/>
+                <w:szCs w:val="18"/>
+                <w:lang w:val="es-MX"/>
+              </w:rPr>
+            </w:pPr>
+            <w:r>
+              <w:rPr>
+                <w:rFonts w:ascii="Arial" w:hAnsi="Arial" w:cs="Arial"/>
+                <w:bCs/>
+                <w:sz w:val="18"/>
+                <w:szCs w:val="18"/>
+                <w:lang w:val="es-MX"/>
+              </w:rPr>
+              <w:t>- PPM</w:t>
+            </w:r>
+          </w:p>
+        </w:tc>
+      </w:tr>
+      <w:tr>
+        <w:trPr>
+          <w:trHeight w:val="300"/>
+        </w:trPr>
+        <w:tc>
+          <w:tcPr>
+            <w:tcW w:w="9850" w:type="dxa"/>
+          </w:tcPr>
+          <w:p>
+            <w:pPr>
+              <w:rPr>
+                <w:rFonts w:ascii="Arial" w:hAnsi="Arial" w:cs="Arial"/>
+                <w:sz w:val="18"/>
+                <w:szCs w:val="18"/>
+                <w:lang w:val="es-MX"/>
+              </w:rPr>
+            </w:pPr>
+            <w:r>
+              <w:rPr>
+                <w:rFonts w:ascii="Arial" w:hAnsi="Arial" w:cs="Arial"/>
+                <w:bCs/>
+                <w:sz w:val="18"/>
+                <w:szCs w:val="18"/>
+                <w:lang w:val="es-MX"/>
+              </w:rPr>
+              <w:t>- Jira</w:t>
+            </w:r>
+          </w:p>
+        </w:tc>
+      </w:tr>
+      <w:tr>
+        <w:trPr>
+          <w:trHeight w:val="300"/>
+        </w:trPr>
+        <w:tc>
+          <w:tcPr>
+            <w:tcW w:w="9850" w:type="dxa"/>
+          </w:tcPr>
+          <w:p>
+            <w:pPr>
+              <w:rPr>
+                <w:rFonts w:ascii="Arial" w:hAnsi="Arial" w:cs="Arial"/>
+                <w:sz w:val="18"/>
+                <w:szCs w:val="18"/>
+                <w:lang w:val="es-MX"/>
+              </w:rPr>
+            </w:pPr>
+            <w:r>
+              <w:rPr>
+                <w:rFonts w:ascii="Arial" w:hAnsi="Arial" w:cs="Arial"/>
+                <w:bCs/>
+                <w:sz w:val="18"/>
+                <w:szCs w:val="18"/>
+                <w:lang w:val="es-MX"/>
+              </w:rPr>
+              <w:t>- Confluence</w:t>
+            </w:r>
+          </w:p>
+        </w:tc>
+      </w:tr>
+      <w:tr>
+        <w:trPr>
+          <w:trHeight w:val="300"/>
+        </w:trPr>
+        <w:tc>
+          <w:tcPr>
+            <w:tcW w:w="9850" w:type="dxa"/>
+          </w:tcPr>
+          <w:p>
+            <w:pPr>
+              <w:rPr>
+                <w:rFonts w:ascii="Arial" w:hAnsi="Arial" w:cs="Arial"/>
+                <w:sz w:val="18"/>
+                <w:szCs w:val="18"/>
+                <w:lang w:val="es-MX"/>
+              </w:rPr>
+            </w:pPr>
+            <w:r>
+              <w:rPr>
+                <w:rFonts w:ascii="Arial" w:hAnsi="Arial" w:cs="Arial"/>
+                <w:bCs/>
+                <w:sz w:val="18"/>
+                <w:szCs w:val="18"/>
+                <w:lang w:val="es-MX"/>
+              </w:rPr>
+              <w:t>- SAFE</w:t>
+            </w:r>
+          </w:p>
+        </w:tc>
+      </w:tr>
+      <w:tr>
+        <w:trPr>
+          <w:trHeight w:val="300"/>
+        </w:trPr>
+        <w:tc>
+          <w:tcPr>
+            <w:tcW w:w="9850" w:type="dxa"/>
+          </w:tcPr>
+          <w:p>
+            <w:pPr>
+              <w:rPr>
+                <w:rFonts w:ascii="Arial" w:hAnsi="Arial" w:cs="Arial"/>
+                <w:sz w:val="18"/>
+                <w:szCs w:val="18"/>
+                <w:lang w:val="es-MX"/>
+              </w:rPr>
+            </w:pPr>
+            <w:r>
+              <w:rPr>
+                <w:rFonts w:ascii="Arial" w:hAnsi="Arial" w:cs="Arial"/>
+                <w:bCs/>
+                <w:sz w:val="18"/>
+                <w:szCs w:val="18"/>
+                <w:lang w:val="es-MX"/>
+              </w:rPr>
+              <w:t>- Oracle SOA</w:t>
+            </w:r>
+          </w:p>
+        </w:tc>
+      </w:tr>
+      <w:tr>
+        <w:trPr>
+          <w:trHeight w:val="300"/>
+        </w:trPr>
+        <w:tc>
+          <w:tcPr>
+            <w:tcW w:w="9850" w:type="dxa"/>
+          </w:tcPr>
+          <w:p>
+            <w:pPr>
+              <w:rPr>
+                <w:rFonts w:ascii="Arial" w:hAnsi="Arial" w:cs="Arial"/>
+                <w:sz w:val="18"/>
+                <w:szCs w:val="18"/>
+                <w:lang w:val="es-MX"/>
+              </w:rPr>
+            </w:pPr>
+            <w:r>
+              <w:rPr>
+                <w:rFonts w:ascii="Arial" w:hAnsi="Arial" w:cs="Arial"/>
+                <w:bCs/>
+                <w:sz w:val="18"/>
+                <w:szCs w:val="18"/>
+                <w:lang w:val="es-MX"/>
+              </w:rPr>
+              <w:t>- OSB</w:t>
+            </w:r>
+          </w:p>
+        </w:tc>
+      </w:tr>
+      <w:tr>
+        <w:trPr>
+          <w:trHeight w:val="300"/>
+        </w:trPr>
+        <w:tc>
+          <w:tcPr>
+            <w:tcW w:w="9850" w:type="dxa"/>
+          </w:tcPr>
+          <w:p>
+            <w:pPr>
+              <w:rPr>
+                <w:rFonts w:ascii="Arial" w:hAnsi="Arial" w:cs="Arial"/>
+                <w:sz w:val="18"/>
+                <w:szCs w:val="18"/>
+                <w:lang w:val="es-MX"/>
+              </w:rPr>
+            </w:pPr>
+            <w:r>
+              <w:rPr>
+                <w:rFonts w:ascii="Arial" w:hAnsi="Arial" w:cs="Arial"/>
+                <w:bCs/>
+                <w:sz w:val="18"/>
+                <w:szCs w:val="18"/>
+                <w:lang w:val="es-MX"/>
+              </w:rPr>
+              <w:t>- Java</w:t>
+            </w:r>
+          </w:p>
+        </w:tc>
+      </w:tr>
+      <w:tr>
+        <w:trPr>
+          <w:trHeight w:val="300"/>
+        </w:trPr>
+        <w:tc>
+          <w:tcPr>
+            <w:tcW w:w="9850" w:type="dxa"/>
+          </w:tcPr>
+          <w:p>
+            <w:pPr>
+              <w:rPr>
+                <w:rFonts w:ascii="Arial" w:hAnsi="Arial" w:cs="Arial"/>
+                <w:sz w:val="18"/>
+                <w:szCs w:val="18"/>
+                <w:lang w:val="es-MX"/>
+              </w:rPr>
+            </w:pPr>
+            <w:r>
+              <w:rPr>
+                <w:rFonts w:ascii="Arial" w:hAnsi="Arial" w:cs="Arial"/>
+                <w:bCs/>
+                <w:sz w:val="18"/>
+                <w:szCs w:val="18"/>
+                <w:lang w:val="es-MX"/>
+              </w:rPr>
+              <w:t>- WordPress</w:t>
+            </w:r>
+          </w:p>
+        </w:tc>
+      </w:tr>
+      <w:tr>
+        <w:trPr>
+          <w:trHeight w:val="300"/>
+        </w:trPr>
+        <w:tc>
+          <w:tcPr>
+            <w:tcW w:w="9850" w:type="dxa"/>
+          </w:tcPr>
+          <w:p>
+            <w:pPr>
+              <w:rPr>
+                <w:rFonts w:ascii="Arial" w:hAnsi="Arial" w:cs="Arial"/>
+                <w:sz w:val="18"/>
+                <w:szCs w:val="18"/>
+                <w:lang w:val="es-MX"/>
+              </w:rPr>
+            </w:pPr>
+            <w:r>
+              <w:rPr>
+                <w:rFonts w:ascii="Arial" w:hAnsi="Arial" w:cs="Arial"/>
+                <w:bCs/>
+                <w:sz w:val="18"/>
+                <w:szCs w:val="18"/>
+                <w:lang w:val="es-MX"/>
+              </w:rPr>
+              <w:t>- ODI Oracle Data Integrator</w:t>
+            </w:r>
+          </w:p>
+        </w:tc>
+      </w:tr>
+      <w:tr>
+        <w:trPr>
+          <w:trHeight w:val="300"/>
+        </w:trPr>
+        <w:tc>
+          <w:tcPr>
+            <w:tcW w:w="9850" w:type="dxa"/>
+          </w:tcPr>
+          <w:p>
+            <w:pPr>
+              <w:rPr>
+                <w:rFonts w:ascii="Arial" w:hAnsi="Arial" w:cs="Arial"/>
+                <w:sz w:val="18"/>
+                <w:szCs w:val="18"/>
+                <w:lang w:val="en-US"/>
+              </w:rPr>
+            </w:pPr>
+            <w:r>
+              <w:rPr>
+                <w:rFonts w:ascii="Arial" w:hAnsi="Arial" w:cs="Arial"/>
+                <w:bCs/>
+                <w:sz w:val="18"/>
+                <w:szCs w:val="18"/>
+                <w:lang w:val="en-US"/>
+              </w:rPr>
+              <w:t>- OBIEE Oracle Business Intelligence Enterprise Edition</w:t>
+            </w:r>
+          </w:p>
+        </w:tc>
+      </w:tr>
+      <w:tr>
+        <w:trPr>
+          <w:trHeight w:val="300"/>
+        </w:trPr>
+        <w:tc>
+          <w:tcPr>
+            <w:tcW w:w="9850" w:type="dxa"/>
+          </w:tcPr>
+          <w:p>
+            <w:pPr>
+              <w:rPr>
+                <w:rFonts w:ascii="Arial" w:hAnsi="Arial" w:cs="Arial"/>
+                <w:sz w:val="18"/>
+                <w:szCs w:val="18"/>
+                <w:lang w:val="es-MX"/>
+              </w:rPr>
+            </w:pPr>
+            <w:r>
+              <w:rPr>
+                <w:rFonts w:ascii="Arial" w:hAnsi="Arial" w:cs="Arial"/>
+                <w:bCs/>
+                <w:sz w:val="18"/>
+                <w:szCs w:val="18"/>
+                <w:lang w:val="es-MX"/>
+              </w:rPr>
+              <w:t xml:space="preserve">- </w:t>
+            </w:r>
+            <w:proofErr w:type="spellStart"/>
+            <w:r>
+              <w:rPr>
+                <w:rFonts w:ascii="Arial" w:hAnsi="Arial" w:cs="Arial"/>
+                <w:bCs/>
+                <w:sz w:val="18"/>
+                <w:szCs w:val="18"/>
+                <w:lang w:val="es-MX"/>
+              </w:rPr>
+              <w:t>Axway</w:t>
+            </w:r>
+            <w:proofErr w:type="spellEnd"/>
+            <w:r>
+              <w:rPr>
+                <w:rFonts w:ascii="Arial" w:hAnsi="Arial" w:cs="Arial"/>
+                <w:bCs/>
+                <w:sz w:val="18"/>
+                <w:szCs w:val="18"/>
+                <w:lang w:val="es-MX"/>
+              </w:rPr>
+              <w:t xml:space="preserve"> BPM</w:t>
+            </w:r>
+          </w:p>
+        </w:tc>
+      </w:tr>
+      <w:tr>
+        <w:trPr>
+          <w:trHeight w:val="300"/>
+        </w:trPr>
+        <w:tc>
+          <w:tcPr>
+            <w:tcW w:w="9850" w:type="dxa"/>
+          </w:tcPr>
+          <w:p>
+            <w:pPr>
+              <w:rPr>
+                <w:rFonts w:ascii="Arial" w:hAnsi="Arial" w:cs="Arial"/>
+                <w:sz w:val="18"/>
+                <w:szCs w:val="18"/>
+                <w:lang w:val="es-MX"/>
+              </w:rPr>
+            </w:pPr>
+            <w:r>
+              <w:rPr>
+                <w:rFonts w:ascii="Arial" w:hAnsi="Arial" w:cs="Arial"/>
+                <w:bCs/>
+                <w:sz w:val="18"/>
+                <w:szCs w:val="18"/>
+                <w:lang w:val="es-MX"/>
+              </w:rPr>
+              <w:t>- Kintana ITG</w:t>
+            </w:r>
+          </w:p>
+        </w:tc>
+      </w:tr>
+      <w:tr>
+        <w:trPr>
+          <w:trHeight w:val="300"/>
+        </w:trPr>
+        <w:tc>
+          <w:tcPr>
+            <w:tcW w:w="9850" w:type="dxa"/>
+          </w:tcPr>
+          <w:p>
+            <w:pPr>
+              <w:rPr>
+                <w:rFonts w:ascii="Arial" w:hAnsi="Arial" w:cs="Arial"/>
+                <w:sz w:val="18"/>
+                <w:szCs w:val="18"/>
+                <w:lang w:val="es-MX"/>
+              </w:rPr>
+            </w:pPr>
+            <w:r>
+              <w:rPr>
+                <w:rFonts w:ascii="Arial" w:hAnsi="Arial" w:cs="Arial"/>
+                <w:bCs/>
+                <w:sz w:val="18"/>
+                <w:szCs w:val="18"/>
+                <w:lang w:val="es-MX"/>
+              </w:rPr>
+              <w:t>- Visio</w:t>
+            </w:r>
+          </w:p>
+        </w:tc>
+      </w:tr>
+      <w:tr>
+        <w:trPr>
+          <w:trHeight w:val="300"/>
+        </w:trPr>
+        <w:tc>
+          <w:tcPr>
+            <w:tcW w:w="9850" w:type="dxa"/>
+          </w:tcPr>
+          <w:p>
+            <w:pPr>
+              <w:rPr>
+                <w:rFonts w:ascii="Arial" w:hAnsi="Arial" w:cs="Arial"/>
+                <w:sz w:val="18"/>
+                <w:szCs w:val="18"/>
+                <w:lang w:val="es-MX"/>
+              </w:rPr>
+            </w:pPr>
+            <w:r>
+              <w:rPr>
+                <w:rFonts w:ascii="Arial" w:hAnsi="Arial" w:cs="Arial"/>
+                <w:bCs/>
+                <w:sz w:val="18"/>
+                <w:szCs w:val="18"/>
+                <w:lang w:val="es-MX"/>
+              </w:rPr>
+              <w:t>- Bizagi</w:t>
+            </w:r>
+          </w:p>
+        </w:tc>
+      </w:tr>
+      <w:tr>
+        <w:trPr>
+          <w:trHeight w:val="300"/>
+        </w:trPr>
+        <w:tc>
+          <w:tcPr>
+            <w:tcW w:w="9850" w:type="dxa"/>
+          </w:tcPr>
+          <w:p>
+            <w:pPr>
+              <w:rPr>
+                <w:rFonts w:ascii="Arial" w:hAnsi="Arial" w:cs="Arial"/>
+                <w:sz w:val="18"/>
+                <w:szCs w:val="18"/>
+                <w:lang w:val="es-MX"/>
+              </w:rPr>
+            </w:pPr>
+            <w:r>
+              <w:rPr>
+                <w:rFonts w:ascii="Arial" w:hAnsi="Arial" w:cs="Arial"/>
+                <w:bCs/>
+                <w:sz w:val="18"/>
+                <w:szCs w:val="18"/>
+                <w:lang w:val="es-MX"/>
+              </w:rPr>
+              <w:t>- Process Dashboard</w:t>
+            </w:r>
+          </w:p>
+        </w:tc>
+      </w:tr>
+      <w:tr>
+        <w:trPr>
+          <w:trHeight w:val="300"/>
+        </w:trPr>
+        <w:tc>
+          <w:tcPr>
+            <w:tcW w:w="9850" w:type="dxa"/>
+          </w:tcPr>
+          <w:p>
+            <w:pPr>
+              <w:rPr>
+                <w:rFonts w:ascii="Arial" w:hAnsi="Arial" w:cs="Arial"/>
+                <w:sz w:val="18"/>
+                <w:szCs w:val="18"/>
+                <w:lang w:val="es-MX"/>
+              </w:rPr>
+            </w:pPr>
+            <w:r>
+              <w:rPr>
+                <w:rFonts w:ascii="Arial" w:hAnsi="Arial" w:cs="Arial"/>
+                <w:bCs/>
+                <w:sz w:val="18"/>
+                <w:szCs w:val="18"/>
+                <w:lang w:val="es-MX"/>
+              </w:rPr>
+              <w:t>- PPMC</w:t>
+            </w:r>
+          </w:p>
+        </w:tc>
+      </w:tr>
+      <w:tr>
+        <w:trPr>
+          <w:trHeight w:val="300"/>
+        </w:trPr>
+        <w:tc>
+          <w:tcPr>
+            <w:tcW w:w="9850" w:type="dxa"/>
+          </w:tcPr>
+          <w:p>
+            <w:pPr>
+              <w:rPr>
+                <w:rFonts w:ascii="Arial" w:hAnsi="Arial" w:cs="Arial"/>
+                <w:sz w:val="18"/>
+                <w:szCs w:val="18"/>
+                <w:lang w:val="es-MX"/>
+              </w:rPr>
+            </w:pPr>
+            <w:r>
+              <w:rPr>
+                <w:rFonts w:ascii="Arial" w:hAnsi="Arial" w:cs="Arial"/>
+                <w:bCs/>
+                <w:sz w:val="18"/>
+                <w:szCs w:val="18"/>
+                <w:lang w:val="es-MX"/>
+              </w:rPr>
+              <w:t>- Documentum</w:t>
+            </w:r>
+          </w:p>
+        </w:tc>
+      </w:tr>
+      <w:tr>
+        <w:trPr>
+          <w:trHeight w:val="300"/>
+        </w:trPr>
+        <w:tc>
+          <w:tcPr>
+            <w:tcW w:w="9850" w:type="dxa"/>
+          </w:tcPr>
+          <w:p>
+            <w:pPr>
+              <w:rPr>
+                <w:rFonts w:ascii="Arial" w:hAnsi="Arial" w:cs="Arial"/>
+                <w:sz w:val="18"/>
+                <w:szCs w:val="18"/>
+                <w:lang w:val="es-MX"/>
+              </w:rPr>
+            </w:pPr>
+            <w:r>
+              <w:rPr>
+                <w:rFonts w:ascii="Arial" w:hAnsi="Arial" w:cs="Arial"/>
+                <w:bCs/>
+                <w:sz w:val="18"/>
+                <w:szCs w:val="18"/>
+                <w:lang w:val="es-MX"/>
+              </w:rPr>
+              <w:t>- Cognos</w:t>
+            </w:r>
+          </w:p>
+        </w:tc>
+      </w:tr>
+      <w:tr>
+        <w:trPr>
+          <w:trHeight w:val="300"/>
+        </w:trPr>
+        <w:tc>
+          <w:tcPr>
+            <w:tcW w:w="9850" w:type="dxa"/>
+          </w:tcPr>
+          <w:p>
+            <w:pPr>
+              <w:rPr>
+                <w:rFonts w:ascii="Arial" w:hAnsi="Arial" w:cs="Arial"/>
+                <w:sz w:val="18"/>
+                <w:szCs w:val="18"/>
+                <w:lang w:val="es-MX"/>
+              </w:rPr>
+            </w:pPr>
+            <w:r>
+              <w:rPr>
+                <w:rFonts w:ascii="Arial" w:hAnsi="Arial" w:cs="Arial"/>
+                <w:bCs/>
+                <w:sz w:val="18"/>
+                <w:szCs w:val="18"/>
+                <w:lang w:val="es-MX"/>
+              </w:rPr>
+              <w:t>- DataStage</w:t>
+            </w:r>
+          </w:p>
+        </w:tc>
+      </w:tr>
+      <w:tr>
+        <w:trPr>
+          <w:trHeight w:val="300"/>
+        </w:trPr>
+        <w:tc>
+          <w:tcPr>
+            <w:tcW w:w="9850" w:type="dxa"/>
+          </w:tcPr>
+          <w:p>
+            <w:pPr>
+              <w:rPr>
+                <w:rFonts w:ascii="Arial" w:hAnsi="Arial" w:cs="Arial"/>
+                <w:sz w:val="18"/>
+                <w:szCs w:val="18"/>
+                <w:lang w:val="es-MX"/>
+              </w:rPr>
+            </w:pPr>
+            <w:r>
+              <w:rPr>
+                <w:rFonts w:ascii="Arial" w:hAnsi="Arial" w:cs="Arial"/>
+                <w:bCs/>
+                <w:sz w:val="18"/>
+                <w:szCs w:val="18"/>
+                <w:lang w:val="es-MX"/>
+              </w:rPr>
+              <w:t>- Rational Rose</w:t>
+            </w:r>
+          </w:p>
+        </w:tc>
+      </w:tr>
+      <w:tr>
+        <w:trPr>
+          <w:trHeight w:val="300"/>
+        </w:trPr>
+        <w:tc>
+          <w:tcPr>
+            <w:tcW w:w="9850" w:type="dxa"/>
+          </w:tcPr>
+          <w:p>
+            <w:pPr>
+              <w:rPr>
+                <w:rFonts w:ascii="Arial" w:hAnsi="Arial" w:cs="Arial"/>
+                <w:sz w:val="18"/>
+                <w:szCs w:val="18"/>
+                <w:lang w:val="es-MX"/>
+              </w:rPr>
+            </w:pPr>
+            <w:r>
+              <w:rPr>
+                <w:rFonts w:ascii="Arial" w:hAnsi="Arial" w:cs="Arial"/>
+                <w:bCs/>
+                <w:sz w:val="18"/>
+                <w:szCs w:val="18"/>
+                <w:lang w:val="es-MX"/>
+              </w:rPr>
+              <w:t>- Requisite Pro</w:t>
+            </w:r>
+          </w:p>
+        </w:tc>
+      </w:tr>
+      <w:tr>
+        <w:trPr>
+          <w:trHeight w:val="300"/>
+        </w:trPr>
+        <w:tc>
+          <w:tcPr>
+            <w:tcW w:w="9850" w:type="dxa"/>
+          </w:tcPr>
+          <w:p>
+            <w:pPr>
+              <w:rPr>
+                <w:rFonts w:ascii="Arial" w:hAnsi="Arial" w:cs="Arial"/>
+                <w:sz w:val="18"/>
+                <w:szCs w:val="18"/>
+                <w:lang w:val="es-MX"/>
+              </w:rPr>
+            </w:pPr>
+            <w:r>
+              <w:rPr>
+                <w:rFonts w:ascii="Arial" w:hAnsi="Arial" w:cs="Arial"/>
+                <w:bCs/>
+                <w:sz w:val="18"/>
+                <w:szCs w:val="18"/>
+                <w:lang w:val="es-MX"/>
+              </w:rPr>
+              <w:t>- Microsoft SQL Server</w:t>
+            </w:r>
+          </w:p>
+        </w:tc>
+      </w:tr>
+      <w:tr>
+        <w:trPr>
+          <w:trHeight w:val="300"/>
+        </w:trPr>
+        <w:tc>
+          <w:tcPr>
+            <w:tcW w:w="9850" w:type="dxa"/>
+          </w:tcPr>
+          <w:p>
+            <w:pPr>
+              <w:rPr>
+                <w:rFonts w:ascii="Arial" w:hAnsi="Arial" w:cs="Arial"/>
+                <w:sz w:val="18"/>
+                <w:szCs w:val="18"/>
+                <w:lang w:val="es-MX"/>
+              </w:rPr>
+            </w:pPr>
+            <w:r>
+              <w:rPr>
+                <w:rFonts w:ascii="Arial" w:hAnsi="Arial" w:cs="Arial"/>
+                <w:bCs/>
+                <w:sz w:val="18"/>
+                <w:szCs w:val="18"/>
+                <w:lang w:val="es-MX"/>
+              </w:rPr>
+              <w:t>- SAP Commissions</w:t>
+            </w:r>
+          </w:p>
+        </w:tc>
+      </w:tr>
+      <w:tr>
+        <w:trPr>
+          <w:trHeight w:val="300"/>
+        </w:trPr>
+        <w:tc>
+          <w:tcPr>
+            <w:tcW w:w="9850" w:type="dxa"/>
+          </w:tcPr>
+          <w:p>
+            <w:pPr>
+              <w:rPr>
+                <w:rFonts w:ascii="Arial" w:hAnsi="Arial" w:cs="Arial"/>
+                <w:sz w:val="18"/>
+                <w:szCs w:val="18"/>
+                <w:lang w:val="es-MX"/>
+              </w:rPr>
+            </w:pPr>
+            <w:r>
+              <w:rPr>
+                <w:rFonts w:ascii="Arial" w:hAnsi="Arial" w:cs="Arial"/>
+                <w:bCs/>
+                <w:sz w:val="18"/>
+                <w:szCs w:val="18"/>
+                <w:lang w:val="es-MX"/>
+              </w:rPr>
+              <w:t>- Agent Performance Management APM</w:t>
+            </w:r>
+          </w:p>
+        </w:tc>
+      </w:tr>
+      <w:tr>
+        <w:trPr>
+          <w:trHeight w:val="300"/>
+        </w:trPr>
+        <w:tc>
+          <w:tcPr>
+            <w:tcW w:w="9850" w:type="dxa"/>
+          </w:tcPr>
+          <w:p>
+            <w:pPr>
+              <w:rPr>
+                <w:rFonts w:ascii="Arial" w:hAnsi="Arial" w:cs="Arial"/>
+                <w:sz w:val="18"/>
+                <w:szCs w:val="18"/>
+                <w:lang w:val="es-MX"/>
+              </w:rPr>
+            </w:pPr>
+            <w:r>
+              <w:rPr>
+                <w:rFonts w:ascii="Arial" w:hAnsi="Arial" w:cs="Arial"/>
+                <w:bCs/>
+                <w:sz w:val="18"/>
+                <w:szCs w:val="18"/>
+                <w:lang w:val="es-MX"/>
+              </w:rPr>
+              <w:t>- Oracle</w:t>
+            </w:r>
+          </w:p>
+        </w:tc>
+      </w:tr>
+      <w:tr>
+        <w:trPr>
+          <w:trHeight w:val="300"/>
+        </w:trPr>
+        <w:tc>
+          <w:tcPr>
+            <w:tcW w:w="9850" w:type="dxa"/>
+          </w:tcPr>
+          <w:p>
+            <w:pPr>
+              <w:rPr>
+                <w:rFonts w:ascii="Arial" w:hAnsi="Arial" w:cs="Arial"/>
+                <w:sz w:val="18"/>
+                <w:szCs w:val="18"/>
+                <w:lang w:val="es-MX"/>
+              </w:rPr>
+            </w:pPr>
+            <w:r>
+              <w:rPr>
+                <w:rFonts w:ascii="Arial" w:hAnsi="Arial" w:cs="Arial"/>
+                <w:bCs/>
+                <w:sz w:val="18"/>
+                <w:szCs w:val="18"/>
+                <w:lang w:val="es-MX"/>
+              </w:rPr>
+              <w:t>- Erwin</w:t>
+            </w:r>
+          </w:p>
+        </w:tc>
+      </w:tr>
+      <w:tr>
+        <w:trPr>
+          <w:trHeight w:val="300"/>
+        </w:trPr>
+        <w:tc>
+          <w:tcPr>
+            <w:tcW w:w="9850" w:type="dxa"/>
+          </w:tcPr>
+          <w:p>
+            <w:pPr>
+              <w:rPr>
+                <w:rFonts w:ascii="Arial" w:hAnsi="Arial" w:cs="Arial"/>
+                <w:sz w:val="18"/>
+                <w:szCs w:val="18"/>
+                <w:lang w:val="es-MX"/>
+              </w:rPr>
+            </w:pPr>
+            <w:r>
+              <w:rPr>
+                <w:rFonts w:ascii="Arial" w:hAnsi="Arial" w:cs="Arial"/>
+                <w:bCs/>
+                <w:sz w:val="18"/>
+                <w:szCs w:val="18"/>
+                <w:lang w:val="es-MX"/>
+              </w:rPr>
+              <w:t>- Mainframe IBM</w:t>
+            </w:r>
+          </w:p>
+        </w:tc>
+      </w:tr>
+      <w:tr>
+        <w:trPr>
+          <w:trHeight w:val="300"/>
+        </w:trPr>
+        <w:tc>
+          <w:tcPr>
+            <w:tcW w:w="9850" w:type="dxa"/>
+          </w:tcPr>
+          <w:p>
+            <w:pPr>
+              <w:rPr>
+                <w:rFonts w:ascii="Arial" w:hAnsi="Arial" w:cs="Arial"/>
+                <w:sz w:val="18"/>
+                <w:szCs w:val="18"/>
+                <w:lang w:val="es-MX"/>
+              </w:rPr>
+            </w:pPr>
+            <w:r>
+              <w:rPr>
+                <w:rFonts w:ascii="Arial" w:hAnsi="Arial" w:cs="Arial"/>
+                <w:bCs/>
+                <w:sz w:val="18"/>
+                <w:szCs w:val="18"/>
+                <w:lang w:val="es-MX"/>
+              </w:rPr>
+              <w:t>- Cobol</w:t>
+            </w:r>
+          </w:p>
+        </w:tc>
+      </w:tr>
+      <w:tr>
+        <w:trPr>
+          <w:trHeight w:val="300"/>
+        </w:trPr>
+        <w:tc>
+          <w:tcPr>
+            <w:tcW w:w="9850" w:type="dxa"/>
+          </w:tcPr>
+          <w:p>
+            <w:pPr>
+              <w:rPr>
+                <w:rFonts w:ascii="Arial" w:hAnsi="Arial" w:cs="Arial"/>
+                <w:sz w:val="18"/>
+                <w:szCs w:val="18"/>
+                <w:lang w:val="es-MX"/>
+              </w:rPr>
+            </w:pPr>
+            <w:r>
+              <w:rPr>
+                <w:rFonts w:ascii="Arial" w:hAnsi="Arial" w:cs="Arial"/>
+                <w:bCs/>
+                <w:sz w:val="18"/>
+                <w:szCs w:val="18"/>
+                <w:lang w:val="es-MX"/>
+              </w:rPr>
+              <w:t>- DB2 para OS/390</w:t>
+            </w:r>
+          </w:p>
+        </w:tc>
+      </w:tr>
+      <w:tr>
+        <w:trPr>
+          <w:trHeight w:val="300"/>
+        </w:trPr>
+        <w:tc>
+          <w:tcPr>
+            <w:tcW w:w="9850" w:type="dxa"/>
+          </w:tcPr>
+          <w:p>
+            <w:pPr>
+              <w:rPr>
+                <w:rFonts w:ascii="Arial" w:hAnsi="Arial" w:cs="Arial"/>
+                <w:sz w:val="18"/>
+                <w:szCs w:val="18"/>
+                <w:lang w:val="es-MX"/>
+              </w:rPr>
+            </w:pPr>
+            <w:r>
+              <w:rPr>
+                <w:rFonts w:ascii="Arial" w:hAnsi="Arial" w:cs="Arial"/>
+                <w:bCs/>
+                <w:sz w:val="18"/>
+                <w:szCs w:val="18"/>
+                <w:lang w:val="es-MX"/>
+              </w:rPr>
+              <w:t>- JCL</w:t>
+            </w:r>
+          </w:p>
+        </w:tc>
+      </w:tr>
+      <w:tr>
+        <w:trPr>
+          <w:trHeight w:val="300"/>
+        </w:trPr>
+        <w:tc>
+          <w:tcPr>
+            <w:tcW w:w="9850" w:type="dxa"/>
+          </w:tcPr>
+          <w:p>
+            <w:pPr>
+              <w:rPr>
+                <w:rFonts w:ascii="Arial" w:hAnsi="Arial" w:cs="Arial"/>
+                <w:sz w:val="18"/>
+                <w:szCs w:val="18"/>
+                <w:lang w:val="es-MX"/>
+              </w:rPr>
+            </w:pPr>
+            <w:r>
+              <w:rPr>
+                <w:rFonts w:ascii="Arial" w:hAnsi="Arial" w:cs="Arial"/>
+                <w:bCs/>
+                <w:sz w:val="18"/>
+                <w:szCs w:val="18"/>
+                <w:lang w:val="es-MX"/>
+              </w:rPr>
+              <w:t>- CICS</w:t>
+            </w:r>
+          </w:p>
+        </w:tc>
+      </w:tr>
+    </w:tbl>
+    <w:p>
+      <w:pPr>
+        <w:rPr>
+          <w:rFonts w:ascii="Arial" w:hAnsi="Arial" w:cs="Arial"/>
+          <w:b/>
+          <w:sz w:val="18"/>
+          <w:szCs w:val="18"/>
+          <w:u w:val="single"/>
+        </w:rPr>
+      </w:pPr>
+    </w:p>
+    <w:p>
+      <w:pPr>
+        <w:jc w:val="both"/>
+        <w:rPr>
+          <w:rFonts w:ascii="Arial" w:hAnsi="Arial" w:cs="Arial"/>
+          <w:bCs/>
+          <w:sz w:val="18"/>
+          <w:szCs w:val="18"/>
+          <w:lang w:val="es-MX"/>
         </w:rPr>
       </w:pPr>
     </w:p>
@@ -2748,7 +6931,7 @@
           <w:szCs w:val="18"/>
           <w:lang w:val="es-MX"/>
         </w:rPr>
-        <w:t>La experiencia abarca desde 01 agosto 1991 hasta 31 octubre 2020</w:t>
+        <w:t>La experiencia abarca desde 01 agosto de 1991 hasta 31 diciembre de 2021</w:t>
       </w:r>
     </w:p>
     <w:p>
@@ -2781,18 +6964,7 @@
           <w:szCs w:val="18"/>
           <w:lang w:val="es-MX"/>
         </w:rPr>
-        <w:t xml:space="preserve">Durante este período me desempeñé en roles como Gerente de proyectos, Líder de Proyecto, Director de proyectos y Consultor de procesos. Asumí responsabilidades de planificación y administración de proyectos, definición y mejora de </w:t>
-      </w:r>
-      <w:r>
-        <w:rPr>
-          <w:rFonts w:ascii="Arial" w:hAnsi="Arial" w:cs="Arial"/>
-          <w:bCs/>
-          <w:sz w:val="18"/>
-          <w:szCs w:val="18"/>
-          <w:lang w:val="es-MX"/>
-        </w:rPr>
-        <w:lastRenderedPageBreak/>
-        <w:t>procesos operativos, gestión de riesgos y proveedores, elaboración de propuestas y generación de informes ejecutivos. Coordiné equipos multidisciplinarios, participé en la puesta en marcha y transición de servicios, y apoyé la operación y soporte de aplicaciones mediante el establecimiento y seguimiento de métricas de operación.</w:t>
+        <w:t>Durante este período me desempeñé como Gerente de entrega de proyectos (Delivery Manager), Gerente de Servicio Fábrica de Software, Gerente de Proyecto, Oficina de Gestión de Proyectos (PMO), Director de proyectos, Consultor de procesos, Líder de Proyecto, Gerente de proyectos ERP SAP y Gerente de proyectos ARS. Asumí responsabilidades de dirección de proyectos, operación de servicios, administración de recursos, seguimiento de procesos, atención a clientes, control de riesgos, elaboración de propuestas y coordinación de equipos de trabajo en distintos entornos. También participé en iniciativas de mantenimiento, soporte, implantación, reingeniería y mejora operativa, procurando el cumplimiento de compromisos y la continuidad de los servicios.</w:t>
       </w:r>
     </w:p>
     <w:p>
@@ -2829,6 +7001,28 @@
           <w:lang w:val="es-MX"/>
         </w:rPr>
       </w:pPr>
+      <w:r>
+        <w:rPr>
+          <w:rFonts w:ascii="Arial" w:hAnsi="Arial" w:cs="Arial"/>
+          <w:b/>
+          <w:sz w:val="18"/>
+          <w:szCs w:val="18"/>
+          <w:u w:val="single"/>
+          <w:lang w:val="es-MX"/>
+        </w:rPr>
+        <w:br w:type="page"/>
+      </w:r>
+      <w:r>
+        <w:rPr>
+          <w:rFonts w:ascii="Arial" w:hAnsi="Arial" w:cs="Arial"/>
+          <w:b/>
+          <w:sz w:val="18"/>
+          <w:szCs w:val="18"/>
+          <w:lang w:val="es-MX"/>
+        </w:rPr>
+        <w:lastRenderedPageBreak/>
+        <w:t xml:space="preserve"> </w:t>
+      </w:r>
     </w:p>
     <w:p>
       <w:pPr>
@@ -2851,6 +7045,17 @@
           <w:lang w:val="es-MX"/>
         </w:rPr>
         <w:t>FORMACIÓN ACADÉMICA</w:t>
+      </w:r>
+      <w:r>
+        <w:rPr>
+          <w:rFonts w:ascii="Arial" w:hAnsi="Arial" w:cs="Arial"/>
+          <w:b/>
+          <w:sz w:val="18"/>
+          <w:szCs w:val="18"/>
+          <w:u w:val="single"/>
+          <w:lang w:val="es-MX"/>
+        </w:rPr>
+        <w:t xml:space="preserve"> (COMPETENCIA)</w:t>
       </w:r>
       <w:r>
         <w:rPr>
@@ -2904,21 +7109,52 @@
             <w:pPr>
               <w:rPr>
                 <w:rFonts w:ascii="Arial" w:hAnsi="Arial" w:cs="Arial"/>
-                <w:sz w:val="18"/>
-                <w:szCs w:val="18"/>
-                <w:lang w:val="es-MX"/>
-              </w:rPr>
-            </w:pPr>
-            <w:r>
-              <w:rPr>
-                <w:rFonts w:ascii="Arial" w:hAnsi="Arial" w:cs="Arial"/>
                 <w:bCs/>
                 <w:sz w:val="18"/>
                 <w:szCs w:val="18"/>
                 <w:lang w:val="es-MX"/>
               </w:rPr>
+            </w:pPr>
+            <w:r>
+              <w:rPr>
+                <w:rFonts w:ascii="Arial" w:hAnsi="Arial" w:cs="Arial"/>
+                <w:bCs/>
+                <w:sz w:val="18"/>
+                <w:szCs w:val="18"/>
+                <w:lang w:val="es-MX"/>
+              </w:rPr>
               <w:t>Licenciatura en Ciencias de la Informática</w:t>
             </w:r>
+            <w:r>
+              <w:rPr>
+                <w:rFonts w:ascii="Arial" w:hAnsi="Arial" w:cs="Arial"/>
+                <w:bCs/>
+                <w:sz w:val="18"/>
+                <w:szCs w:val="18"/>
+                <w:lang w:val="es-MX"/>
+              </w:rPr>
+              <w:t xml:space="preserve"> - </w:t>
+            </w:r>
+            <w:r>
+              <w:rPr>
+                <w:rFonts w:ascii="Arial" w:hAnsi="Arial" w:cs="Arial"/>
+                <w:bCs/>
+                <w:sz w:val="18"/>
+                <w:szCs w:val="18"/>
+                <w:lang w:val="es-MX"/>
+              </w:rPr>
+              <w:t>1985-1989</w:t>
+            </w:r>
+          </w:p>
+          <w:p>
+            <w:pPr>
+              <w:rPr>
+                <w:rFonts w:ascii="Arial" w:hAnsi="Arial" w:cs="Arial"/>
+                <w:sz w:val="18"/>
+                <w:szCs w:val="18"/>
+                <w:lang w:val="es-MX"/>
+              </w:rPr>
+            </w:pPr>
           </w:p>
         </w:tc>
         <w:tc>
@@ -2942,7 +7178,7 @@
                 <w:szCs w:val="18"/>
                 <w:lang w:val="es-MX"/>
               </w:rPr>
-              <w:t>Instituto Politécnico Nacional UPIICSA</w:t>
+              <w:t>Instituto Politécnico Nacional UPIICSA, México, D. F.</w:t>
             </w:r>
           </w:p>
           <w:p>
@@ -2952,7 +7188,7 @@
                 <w:bCs/>
                 <w:sz w:val="18"/>
                 <w:szCs w:val="18"/>
-                <w:lang w:val="en-US"/>
+                <w:lang w:val="es-MX"/>
               </w:rPr>
             </w:pPr>
           </w:p>
@@ -2979,7 +7215,7 @@
                 <w:szCs w:val="18"/>
                 <w:lang w:val="es-MX"/>
               </w:rPr>
-              <w:t>1985-1989</w:t>
+              <w:t>Cédula Profesional</w:t>
             </w:r>
           </w:p>
           <w:p>
@@ -3000,7 +7236,7 @@
                 <w:szCs w:val="18"/>
                 <w:lang w:val="es-MX"/>
               </w:rPr>
-              <w:t>Cédula Profesional</w:t>
+              <w:t>3500673</w:t>
             </w:r>
           </w:p>
           <w:p>
@@ -3021,12 +7257,54 @@
                 <w:szCs w:val="18"/>
                 <w:lang w:val="es-MX"/>
               </w:rPr>
-              <w:t>3500673</w:t>
+              <w:t>07/12/2001</w:t>
             </w:r>
           </w:p>
         </w:tc>
       </w:tr>
     </w:tbl>
+    <w:p>
+      <w:pPr>
+        <w:rPr>
+          <w:rFonts w:ascii="Arial" w:hAnsi="Arial" w:cs="Arial"/>
+          <w:bCs/>
+          <w:sz w:val="18"/>
+          <w:szCs w:val="18"/>
+          <w:lang w:val="es-MX"/>
+        </w:rPr>
+      </w:pPr>
+    </w:p>
+    <w:p>
+      <w:pPr>
+        <w:rPr>
+          <w:rFonts w:ascii="Arial" w:hAnsi="Arial" w:cs="Arial"/>
+          <w:b/>
+          <w:sz w:val="18"/>
+          <w:szCs w:val="18"/>
+          <w:lang w:val="es-MX"/>
+        </w:rPr>
+      </w:pPr>
+      <w:r>
+        <w:rPr>
+          <w:rFonts w:ascii="Arial" w:hAnsi="Arial" w:cs="Arial"/>
+          <w:b/>
+          <w:sz w:val="18"/>
+          <w:szCs w:val="18"/>
+          <w:lang w:val="es-MX"/>
+        </w:rPr>
+        <w:t>DOMINIO DE HERRAMIENTAS (CERTIFICACIONES Y CURSOS)</w:t>
+      </w:r>
+      <w:r>
+        <w:rPr>
+          <w:rFonts w:ascii="Arial" w:hAnsi="Arial" w:cs="Arial"/>
+          <w:b/>
+          <w:sz w:val="18"/>
+          <w:szCs w:val="18"/>
+          <w:lang w:val="es-MX"/>
+        </w:rPr>
+        <w:t>:</w:t>
+      </w:r>
+    </w:p>
     <w:p>
       <w:pPr>
         <w:rPr>
@@ -3105,7 +7383,7 @@
                 <w:bCs/>
                 <w:sz w:val="18"/>
                 <w:szCs w:val="18"/>
-                <w:lang w:val="es-MX" w:eastAsia="es-ES"/>
+                <w:lang w:val="en-US" w:eastAsia="es-ES"/>
               </w:rPr>
             </w:pPr>
             <w:r>
@@ -3114,9 +7392,9 @@
                 <w:bCs/>
                 <w:sz w:val="18"/>
                 <w:szCs w:val="18"/>
-                <w:lang w:val="es-MX" w:eastAsia="es-ES"/>
-              </w:rPr>
-              <w:t>- Project-Management-Professional</w:t>
+                <w:lang w:val="en-US" w:eastAsia="es-ES"/>
+              </w:rPr>
+              <w:t>- ITIL® Foundation Certificate in IT Service Management</w:t>
             </w:r>
           </w:p>
         </w:tc>
@@ -3140,7 +7418,7 @@
                 <w:szCs w:val="18"/>
                 <w:lang w:val="es-MX"/>
               </w:rPr>
-              <w:t>2007 / 2026</w:t>
+              <w:t>2024-2027</w:t>
             </w:r>
           </w:p>
         </w:tc>
@@ -3174,7 +7452,7 @@
                 <w:szCs w:val="18"/>
                 <w:lang w:val="es-MX" w:eastAsia="es-ES"/>
               </w:rPr>
-              <w:t>- SCRUM Master</w:t>
+              <w:t>- Certified ScrumMaster® (CSM)</w:t>
             </w:r>
           </w:p>
         </w:tc>
@@ -3198,7 +7476,7 @@
                 <w:szCs w:val="18"/>
                 <w:lang w:val="es-MX"/>
               </w:rPr>
-              <w:t>2016 / 2026</w:t>
+              <w:t>2016-2026</w:t>
             </w:r>
           </w:p>
         </w:tc>
@@ -3232,7 +7510,7 @@
                 <w:szCs w:val="18"/>
                 <w:lang w:val="es-MX" w:eastAsia="es-ES"/>
               </w:rPr>
-              <w:t>- Certificado ITIL v4</w:t>
+              <w:t>- Project Management Professional (PMP®)</w:t>
             </w:r>
           </w:p>
         </w:tc>
@@ -3256,7 +7534,7 @@
                 <w:szCs w:val="18"/>
                 <w:lang w:val="es-MX"/>
               </w:rPr>
-              <w:t>2024 / 2027</w:t>
+              <w:t>2007-2026</w:t>
             </w:r>
           </w:p>
         </w:tc>
@@ -3285,6 +7563,18 @@
           <w:lang w:val="en-US"/>
         </w:rPr>
       </w:pPr>
+      <w:r>
+        <w:rPr>
+          <w:rFonts w:ascii="Arial" w:hAnsi="Arial" w:cs="Arial"/>
+          <w:b/>
+          <w:bCs/>
+          <w:sz w:val="18"/>
+          <w:szCs w:val="18"/>
+          <w:u w:val="single"/>
+          <w:lang w:val="es-MX"/>
+        </w:rPr>
+        <w:t>CURSOS</w:t>
+      </w:r>
     </w:p>
     <w:p>
       <w:pPr>
@@ -3298,6 +7588,54 @@
         </w:rPr>
       </w:pPr>
     </w:p>
+    <w:tbl>
+      <w:tblPr>
+        <w:tblW w:w="0" w:type="auto"/>
+        <w:tblInd w:w="-72" w:type="dxa"/>
+        <w:tblBorders>
+          <w:top w:val="single" w:sz="4" w:space="0" w:color="auto"/>
+          <w:left w:val="single" w:sz="4" w:space="0" w:color="auto"/>
+          <w:bottom w:val="single" w:sz="4" w:space="0" w:color="auto"/>
+          <w:right w:val="single" w:sz="4" w:space="0" w:color="auto"/>
+          <w:insideH w:val="single" w:sz="4" w:space="0" w:color="auto"/>
+          <w:insideV w:val="single" w:sz="4" w:space="0" w:color="auto"/>
+        </w:tblBorders>
+        <w:tblLook w:val="0000" w:firstRow="0" w:lastRow="0" w:firstColumn="0" w:lastColumn="0" w:noHBand="0" w:noVBand="0"/>
+      </w:tblPr>
+      <w:tblGrid>
+        <w:gridCol w:w="9850"/>
+      </w:tblGrid>
+      <w:tr>
+        <w:trPr>
+          <w:trHeight w:val="300"/>
+        </w:trPr>
+        <w:tc>
+          <w:tcPr>
+            <w:tcW w:w="9850" w:type="dxa"/>
+          </w:tcPr>
+          <w:p>
+            <w:pPr>
+              <w:rPr>
+                <w:rFonts w:ascii="Arial" w:hAnsi="Arial" w:cs="Arial"/>
+                <w:sz w:val="18"/>
+                <w:szCs w:val="18"/>
+                <w:lang w:val="es-MX"/>
+              </w:rPr>
+            </w:pPr>
+            <w:r>
+              <w:rPr>
+                <w:rFonts w:ascii="Arial" w:hAnsi="Arial" w:cs="Arial"/>
+                <w:bCs/>
+                <w:sz w:val="18"/>
+                <w:szCs w:val="18"/>
+                <w:lang w:val="es-MX"/>
+              </w:rPr>
+              <w:t>- Auditor Interno de Normas ISO 9001:2015</w:t>
+            </w:r>
+          </w:p>
+        </w:tc>
+      </w:tr>
+    </w:tbl>
     <w:p>
       <w:pPr>
         <w:jc w:val="both"/>
@@ -3306,7 +7644,7 @@
           <w:bCs/>
           <w:sz w:val="18"/>
           <w:szCs w:val="18"/>
-          <w:lang w:val="en-US"/>
+          <w:lang w:val="es-MX"/>
         </w:rPr>
       </w:pPr>
     </w:p>
@@ -3318,7 +7656,7 @@
           <w:bCs/>
           <w:sz w:val="18"/>
           <w:szCs w:val="18"/>
-          <w:lang w:val="en-US"/>
+          <w:lang w:val="es-MX"/>
         </w:rPr>
       </w:pPr>
     </w:p>
@@ -3330,49 +7668,266 @@
           <w:bCs/>
           <w:sz w:val="18"/>
           <w:szCs w:val="18"/>
-          <w:lang w:val="en-US"/>
+          <w:lang w:val="es-MX"/>
         </w:rPr>
       </w:pPr>
     </w:p>
     <w:p>
       <w:pPr>
-        <w:ind w:left="708" w:hanging="708"/>
-        <w:jc w:val="center"/>
+        <w:jc w:val="both"/>
         <w:rPr>
           <w:rFonts w:ascii="Arial" w:hAnsi="Arial" w:cs="Arial"/>
           <w:bCs/>
           <w:sz w:val="18"/>
           <w:szCs w:val="18"/>
-          <w:lang w:val="en-US"/>
+          <w:lang w:val="es-MX"/>
         </w:rPr>
       </w:pPr>
-      <w:r>
+    </w:p>
+    <w:p>
+      <w:pPr>
+        <w:jc w:val="both"/>
         <w:rPr>
           <w:rFonts w:ascii="Arial" w:hAnsi="Arial" w:cs="Arial"/>
           <w:bCs/>
           <w:sz w:val="18"/>
           <w:szCs w:val="18"/>
-          <w:lang w:val="en-US"/>
+          <w:lang w:val="es-MX"/>
         </w:rPr>
-        <w:t>______________________________________</w:t>
-      </w:r>
+      </w:pPr>
     </w:p>
     <w:p>
       <w:pPr>
-        <w:ind w:left="708" w:hanging="708"/>
-        <w:jc w:val="center"/>
+        <w:jc w:val="both"/>
         <w:rPr>
           <w:rFonts w:ascii="Arial" w:hAnsi="Arial" w:cs="Arial"/>
           <w:bCs/>
           <w:sz w:val="18"/>
           <w:szCs w:val="18"/>
-          <w:lang w:val="en-US"/>
+          <w:lang w:val="es-MX"/>
         </w:rPr>
       </w:pPr>
     </w:p>
     <w:p>
       <w:pPr>
-        <w:pStyle w:val="Title"/>
+        <w:jc w:val="both"/>
+        <w:rPr>
+          <w:rFonts w:ascii="Arial" w:hAnsi="Arial" w:cs="Arial"/>
+          <w:bCs/>
+          <w:sz w:val="18"/>
+          <w:szCs w:val="18"/>
+          <w:lang w:val="es-MX"/>
+        </w:rPr>
+      </w:pPr>
+    </w:p>
+    <w:tbl>
+      <w:tblPr>
+        <w:tblW w:w="0" w:type="auto"/>
+        <w:tblLook w:val="04A0" w:firstRow="1" w:lastRow="0" w:firstColumn="1" w:lastColumn="0" w:noHBand="0" w:noVBand="1"/>
+      </w:tblPr>
+      <w:tblGrid>
+        <w:gridCol w:w="4889"/>
+        <w:gridCol w:w="4889"/>
+      </w:tblGrid>
+      <w:tr>
+        <w:tc>
+          <w:tcPr>
+            <w:tcW w:w="4889" w:type="dxa"/>
+            <w:vAlign w:val="center"/>
+          </w:tcPr>
+          <w:p>
+            <w:pPr>
+              <w:ind w:left="708" w:hanging="708"/>
+              <w:jc w:val="center"/>
+              <w:rPr>
+                <w:rFonts w:ascii="Arial" w:hAnsi="Arial" w:cs="Arial"/>
+                <w:bCs/>
+                <w:sz w:val="18"/>
+                <w:szCs w:val="18"/>
+                <w:lang w:val="es-MX"/>
+              </w:rPr>
+            </w:pPr>
+            <w:r>
+              <w:rPr>
+                <w:rFonts w:ascii="Arial" w:hAnsi="Arial" w:cs="Arial"/>
+                <w:bCs/>
+                <w:sz w:val="18"/>
+                <w:szCs w:val="18"/>
+                <w:lang w:val="es-MX"/>
+              </w:rPr>
+              <w:t>______________________________________</w:t>
+            </w:r>
+          </w:p>
+          <w:p>
+            <w:pPr>
+              <w:pStyle w:val="Title"/>
+              <w:ind w:left="708" w:hanging="708"/>
+              <w:rPr>
+                <w:b/>
+                <w:bCs/>
+                <w:sz w:val="18"/>
+                <w:szCs w:val="18"/>
+                <w:lang w:val="es-MX"/>
+              </w:rPr>
+            </w:pPr>
+            <w:r>
+              <w:rPr>
+                <w:b/>
+                <w:bCs/>
+                <w:sz w:val="18"/>
+                <w:szCs w:val="18"/>
+                <w:lang w:val="es-MX"/>
+              </w:rPr>
+              <w:t>Martha Patricia Martínez Flores</w:t>
+            </w:r>
+          </w:p>
+          <w:p>
+            <w:pPr>
+              <w:pStyle w:val="Title"/>
+              <w:rPr>
+                <w:b/>
+                <w:bCs/>
+                <w:sz w:val="18"/>
+                <w:szCs w:val="18"/>
+                <w:lang w:val="es-MX"/>
+              </w:rPr>
+            </w:pPr>
+            <w:r>
+              <w:rPr>
+                <w:b/>
+                <w:bCs/>
+                <w:sz w:val="18"/>
+                <w:szCs w:val="18"/>
+                <w:lang w:val="es-MX"/>
+              </w:rPr>
+              <w:t>Gerente de Operación</w:t>
+            </w:r>
+          </w:p>
+          <w:p>
+            <w:pPr>
+              <w:pStyle w:val="Title"/>
+              <w:jc w:val="left"/>
+              <w:rPr>
+                <w:b/>
+                <w:bCs/>
+                <w:color w:val="0070C0"/>
+                <w:sz w:val="18"/>
+                <w:szCs w:val="18"/>
+                <w:lang w:val="es-MX"/>
+              </w:rPr>
+            </w:pPr>
+          </w:p>
+        </w:tc>
+        <w:tc>
+          <w:tcPr>
+            <w:tcW w:w="4889" w:type="dxa"/>
+            <w:vAlign w:val="center"/>
+          </w:tcPr>
+          <w:p>
+            <w:pPr>
+              <w:jc w:val="center"/>
+              <w:rPr>
+                <w:rFonts w:ascii="Arial" w:hAnsi="Arial" w:cs="Arial"/>
+                <w:bCs/>
+                <w:sz w:val="18"/>
+                <w:szCs w:val="18"/>
+                <w:lang w:val="es-MX"/>
+              </w:rPr>
+            </w:pPr>
+            <w:r>
+              <w:rPr>
+                <w:rFonts w:ascii="Arial" w:hAnsi="Arial" w:cs="Arial"/>
+                <w:bCs/>
+                <w:sz w:val="18"/>
+                <w:szCs w:val="18"/>
+                <w:lang w:val="es-MX"/>
+              </w:rPr>
+              <w:t>______________________________________</w:t>
+            </w:r>
+          </w:p>
+          <w:p>
+            <w:pPr>
+              <w:jc w:val="center"/>
+              <w:rPr>
+                <w:rFonts w:ascii="Arial" w:hAnsi="Arial" w:cs="Arial"/>
+                <w:b/>
+                <w:sz w:val="18"/>
+                <w:szCs w:val="18"/>
+                <w:lang w:val="es-MX"/>
+              </w:rPr>
+            </w:pPr>
+            <w:r>
+              <w:rPr>
+                <w:rFonts w:ascii="Arial" w:hAnsi="Arial" w:cs="Arial"/>
+                <w:b/>
+                <w:sz w:val="18"/>
+                <w:szCs w:val="18"/>
+                <w:lang w:val="es-MX"/>
+              </w:rPr>
+              <w:t>Ángel Eduardo Guerrero García</w:t>
+            </w:r>
+          </w:p>
+          <w:p>
+            <w:pPr>
+              <w:jc w:val="center"/>
+              <w:rPr>
+                <w:rFonts w:ascii="Arial" w:hAnsi="Arial" w:cs="Arial"/>
+                <w:b/>
+                <w:sz w:val="18"/>
+                <w:szCs w:val="18"/>
+                <w:lang w:val="es-MX"/>
+              </w:rPr>
+            </w:pPr>
+            <w:r>
+              <w:rPr>
+                <w:rFonts w:ascii="Arial" w:hAnsi="Arial" w:cs="Arial"/>
+                <w:b/>
+                <w:sz w:val="18"/>
+                <w:szCs w:val="18"/>
+                <w:lang w:val="es-MX"/>
+              </w:rPr>
+              <w:t>Representante legal</w:t>
+            </w:r>
+          </w:p>
+          <w:p>
+            <w:pPr>
+              <w:jc w:val="center"/>
+              <w:rPr>
+                <w:rFonts w:ascii="Arial" w:hAnsi="Arial" w:cs="Arial"/>
+                <w:b/>
+                <w:sz w:val="18"/>
+                <w:szCs w:val="18"/>
+                <w:lang w:val="es-MX"/>
+              </w:rPr>
+            </w:pPr>
+            <w:r>
+              <w:rPr>
+                <w:rFonts w:ascii="Arial" w:hAnsi="Arial" w:cs="Arial"/>
+                <w:b/>
+                <w:sz w:val="18"/>
+                <w:szCs w:val="18"/>
+                <w:lang w:val="es-MX"/>
+              </w:rPr>
+              <w:t>BFS Ingeniería Aplicada S. A. de C. V.</w:t>
+            </w:r>
+          </w:p>
+        </w:tc>
+      </w:tr>
+    </w:tbl>
+    <w:p>
+      <w:pPr>
+        <w:jc w:val="both"/>
+        <w:rPr>
+          <w:rFonts w:ascii="Arial" w:hAnsi="Arial" w:cs="Arial"/>
+          <w:bCs/>
+          <w:sz w:val="18"/>
+          <w:szCs w:val="18"/>
+          <w:lang w:val="es-MX"/>
+        </w:rPr>
+      </w:pPr>
+    </w:p>
+    <w:p>
+      <w:pPr>
         <w:ind w:left="708" w:hanging="708"/>
         <w:rPr>
           <w:b/>
@@ -3381,66 +7936,21 @@
           <w:lang w:val="es-MX"/>
         </w:rPr>
       </w:pPr>
-      <w:r>
-        <w:rPr>
-          <w:b/>
-          <w:bCs/>
-          <w:lang w:val="es-MX"/>
-        </w:rPr>
-        <w:t>Martha Patricia Martínez Flores</w:t>
-      </w:r>
     </w:p>
     <w:p>
       <w:pPr>
-        <w:jc w:val="both"/>
         <w:rPr>
           <w:rFonts w:ascii="Arial" w:hAnsi="Arial" w:cs="Arial"/>
           <w:bCs/>
           <w:sz w:val="18"/>
           <w:szCs w:val="18"/>
-          <w:lang w:val="en-US"/>
+          <w:lang w:val="es-MX"/>
         </w:rPr>
       </w:pPr>
-    </w:p>
-    <w:p>
-      <w:r>
-        <w:br w:type="page"/>
-      </w:r>
-    </w:p>
-    <w:p>
-      <w:r>
-        <w:rPr>
-          <w:noProof/>
-        </w:rPr>
-        <w:pict w14:anchorId="3CF3CD5F">
-          <v:shapetype id="_x0000_t75" coordsize="21600,21600" o:spt="75" o:preferrelative="t" path="m@4@5l@4@11@9@11@9@5xe" filled="f" stroked="f">
-            <v:stroke joinstyle="miter"/>
-            <v:formulas>
-              <v:f eqn="if lineDrawn pixelLineWidth 0"/>
-              <v:f eqn="sum @0 1 0"/>
-              <v:f eqn="sum 0 0 @1"/>
-              <v:f eqn="prod @2 1 2"/>
-              <v:f eqn="prod @3 21600 pixelWidth"/>
-              <v:f eqn="prod @3 21600 pixelHeight"/>
-              <v:f eqn="sum @0 0 1"/>
-              <v:f eqn="prod @6 1 2"/>
-              <v:f eqn="prod @7 21600 pixelWidth"/>
-              <v:f eqn="sum @8 21600 0"/>
-              <v:f eqn="prod @7 21600 pixelHeight"/>
-              <v:f eqn="sum @10 21600 0"/>
-            </v:formulas>
-            <v:path o:extrusionok="f" gradientshapeok="t" o:connecttype="rect"/>
-            <o:lock v:ext="edit" aspectratio="t"/>
-          </v:shapetype>
-          <v:shape id="Picture 1" o:spid="_x0000_i1025" type="#_x0000_t75" style="width:6in;height:559.5pt;visibility:visible;mso-wrap-style:square">
-            <v:imagedata r:id="rId11" o:title=""/>
-          </v:shape>
-        </w:pict>
-      </w:r>
     </w:p>
     <w:sectPr>
-      <w:headerReference w:type="default" r:id="rId12"/>
-      <w:footerReference w:type="default" r:id="rId13"/>
+      <w:headerReference w:type="default" r:id="rId11"/>
+      <w:footerReference w:type="default" r:id="rId12"/>
       <w:pgSz w:w="12240" w:h="15840"/>
       <w:pgMar w:top="1418" w:right="1260" w:bottom="1134" w:left="1418" w:header="720" w:footer="720" w:gutter="0"/>
       <w:cols w:space="720"/>
@@ -3472,46 +7982,6 @@
 <w:ftr xmlns:wpc="http://schemas.microsoft.com/office/word/2010/wordprocessingCanvas" xmlns:cx="http://schemas.microsoft.com/office/drawing/2014/chartex" xmlns:cx1="http://schemas.microsoft.com/office/drawing/2015/9/8/chartex" xmlns:cx2="http://schemas.microsoft.com/office/drawing/2015/10/21/chartex" xmlns:cx3="http://schemas.microsoft.com/office/drawing/2016/5/9/chartex" xmlns:cx4="http://schemas.microsoft.com/office/drawing/2016/5/10/chartex" xmlns:cx5="http://schemas.microsoft.com/office/drawing/2016/5/11/chartex" xmlns:cx6="http://schemas.microsoft.com/office/drawing/2016/5/12/chartex" xmlns:cx7="http://schemas.microsoft.com/office/drawing/2016/5/13/chartex" xmlns:cx8="http://schemas.microsoft.com/office/drawing/2016/5/14/chartex" xmlns:mc="http://schemas.openxmlformats.org/markup-compatibility/2006" xmlns:aink="http://schemas.microsoft.com/office/drawing/2016/ink" xmlns:am3d="http://schemas.microsoft.com/office/drawing/2017/model3d" xmlns:o="urn:schemas-microsoft-com:office:office" xmlns:oel="http://schemas.microsoft.com/office/2019/extlst" xmlns:r="http://schemas.openxmlformats.org/officeDocument/2006/relationships" xmlns:m="http://schemas.openxmlformats.org/officeDocument/2006/math" xmlns:v="urn:schemas-microsoft-com:vml" xmlns:wp14="http://schemas.microsoft.com/office/word/2010/wordprocessingDrawing" xmlns:wp="http://schemas.openxmlformats.org/drawingml/2006/wordprocessingDrawing" xmlns:w10="urn:schemas-microsoft-com:office:word" xmlns:w="http://schemas.openxmlformats.org/wordprocessingml/2006/main" xmlns:w14="http://schemas.microsoft.com/office/word/2010/wordml" xmlns:w15="http://schemas.microsoft.com/office/word/2012/wordml" xmlns:w16cex="http://schemas.microsoft.com/office/word/2018/wordml/cex" xmlns:w16cid="http://schemas.microsoft.com/office/word/2016/wordml/cid" xmlns:w16="http://schemas.microsoft.com/office/word/2018/wordml" xmlns:w16du="http://schemas.microsoft.com/office/word/2023/wordml/word16du" xmlns:w16sdtdh="http://schemas.microsoft.com/office/word/2020/wordml/sdtdatahash" xmlns:w16sdtfl="http://schemas.microsoft.com/office/word/2024/wordml/sdtformatlock" xmlns:w16se="http://schemas.microsoft.com/office/word/2015/wordml/symex" xmlns:wpg="http://schemas.microsoft.com/office/word/2010/wordprocessingGroup" xmlns:wpi="http://schemas.microsoft.com/office/word/2010/wordprocessingInk" xmlns:wne="http://schemas.microsoft.com/office/word/2006/wordml" xmlns:wps="http://schemas.microsoft.com/office/word/2010/wordprocessingShape" mc:Ignorable="w14 w15 w16se w16cid w16 w16cex w16sdtdh w16sdtfl w16du wp14">
   <w:p>
     <w:pPr>
-      <w:pStyle w:val="Header"/>
-      <w:pBdr>
-        <w:bottom w:val="single" w:sz="12" w:space="1" w:color="0E2841"/>
-      </w:pBdr>
-      <w:rPr>
-        <w:rFonts w:ascii="Tahoma" w:eastAsia="Calibri" w:hAnsi="Tahoma" w:cs="Tahoma"/>
-        <w:sz w:val="18"/>
-        <w:szCs w:val="18"/>
-        <w:lang w:eastAsia="en-US"/>
-      </w:rPr>
-    </w:pPr>
-    <w:r>
-      <w:rPr>
-        <w:noProof/>
-      </w:rPr>
-      <w:pict w14:anchorId="2895A54B">
-        <v:shapetype id="_x0000_t202" coordsize="21600,21600" o:spt="202" path="m,l,21600r21600,l21600,xe">
-          <v:stroke joinstyle="miter"/>
-          <v:path gradientshapeok="t" o:connecttype="rect"/>
-        </v:shapetype>
-        <v:shape id="Text Box 1" o:spid="_x0000_s1034" type="#_x0000_t202" style="position:absolute;margin-left:1.3pt;margin-top:13.6pt;width:518.75pt;height:52.8pt;z-index:3;visibility:visible;mso-width-relative:margin;mso-height-relative:margin" o:gfxdata="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" filled="f" stroked="f" strokeweight=".5pt">
-          <v:textbox style="mso-next-textbox:#Text Box 1">
-            <w:txbxContent>
-              <w:p>
-                <w:pPr>
-                  <w:rPr>
-                    <w:rFonts w:cs="Arial"/>
-                    <w:sz w:val="16"/>
-                    <w:szCs w:val="16"/>
-                  </w:rPr>
-                </w:pPr>
-              </w:p>
-            </w:txbxContent>
-          </v:textbox>
-        </v:shape>
-      </w:pict>
-    </w:r>
-  </w:p>
-  <w:p>
-    <w:pPr>
       <w:pStyle w:val="Footer"/>
       <w:tabs>
         <w:tab w:val="clear" w:pos="4320"/>
@@ -3524,6 +7994,10 @@
         <w:noProof/>
       </w:rPr>
       <w:pict w14:anchorId="0FF2E83E">
+        <v:shapetype id="_x0000_t202" coordsize="21600,21600" o:spt="202" path="m,l,21600r21600,l21600,xe">
+          <v:stroke joinstyle="miter"/>
+          <v:path gradientshapeok="t" o:connecttype="rect"/>
+        </v:shapetype>
         <v:shape id="_x0000_s1029" type="#_x0000_t202" style="position:absolute;margin-left:56.35pt;margin-top:729.7pt;width:154.5pt;height:17.3pt;z-index:2;visibility:visible;mso-height-relative:margin" o:gfxdata="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" stroked="f" strokeweight=".5pt">
           <v:textbox style="mso-next-textbox:#_x0000_s1029">
             <w:txbxContent>
@@ -3612,7 +8086,7 @@
           <v:stroke joinstyle="miter"/>
           <v:path gradientshapeok="t" o:connecttype="rect"/>
         </v:shapetype>
-        <v:shape id="Text Box 3" o:spid="_x0000_s1036" type="#_x0000_t202" style="position:absolute;margin-left:126.85pt;margin-top:-22.45pt;width:338.2pt;height:48.45pt;z-index:4;visibility:visible;mso-position-horizontal-relative:page;mso-width-relative:margin;mso-height-relative:margin" o:gfxdata="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" fillcolor="window" stroked="f" strokeweight=".5pt">
+        <v:shape id="Text Box 3" o:spid="_x0000_s1036" type="#_x0000_t202" style="position:absolute;margin-left:126.85pt;margin-top:-22.45pt;width:338.2pt;height:48.45pt;z-index:3;visibility:visible;mso-position-horizontal-relative:page;mso-width-relative:margin;mso-height-relative:margin" o:gfxdata="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" fillcolor="window" stroked="f" strokeweight=".5pt">
           <v:textbox style="mso-next-textbox:#Text Box 3">
             <w:txbxContent>
               <w:p>
@@ -3669,7 +8143,7 @@
           <v:path o:extrusionok="f" gradientshapeok="t" o:connecttype="rect"/>
           <o:lock v:ext="edit" aspectratio="t"/>
         </v:shapetype>
-        <v:shape id="Imagen 9" o:spid="_x0000_s1035" type="#_x0000_t75" alt="Logo, company name&#10;&#10;Description automatically generated" style="position:absolute;margin-left:401.55pt;margin-top:-13.75pt;width:91.1pt;height:43.5pt;z-index:5;visibility:visible;mso-width-relative:margin;mso-height-relative:margin">
+        <v:shape id="Imagen 9" o:spid="_x0000_s1035" type="#_x0000_t75" alt="Logo, company name&#10;&#10;Description automatically generated" style="position:absolute;margin-left:401.55pt;margin-top:-13.75pt;width:91.1pt;height:43.5pt;z-index:4;visibility:visible;mso-width-relative:margin;mso-height-relative:margin">
           <v:imagedata r:id="rId1" o:title="image001"/>
         </v:shape>
       </w:pict>
@@ -3832,6 +8306,119 @@
     </w:lvl>
   </w:abstractNum>
   <w:abstractNum w:abstractNumId="3" w15:restartNumberingAfterBreak="0">
+    <w:nsid w:val="04C10B25"/>
+    <w:multiLevelType w:val="hybridMultilevel"/>
+    <w:tmpl w:val="92008A64"/>
+    <w:lvl w:ilvl="0" w:tplc="04090001">
+      <w:start w:val="1"/>
+      <w:numFmt w:val="bullet"/>
+      <w:lvlText w:val=""/>
+      <w:lvlJc w:val="left"/>
+      <w:pPr>
+        <w:ind w:left="720" w:hanging="360"/>
+      </w:pPr>
+      <w:rPr>
+        <w:rFonts w:ascii="Symbol" w:hAnsi="Symbol" w:hint="default"/>
+      </w:rPr>
+    </w:lvl>
+    <w:lvl w:ilvl="1" w:tplc="04090003" w:tentative="1">
+      <w:start w:val="1"/>
+      <w:numFmt w:val="bullet"/>
+      <w:lvlText w:val="o"/>
+      <w:lvlJc w:val="left"/>
+      <w:pPr>
+        <w:ind w:left="1440" w:hanging="360"/>
+      </w:pPr>
+      <w:rPr>
+        <w:rFonts w:ascii="Courier New" w:hAnsi="Courier New" w:cs="Courier New" w:hint="default"/>
+      </w:rPr>
+    </w:lvl>
+    <w:lvl w:ilvl="2" w:tplc="04090005" w:tentative="1">
+      <w:start w:val="1"/>
+      <w:numFmt w:val="bullet"/>
+      <w:lvlText w:val=""/>
+      <w:lvlJc w:val="left"/>
+      <w:pPr>
+        <w:ind w:left="2160" w:hanging="360"/>
+      </w:pPr>
+      <w:rPr>
+        <w:rFonts w:ascii="Wingdings" w:hAnsi="Wingdings" w:hint="default"/>
+      </w:rPr>
+    </w:lvl>
+    <w:lvl w:ilvl="3" w:tplc="04090001" w:tentative="1">
+      <w:start w:val="1"/>
+      <w:numFmt w:val="bullet"/>
+      <w:lvlText w:val=""/>
+      <w:lvlJc w:val="left"/>
+      <w:pPr>
+        <w:ind w:left="2880" w:hanging="360"/>
+      </w:pPr>
+      <w:rPr>
+        <w:rFonts w:ascii="Symbol" w:hAnsi="Symbol" w:hint="default"/>
+      </w:rPr>
+    </w:lvl>
+    <w:lvl w:ilvl="4" w:tplc="04090003" w:tentative="1">
+      <w:start w:val="1"/>
+      <w:numFmt w:val="bullet"/>
+      <w:lvlText w:val="o"/>
+      <w:lvlJc w:val="left"/>
+      <w:pPr>
+        <w:ind w:left="3600" w:hanging="360"/>
+      </w:pPr>
+      <w:rPr>
+        <w:rFonts w:ascii="Courier New" w:hAnsi="Courier New" w:cs="Courier New" w:hint="default"/>
+      </w:rPr>
+    </w:lvl>
+    <w:lvl w:ilvl="5" w:tplc="04090005" w:tentative="1">
+      <w:start w:val="1"/>
+      <w:numFmt w:val="bullet"/>
+      <w:lvlText w:val=""/>
+      <w:lvlJc w:val="left"/>
+      <w:pPr>
+        <w:ind w:left="4320" w:hanging="360"/>
+      </w:pPr>
+      <w:rPr>
+        <w:rFonts w:ascii="Wingdings" w:hAnsi="Wingdings" w:hint="default"/>
+      </w:rPr>
+    </w:lvl>
+    <w:lvl w:ilvl="6" w:tplc="04090001" w:tentative="1">
+      <w:start w:val="1"/>
+      <w:numFmt w:val="bullet"/>
+      <w:lvlText w:val=""/>
+      <w:lvlJc w:val="left"/>
+      <w:pPr>
+        <w:ind w:left="5040" w:hanging="360"/>
+      </w:pPr>
+      <w:rPr>
+        <w:rFonts w:ascii="Symbol" w:hAnsi="Symbol" w:hint="default"/>
+      </w:rPr>
+    </w:lvl>
+    <w:lvl w:ilvl="7" w:tplc="04090003" w:tentative="1">
+      <w:start w:val="1"/>
+      <w:numFmt w:val="bullet"/>
+      <w:lvlText w:val="o"/>
+      <w:lvlJc w:val="left"/>
+      <w:pPr>
+        <w:ind w:left="5760" w:hanging="360"/>
+      </w:pPr>
+      <w:rPr>
+        <w:rFonts w:ascii="Courier New" w:hAnsi="Courier New" w:cs="Courier New" w:hint="default"/>
+      </w:rPr>
+    </w:lvl>
+    <w:lvl w:ilvl="8" w:tplc="04090005" w:tentative="1">
+      <w:start w:val="1"/>
+      <w:numFmt w:val="bullet"/>
+      <w:lvlText w:val=""/>
+      <w:lvlJc w:val="left"/>
+      <w:pPr>
+        <w:ind w:left="6480" w:hanging="360"/>
+      </w:pPr>
+      <w:rPr>
+        <w:rFonts w:ascii="Wingdings" w:hAnsi="Wingdings" w:hint="default"/>
+      </w:rPr>
+    </w:lvl>
+  </w:abstractNum>
+  <w:abstractNum w:abstractNumId="4" w15:restartNumberingAfterBreak="0">
     <w:nsid w:val="05F66544"/>
     <w:multiLevelType w:val="hybridMultilevel"/>
     <w:tmpl w:val="B49A174A"/>
@@ -3943,7 +8530,7 @@
       </w:rPr>
     </w:lvl>
   </w:abstractNum>
-  <w:abstractNum w:abstractNumId="4" w15:restartNumberingAfterBreak="0">
+  <w:abstractNum w:abstractNumId="5" w15:restartNumberingAfterBreak="0">
     <w:nsid w:val="09F07520"/>
     <w:multiLevelType w:val="hybridMultilevel"/>
     <w:tmpl w:val="EACE5E5E"/>
@@ -4083,7 +8670,7 @@
       </w:rPr>
     </w:lvl>
   </w:abstractNum>
-  <w:abstractNum w:abstractNumId="5" w15:restartNumberingAfterBreak="0">
+  <w:abstractNum w:abstractNumId="6" w15:restartNumberingAfterBreak="0">
     <w:nsid w:val="0BBF56DF"/>
     <w:multiLevelType w:val="hybridMultilevel"/>
     <w:tmpl w:val="06A06928"/>
@@ -4196,7 +8783,7 @@
       </w:rPr>
     </w:lvl>
   </w:abstractNum>
-  <w:abstractNum w:abstractNumId="6" w15:restartNumberingAfterBreak="0">
+  <w:abstractNum w:abstractNumId="7" w15:restartNumberingAfterBreak="0">
     <w:nsid w:val="0C8C01C3"/>
     <w:multiLevelType w:val="hybridMultilevel"/>
     <w:tmpl w:val="8646C766"/>
@@ -4309,7 +8896,7 @@
       </w:rPr>
     </w:lvl>
   </w:abstractNum>
-  <w:abstractNum w:abstractNumId="7" w15:restartNumberingAfterBreak="0">
+  <w:abstractNum w:abstractNumId="8" w15:restartNumberingAfterBreak="0">
     <w:nsid w:val="0CE1587F"/>
     <w:multiLevelType w:val="hybridMultilevel"/>
     <w:tmpl w:val="946A100A"/>
@@ -4422,7 +9009,7 @@
       </w:rPr>
     </w:lvl>
   </w:abstractNum>
-  <w:abstractNum w:abstractNumId="8" w15:restartNumberingAfterBreak="0">
+  <w:abstractNum w:abstractNumId="9" w15:restartNumberingAfterBreak="0">
     <w:nsid w:val="11E357D6"/>
     <w:multiLevelType w:val="hybridMultilevel"/>
     <w:tmpl w:val="F6722560"/>
@@ -4534,7 +9121,7 @@
       </w:rPr>
     </w:lvl>
   </w:abstractNum>
-  <w:abstractNum w:abstractNumId="9" w15:restartNumberingAfterBreak="0">
+  <w:abstractNum w:abstractNumId="10" w15:restartNumberingAfterBreak="0">
     <w:nsid w:val="13851046"/>
     <w:multiLevelType w:val="hybridMultilevel"/>
     <w:tmpl w:val="E9CA8056"/>
@@ -4674,7 +9261,7 @@
       </w:rPr>
     </w:lvl>
   </w:abstractNum>
-  <w:abstractNum w:abstractNumId="10" w15:restartNumberingAfterBreak="0">
+  <w:abstractNum w:abstractNumId="11" w15:restartNumberingAfterBreak="0">
     <w:nsid w:val="17097934"/>
     <w:multiLevelType w:val="hybridMultilevel"/>
     <w:tmpl w:val="105CE344"/>
@@ -4815,7 +9402,7 @@
       </w:rPr>
     </w:lvl>
   </w:abstractNum>
-  <w:abstractNum w:abstractNumId="11" w15:restartNumberingAfterBreak="0">
+  <w:abstractNum w:abstractNumId="12" w15:restartNumberingAfterBreak="0">
     <w:nsid w:val="18B50D97"/>
     <w:multiLevelType w:val="hybridMultilevel"/>
     <w:tmpl w:val="1D8C0A72"/>
@@ -4928,7 +9515,7 @@
       </w:rPr>
     </w:lvl>
   </w:abstractNum>
-  <w:abstractNum w:abstractNumId="12" w15:restartNumberingAfterBreak="0">
+  <w:abstractNum w:abstractNumId="13" w15:restartNumberingAfterBreak="0">
     <w:nsid w:val="18F5319E"/>
     <w:multiLevelType w:val="hybridMultilevel"/>
     <w:tmpl w:val="605E84D0"/>
@@ -5068,7 +9655,7 @@
       </w:rPr>
     </w:lvl>
   </w:abstractNum>
-  <w:abstractNum w:abstractNumId="13" w15:restartNumberingAfterBreak="0">
+  <w:abstractNum w:abstractNumId="14" w15:restartNumberingAfterBreak="0">
     <w:nsid w:val="1C8F477D"/>
     <w:multiLevelType w:val="hybridMultilevel"/>
     <w:tmpl w:val="87761AF2"/>
@@ -5180,7 +9767,7 @@
       </w:rPr>
     </w:lvl>
   </w:abstractNum>
-  <w:abstractNum w:abstractNumId="14" w15:restartNumberingAfterBreak="0">
+  <w:abstractNum w:abstractNumId="15" w15:restartNumberingAfterBreak="0">
     <w:nsid w:val="1E320DA9"/>
     <w:multiLevelType w:val="hybridMultilevel"/>
     <w:tmpl w:val="8D080A48"/>
@@ -5293,7 +9880,7 @@
       </w:rPr>
     </w:lvl>
   </w:abstractNum>
-  <w:abstractNum w:abstractNumId="15" w15:restartNumberingAfterBreak="0">
+  <w:abstractNum w:abstractNumId="16" w15:restartNumberingAfterBreak="0">
     <w:nsid w:val="226375E0"/>
     <w:multiLevelType w:val="hybridMultilevel"/>
     <w:tmpl w:val="DF60FCB6"/>
@@ -5406,7 +9993,120 @@
       </w:rPr>
     </w:lvl>
   </w:abstractNum>
-  <w:abstractNum w:abstractNumId="16" w15:restartNumberingAfterBreak="0">
+  <w:abstractNum w:abstractNumId="17" w15:restartNumberingAfterBreak="0">
+    <w:nsid w:val="22A6051C"/>
+    <w:multiLevelType w:val="hybridMultilevel"/>
+    <w:tmpl w:val="51687F48"/>
+    <w:lvl w:ilvl="0" w:tplc="2E8875F2">
+      <w:numFmt w:val="bullet"/>
+      <w:lvlText w:val="•"/>
+      <w:lvlJc w:val="left"/>
+      <w:pPr>
+        <w:ind w:left="720" w:hanging="360"/>
+      </w:pPr>
+      <w:rPr>
+        <w:rFonts w:ascii="Arial" w:eastAsia="Times New Roman" w:hAnsi="Arial" w:cs="Arial" w:hint="default"/>
+        <w:sz w:val="18"/>
+      </w:rPr>
+    </w:lvl>
+    <w:lvl w:ilvl="1" w:tplc="04090003" w:tentative="1">
+      <w:start w:val="1"/>
+      <w:numFmt w:val="bullet"/>
+      <w:lvlText w:val="o"/>
+      <w:lvlJc w:val="left"/>
+      <w:pPr>
+        <w:ind w:left="1440" w:hanging="360"/>
+      </w:pPr>
+      <w:rPr>
+        <w:rFonts w:ascii="Courier New" w:hAnsi="Courier New" w:cs="Courier New" w:hint="default"/>
+      </w:rPr>
+    </w:lvl>
+    <w:lvl w:ilvl="2" w:tplc="04090005" w:tentative="1">
+      <w:start w:val="1"/>
+      <w:numFmt w:val="bullet"/>
+      <w:lvlText w:val=""/>
+      <w:lvlJc w:val="left"/>
+      <w:pPr>
+        <w:ind w:left="2160" w:hanging="360"/>
+      </w:pPr>
+      <w:rPr>
+        <w:rFonts w:ascii="Wingdings" w:hAnsi="Wingdings" w:hint="default"/>
+      </w:rPr>
+    </w:lvl>
+    <w:lvl w:ilvl="3" w:tplc="04090001" w:tentative="1">
+      <w:start w:val="1"/>
+      <w:numFmt w:val="bullet"/>
+      <w:lvlText w:val=""/>
+      <w:lvlJc w:val="left"/>
+      <w:pPr>
+        <w:ind w:left="2880" w:hanging="360"/>
+      </w:pPr>
+      <w:rPr>
+        <w:rFonts w:ascii="Symbol" w:hAnsi="Symbol" w:hint="default"/>
+      </w:rPr>
+    </w:lvl>
+    <w:lvl w:ilvl="4" w:tplc="04090003" w:tentative="1">
+      <w:start w:val="1"/>
+      <w:numFmt w:val="bullet"/>
+      <w:lvlText w:val="o"/>
+      <w:lvlJc w:val="left"/>
+      <w:pPr>
+        <w:ind w:left="3600" w:hanging="360"/>
+      </w:pPr>
+      <w:rPr>
+        <w:rFonts w:ascii="Courier New" w:hAnsi="Courier New" w:cs="Courier New" w:hint="default"/>
+      </w:rPr>
+    </w:lvl>
+    <w:lvl w:ilvl="5" w:tplc="04090005" w:tentative="1">
+      <w:start w:val="1"/>
+      <w:numFmt w:val="bullet"/>
+      <w:lvlText w:val=""/>
+      <w:lvlJc w:val="left"/>
+      <w:pPr>
+        <w:ind w:left="4320" w:hanging="360"/>
+      </w:pPr>
+      <w:rPr>
+        <w:rFonts w:ascii="Wingdings" w:hAnsi="Wingdings" w:hint="default"/>
+      </w:rPr>
+    </w:lvl>
+    <w:lvl w:ilvl="6" w:tplc="04090001" w:tentative="1">
+      <w:start w:val="1"/>
+      <w:numFmt w:val="bullet"/>
+      <w:lvlText w:val=""/>
+      <w:lvlJc w:val="left"/>
+      <w:pPr>
+        <w:ind w:left="5040" w:hanging="360"/>
+      </w:pPr>
+      <w:rPr>
+        <w:rFonts w:ascii="Symbol" w:hAnsi="Symbol" w:hint="default"/>
+      </w:rPr>
+    </w:lvl>
+    <w:lvl w:ilvl="7" w:tplc="04090003" w:tentative="1">
+      <w:start w:val="1"/>
+      <w:numFmt w:val="bullet"/>
+      <w:lvlText w:val="o"/>
+      <w:lvlJc w:val="left"/>
+      <w:pPr>
+        <w:ind w:left="5760" w:hanging="360"/>
+      </w:pPr>
+      <w:rPr>
+        <w:rFonts w:ascii="Courier New" w:hAnsi="Courier New" w:cs="Courier New" w:hint="default"/>
+      </w:rPr>
+    </w:lvl>
+    <w:lvl w:ilvl="8" w:tplc="04090005" w:tentative="1">
+      <w:start w:val="1"/>
+      <w:numFmt w:val="bullet"/>
+      <w:lvlText w:val=""/>
+      <w:lvlJc w:val="left"/>
+      <w:pPr>
+        <w:ind w:left="6480" w:hanging="360"/>
+      </w:pPr>
+      <w:rPr>
+        <w:rFonts w:ascii="Wingdings" w:hAnsi="Wingdings" w:hint="default"/>
+      </w:rPr>
+    </w:lvl>
+  </w:abstractNum>
+  <w:abstractNum w:abstractNumId="18" w15:restartNumberingAfterBreak="0">
     <w:nsid w:val="244637EF"/>
     <w:multiLevelType w:val="hybridMultilevel"/>
     <w:tmpl w:val="F69ECD84"/>
@@ -5519,7 +10219,7 @@
       </w:rPr>
     </w:lvl>
   </w:abstractNum>
-  <w:abstractNum w:abstractNumId="17" w15:restartNumberingAfterBreak="0">
+  <w:abstractNum w:abstractNumId="19" w15:restartNumberingAfterBreak="0">
     <w:nsid w:val="25A4433C"/>
     <w:multiLevelType w:val="hybridMultilevel"/>
     <w:tmpl w:val="358810DC"/>
@@ -5632,7 +10332,7 @@
       </w:rPr>
     </w:lvl>
   </w:abstractNum>
-  <w:abstractNum w:abstractNumId="18" w15:restartNumberingAfterBreak="0">
+  <w:abstractNum w:abstractNumId="20" w15:restartNumberingAfterBreak="0">
     <w:nsid w:val="25C23E8D"/>
     <w:multiLevelType w:val="hybridMultilevel"/>
     <w:tmpl w:val="DC6A4BB2"/>
@@ -5745,7 +10445,7 @@
       </w:rPr>
     </w:lvl>
   </w:abstractNum>
-  <w:abstractNum w:abstractNumId="19" w15:restartNumberingAfterBreak="0">
+  <w:abstractNum w:abstractNumId="21" w15:restartNumberingAfterBreak="0">
     <w:nsid w:val="282D7E8B"/>
     <w:multiLevelType w:val="hybridMultilevel"/>
     <w:tmpl w:val="660EC0E0"/>
@@ -5885,7 +10585,7 @@
       </w:rPr>
     </w:lvl>
   </w:abstractNum>
-  <w:abstractNum w:abstractNumId="20" w15:restartNumberingAfterBreak="0">
+  <w:abstractNum w:abstractNumId="22" w15:restartNumberingAfterBreak="0">
     <w:nsid w:val="2A4F6624"/>
     <w:multiLevelType w:val="hybridMultilevel"/>
     <w:tmpl w:val="7F660EF0"/>
@@ -5998,7 +10698,7 @@
       </w:rPr>
     </w:lvl>
   </w:abstractNum>
-  <w:abstractNum w:abstractNumId="21" w15:restartNumberingAfterBreak="0">
+  <w:abstractNum w:abstractNumId="23" w15:restartNumberingAfterBreak="0">
     <w:nsid w:val="2A971943"/>
     <w:multiLevelType w:val="hybridMultilevel"/>
     <w:tmpl w:val="940034D0"/>
@@ -6111,7 +10811,7 @@
       </w:rPr>
     </w:lvl>
   </w:abstractNum>
-  <w:abstractNum w:abstractNumId="22" w15:restartNumberingAfterBreak="0">
+  <w:abstractNum w:abstractNumId="24" w15:restartNumberingAfterBreak="0">
     <w:nsid w:val="36D70E59"/>
     <w:multiLevelType w:val="hybridMultilevel"/>
     <w:tmpl w:val="39304FFA"/>
@@ -6224,7 +10924,7 @@
       </w:rPr>
     </w:lvl>
   </w:abstractNum>
-  <w:abstractNum w:abstractNumId="23" w15:restartNumberingAfterBreak="0">
+  <w:abstractNum w:abstractNumId="25" w15:restartNumberingAfterBreak="0">
     <w:nsid w:val="3BA15D9D"/>
     <w:multiLevelType w:val="hybridMultilevel"/>
     <w:tmpl w:val="F35495EC"/>
@@ -6337,7 +11037,7 @@
       </w:rPr>
     </w:lvl>
   </w:abstractNum>
-  <w:abstractNum w:abstractNumId="24" w15:restartNumberingAfterBreak="0">
+  <w:abstractNum w:abstractNumId="26" w15:restartNumberingAfterBreak="0">
     <w:nsid w:val="3D9F3251"/>
     <w:multiLevelType w:val="hybridMultilevel"/>
     <w:tmpl w:val="ABB24E80"/>
@@ -6449,7 +11149,7 @@
       </w:rPr>
     </w:lvl>
   </w:abstractNum>
-  <w:abstractNum w:abstractNumId="25" w15:restartNumberingAfterBreak="0">
+  <w:abstractNum w:abstractNumId="27" w15:restartNumberingAfterBreak="0">
     <w:nsid w:val="3F224A8F"/>
     <w:multiLevelType w:val="hybridMultilevel"/>
     <w:tmpl w:val="906272EA"/>
@@ -6561,7 +11261,7 @@
       </w:rPr>
     </w:lvl>
   </w:abstractNum>
-  <w:abstractNum w:abstractNumId="26" w15:restartNumberingAfterBreak="0">
+  <w:abstractNum w:abstractNumId="28" w15:restartNumberingAfterBreak="0">
     <w:nsid w:val="40194115"/>
     <w:multiLevelType w:val="hybridMultilevel"/>
     <w:tmpl w:val="038C6204"/>
@@ -6674,7 +11374,7 @@
       </w:rPr>
     </w:lvl>
   </w:abstractNum>
-  <w:abstractNum w:abstractNumId="27" w15:restartNumberingAfterBreak="0">
+  <w:abstractNum w:abstractNumId="29" w15:restartNumberingAfterBreak="0">
     <w:nsid w:val="40FE0E3A"/>
     <w:multiLevelType w:val="hybridMultilevel"/>
     <w:tmpl w:val="105CE344"/>
@@ -6814,7 +11514,7 @@
       </w:rPr>
     </w:lvl>
   </w:abstractNum>
-  <w:abstractNum w:abstractNumId="28" w15:restartNumberingAfterBreak="0">
+  <w:abstractNum w:abstractNumId="30" w15:restartNumberingAfterBreak="0">
     <w:nsid w:val="474570A9"/>
     <w:multiLevelType w:val="hybridMultilevel"/>
     <w:tmpl w:val="C13E10E0"/>
@@ -6954,7 +11654,7 @@
       </w:rPr>
     </w:lvl>
   </w:abstractNum>
-  <w:abstractNum w:abstractNumId="29" w15:restartNumberingAfterBreak="0">
+  <w:abstractNum w:abstractNumId="31" w15:restartNumberingAfterBreak="0">
     <w:nsid w:val="551F5A88"/>
     <w:multiLevelType w:val="hybridMultilevel"/>
     <w:tmpl w:val="99C8193C"/>
@@ -7067,7 +11767,7 @@
       </w:rPr>
     </w:lvl>
   </w:abstractNum>
-  <w:abstractNum w:abstractNumId="30" w15:restartNumberingAfterBreak="0">
+  <w:abstractNum w:abstractNumId="32" w15:restartNumberingAfterBreak="0">
     <w:nsid w:val="575E754A"/>
     <w:multiLevelType w:val="hybridMultilevel"/>
     <w:tmpl w:val="DF125664"/>
@@ -7180,7 +11880,7 @@
       </w:rPr>
     </w:lvl>
   </w:abstractNum>
-  <w:abstractNum w:abstractNumId="31" w15:restartNumberingAfterBreak="0">
+  <w:abstractNum w:abstractNumId="33" w15:restartNumberingAfterBreak="0">
     <w:nsid w:val="604041B9"/>
     <w:multiLevelType w:val="singleLevel"/>
     <w:tmpl w:val="0C0A000B"/>
@@ -7200,7 +11900,7 @@
       </w:rPr>
     </w:lvl>
   </w:abstractNum>
-  <w:abstractNum w:abstractNumId="32" w15:restartNumberingAfterBreak="0">
+  <w:abstractNum w:abstractNumId="34" w15:restartNumberingAfterBreak="0">
     <w:nsid w:val="63FA2877"/>
     <w:multiLevelType w:val="hybridMultilevel"/>
     <w:tmpl w:val="40C661F4"/>
@@ -7313,7 +12013,7 @@
       </w:rPr>
     </w:lvl>
   </w:abstractNum>
-  <w:abstractNum w:abstractNumId="33" w15:restartNumberingAfterBreak="0">
+  <w:abstractNum w:abstractNumId="35" w15:restartNumberingAfterBreak="0">
     <w:nsid w:val="6B78304F"/>
     <w:multiLevelType w:val="hybridMultilevel"/>
     <w:tmpl w:val="083054EE"/>
@@ -7453,7 +12153,7 @@
       </w:rPr>
     </w:lvl>
   </w:abstractNum>
-  <w:abstractNum w:abstractNumId="34" w15:restartNumberingAfterBreak="0">
+  <w:abstractNum w:abstractNumId="36" w15:restartNumberingAfterBreak="0">
     <w:nsid w:val="715D5561"/>
     <w:multiLevelType w:val="hybridMultilevel"/>
     <w:tmpl w:val="427885C8"/>
@@ -7566,7 +12266,7 @@
       </w:rPr>
     </w:lvl>
   </w:abstractNum>
-  <w:abstractNum w:abstractNumId="35" w15:restartNumberingAfterBreak="0">
+  <w:abstractNum w:abstractNumId="37" w15:restartNumberingAfterBreak="0">
     <w:nsid w:val="71AF0D24"/>
     <w:multiLevelType w:val="hybridMultilevel"/>
     <w:tmpl w:val="C29201CE"/>
@@ -7708,7 +12408,7 @@
       </w:rPr>
     </w:lvl>
   </w:abstractNum>
-  <w:abstractNum w:abstractNumId="36" w15:restartNumberingAfterBreak="0">
+  <w:abstractNum w:abstractNumId="38" w15:restartNumberingAfterBreak="0">
     <w:nsid w:val="75FC0414"/>
     <w:multiLevelType w:val="multilevel"/>
     <w:tmpl w:val="505E9FAE"/>
@@ -7858,37 +12558,37 @@
     </w:lvl>
   </w:abstractNum>
   <w:num w:numId="1" w16cid:durableId="1578784760">
-    <w:abstractNumId w:val="12"/>
+    <w:abstractNumId w:val="13"/>
   </w:num>
   <w:num w:numId="2" w16cid:durableId="2074615347">
-    <w:abstractNumId w:val="31"/>
+    <w:abstractNumId w:val="33"/>
   </w:num>
   <w:num w:numId="3" w16cid:durableId="1009216674">
-    <w:abstractNumId w:val="9"/>
+    <w:abstractNumId w:val="10"/>
   </w:num>
   <w:num w:numId="4" w16cid:durableId="873735337">
-    <w:abstractNumId w:val="28"/>
+    <w:abstractNumId w:val="30"/>
   </w:num>
   <w:num w:numId="5" w16cid:durableId="1661276372">
-    <w:abstractNumId w:val="33"/>
+    <w:abstractNumId w:val="35"/>
   </w:num>
   <w:num w:numId="6" w16cid:durableId="1104030831">
-    <w:abstractNumId w:val="4"/>
+    <w:abstractNumId w:val="5"/>
   </w:num>
   <w:num w:numId="7" w16cid:durableId="52699356">
-    <w:abstractNumId w:val="27"/>
+    <w:abstractNumId w:val="29"/>
   </w:num>
   <w:num w:numId="8" w16cid:durableId="1799831082">
-    <w:abstractNumId w:val="10"/>
+    <w:abstractNumId w:val="11"/>
   </w:num>
   <w:num w:numId="9" w16cid:durableId="1915236443">
-    <w:abstractNumId w:val="35"/>
+    <w:abstractNumId w:val="37"/>
   </w:num>
   <w:num w:numId="10" w16cid:durableId="1109549194">
-    <w:abstractNumId w:val="32"/>
+    <w:abstractNumId w:val="34"/>
   </w:num>
   <w:num w:numId="11" w16cid:durableId="2078237435">
-    <w:abstractNumId w:val="22"/>
+    <w:abstractNumId w:val="24"/>
   </w:num>
   <w:num w:numId="12" w16cid:durableId="455027999">
     <w:abstractNumId w:val="1"/>
@@ -7911,78 +12611,84 @@
     </w:lvlOverride>
   </w:num>
   <w:num w:numId="13" w16cid:durableId="360664100">
-    <w:abstractNumId w:val="19"/>
+    <w:abstractNumId w:val="21"/>
   </w:num>
   <w:num w:numId="14" w16cid:durableId="1013074991">
-    <w:abstractNumId w:val="29"/>
+    <w:abstractNumId w:val="31"/>
   </w:num>
   <w:num w:numId="15" w16cid:durableId="1296989178">
+    <w:abstractNumId w:val="8"/>
+  </w:num>
+  <w:num w:numId="16" w16cid:durableId="1587033351">
+    <w:abstractNumId w:val="16"/>
+  </w:num>
+  <w:num w:numId="17" w16cid:durableId="2135174858">
+    <w:abstractNumId w:val="26"/>
+  </w:num>
+  <w:num w:numId="18" w16cid:durableId="1165173360">
     <w:abstractNumId w:val="7"/>
   </w:num>
-  <w:num w:numId="16" w16cid:durableId="1587033351">
-    <w:abstractNumId w:val="15"/>
-  </w:num>
-  <w:num w:numId="17" w16cid:durableId="2135174858">
-    <w:abstractNumId w:val="24"/>
-  </w:num>
-  <w:num w:numId="18" w16cid:durableId="1165173360">
+  <w:num w:numId="19" w16cid:durableId="765349250">
     <w:abstractNumId w:val="6"/>
   </w:num>
-  <w:num w:numId="19" w16cid:durableId="765349250">
-    <w:abstractNumId w:val="5"/>
-  </w:num>
   <w:num w:numId="20" w16cid:durableId="958990894">
-    <w:abstractNumId w:val="21"/>
+    <w:abstractNumId w:val="23"/>
   </w:num>
   <w:num w:numId="21" w16cid:durableId="1634365658">
+    <w:abstractNumId w:val="20"/>
+  </w:num>
+  <w:num w:numId="22" w16cid:durableId="1035152998">
+    <w:abstractNumId w:val="22"/>
+  </w:num>
+  <w:num w:numId="23" w16cid:durableId="1516729381">
+    <w:abstractNumId w:val="25"/>
+  </w:num>
+  <w:num w:numId="24" w16cid:durableId="1482580238">
+    <w:abstractNumId w:val="32"/>
+  </w:num>
+  <w:num w:numId="25" w16cid:durableId="140119686">
     <w:abstractNumId w:val="18"/>
   </w:num>
-  <w:num w:numId="22" w16cid:durableId="1035152998">
-    <w:abstractNumId w:val="20"/>
-  </w:num>
-  <w:num w:numId="23" w16cid:durableId="1516729381">
-    <w:abstractNumId w:val="23"/>
-  </w:num>
-  <w:num w:numId="24" w16cid:durableId="1482580238">
-    <w:abstractNumId w:val="30"/>
-  </w:num>
-  <w:num w:numId="25" w16cid:durableId="140119686">
-    <w:abstractNumId w:val="16"/>
-  </w:num>
   <w:num w:numId="26" w16cid:durableId="459618825">
-    <w:abstractNumId w:val="3"/>
+    <w:abstractNumId w:val="4"/>
   </w:num>
   <w:num w:numId="27" w16cid:durableId="703293256">
-    <w:abstractNumId w:val="34"/>
+    <w:abstractNumId w:val="36"/>
   </w:num>
   <w:num w:numId="28" w16cid:durableId="76943864">
-    <w:abstractNumId w:val="11"/>
+    <w:abstractNumId w:val="12"/>
   </w:num>
   <w:num w:numId="29" w16cid:durableId="1706831596">
-    <w:abstractNumId w:val="25"/>
+    <w:abstractNumId w:val="27"/>
   </w:num>
   <w:num w:numId="30" w16cid:durableId="1931311140">
-    <w:abstractNumId w:val="8"/>
+    <w:abstractNumId w:val="9"/>
   </w:num>
   <w:num w:numId="31" w16cid:durableId="79178761">
-    <w:abstractNumId w:val="13"/>
+    <w:abstractNumId w:val="14"/>
   </w:num>
   <w:num w:numId="32" w16cid:durableId="513694672">
     <w:abstractNumId w:val="0"/>
   </w:num>
   <w:num w:numId="33" w16cid:durableId="1773746710">
-    <w:abstractNumId w:val="36"/>
+    <w:abstractNumId w:val="38"/>
   </w:num>
   <w:num w:numId="34" w16cid:durableId="1792433976">
     <w:abstractNumId w:val="2"/>
   </w:num>
   <w:num w:numId="35" w16cid:durableId="494150384">
-    <w:abstractNumId w:val="14"/>
+    <w:abstractNumId w:val="15"/>
   </w:num>
   <w:num w:numId="36" w16cid:durableId="2060811986">
-    <w:abstractNumId w:val="26"/>
+    <w:abstractNumId w:val="28"/>
   </w:num>
   <w:num w:numId="37" w16cid:durableId="1924757786">
+    <w:abstractNumId w:val="19"/>
+  </w:num>
+  <w:num w:numId="38" w16cid:durableId="2082827798">
+    <w:abstractNumId w:val="3"/>
+  </w:num>
+  <w:num w:numId="39" w16cid:durableId="376470216">
     <w:abstractNumId w:val="17"/>
   </w:num>
 </w:numbering>
@@ -8010,6 +12716,8 @@
     <w:lsdException w:name="heading 7" w:semiHidden="1" w:unhideWhenUsed="1" w:qFormat="1"/>
     <w:lsdException w:name="heading 8" w:semiHidden="1" w:unhideWhenUsed="1" w:qFormat="1"/>
     <w:lsdException w:name="heading 9" w:semiHidden="1" w:unhideWhenUsed="1" w:qFormat="1"/>
+    <w:lsdException w:name="header" w:uiPriority="99"/>
+    <w:lsdException w:name="footer" w:uiPriority="99" w:qFormat="1"/>
     <w:lsdException w:name="caption" w:semiHidden="1" w:unhideWhenUsed="1" w:qFormat="1"/>
     <w:lsdException w:name="List Bullet" w:uiPriority="99"/>
     <w:lsdException w:name="Title" w:qFormat="1"/>
@@ -8385,9 +13093,10 @@
   </w:style>
   <w:style w:type="paragraph" w:styleId="Header">
     <w:name w:val="header"/>
-    <w:aliases w:val=" Car,APNSHEADER2,L1 Header,encabezado,En-tête 1.1,En-tÍte 1.1,En-tÕte 1.1,En-t’te 1.1,En-títe 1.1,*Header,h,Header1,Encabezado Car Car,logomai,even,Header/Footer,header odd,Hyphen,Chapter Name,base,body,En-tête SQ,ITT i,he,bases I,h Car Car1"/>
+    <w:aliases w:val=" Car,APNSHEADER2,L1 Header,encabezado,En-tête 1.1,En-tÍte 1.1,En-tÕte 1.1,En-t’te 1.1,En-títe 1.1,*Header,h,Header1,Encabezado Car Car,logomai,even,Header/Footer,header odd,Hyphen,Chapter Name,base,body,En-tête SQ,ITT i,he,bases I,h Car Car1,h Ca"/>
     <w:basedOn w:val="Normal"/>
     <w:link w:val="HeaderChar"/>
+    <w:uiPriority w:val="99"/>
     <w:pPr>
       <w:tabs>
         <w:tab w:val="center" w:pos="4419"/>
@@ -8397,7 +13106,11 @@
   </w:style>
   <w:style w:type="paragraph" w:styleId="Footer">
     <w:name w:val="footer"/>
+    <w:aliases w:val="Footer Text Stk"/>
     <w:basedOn w:val="Normal"/>
+    <w:link w:val="FooterChar"/>
+    <w:uiPriority w:val="99"/>
+    <w:qFormat/>
     <w:pPr>
       <w:tabs>
         <w:tab w:val="center" w:pos="4320"/>
@@ -8499,6 +13212,7 @@
     <w:name w:val="Header Char"/>
     <w:aliases w:val=" Car Char,APNSHEADER2 Char,L1 Header Char,encabezado Char,En-tête 1.1 Char,En-tÍte 1.1 Char,En-tÕte 1.1 Char,En-t’te 1.1 Char,En-títe 1.1 Char,*Header Char,h Char,Header1 Char,Encabezado Car Car Char,logomai Char,even Char,Header/Footer Char"/>
     <w:link w:val="Header"/>
+    <w:qFormat/>
     <w:rsid w:val="007F334B"/>
     <w:rPr>
       <w:sz w:val="24"/>
@@ -8599,6 +13313,14 @@
       <w:rFonts w:ascii="Arial" w:hAnsi="Arial"/>
       <w:szCs w:val="24"/>
     </w:rPr>
+  </w:style>
+  <w:style w:type="character" w:customStyle="1" w:styleId="FooterChar">
+    <w:name w:val="Footer Char"/>
+    <w:aliases w:val="Footer Text Stk Char"/>
+    <w:basedOn w:val="DefaultParagraphFont"/>
+    <w:link w:val="Footer"/>
+    <w:uiPriority w:val="99"/>
+    <w:rsid w:val="00C952BC"/>
   </w:style>
 </w:styles>
 </file>
@@ -8865,6 +13587,19 @@
 </file>
 
 <file path=customXml/item1.xml><?xml version="1.0" encoding="utf-8"?>
+<?mso-contentType ?>
+<FormTemplates xmlns="http://schemas.microsoft.com/sharepoint/v3/contenttype/forms">
+  <Display>DocumentLibraryForm</Display>
+  <Edit>DocumentLibraryForm</Edit>
+  <New>DocumentLibraryForm</New>
+</FormTemplates>
+</file>
+
+<file path=customXml/item2.xml><?xml version="1.0" encoding="utf-8"?>
+<b:Sources xmlns:b="http://schemas.openxmlformats.org/officeDocument/2006/bibliography" xmlns="http://schemas.openxmlformats.org/officeDocument/2006/bibliography" SelectedStyle="\APASixthEditionOfficeOnline.xsl" StyleName="APA" Version="6"/>
+</file>
+
+<file path=customXml/item3.xml><?xml version="1.0" encoding="utf-8"?>
 <p:properties xmlns:p="http://schemas.microsoft.com/office/2006/metadata/properties" xmlns:xsi="http://www.w3.org/2001/XMLSchema-instance" xmlns:pc="http://schemas.microsoft.com/office/infopath/2007/PartnerControls">
   <documentManagement>
     <lcf76f155ced4ddcb4097134ff3c332f xmlns="458c8650-8b2e-4de5-be2b-3b5e20f9203e">
@@ -8873,19 +13608,6 @@
     <TaxCatchAll xmlns="0ec1683b-1f09-407c-8792-a5a8bc579d9d"/>
   </documentManagement>
 </p:properties>
-</file>
-
-<file path=customXml/item2.xml><?xml version="1.0" encoding="utf-8"?>
-<b:Sources xmlns:b="http://schemas.openxmlformats.org/officeDocument/2006/bibliography" xmlns="http://schemas.openxmlformats.org/officeDocument/2006/bibliography" SelectedStyle="\APASixthEditionOfficeOnline.xsl" StyleName="APA" Version="6"/>
-</file>
-
-<file path=customXml/item3.xml><?xml version="1.0" encoding="utf-8"?>
-<?mso-contentType ?>
-<FormTemplates xmlns="http://schemas.microsoft.com/sharepoint/v3/contenttype/forms">
-  <Display>DocumentLibraryForm</Display>
-  <Edit>DocumentLibraryForm</Edit>
-  <New>DocumentLibraryForm</New>
-</FormTemplates>
 </file>
 
 <file path=customXml/item4.xml><?xml version="1.0" encoding="utf-8"?>
@@ -9078,12 +13800,9 @@
 </file>
 
 <file path=customXml/itemProps1.xml><?xml version="1.0" encoding="utf-8"?>
-<ds:datastoreItem xmlns:ds="http://schemas.openxmlformats.org/officeDocument/2006/customXml" ds:itemID="{D3A3C24A-BB39-4937-B831-24AA124EAA87}">
+<ds:datastoreItem xmlns:ds="http://schemas.openxmlformats.org/officeDocument/2006/customXml" ds:itemID="{51241304-2C43-44E6-B26F-77C42016271C}">
   <ds:schemaRefs>
-    <ds:schemaRef ds:uri="http://schemas.microsoft.com/office/2006/metadata/properties"/>
-    <ds:schemaRef ds:uri="http://schemas.microsoft.com/office/infopath/2007/PartnerControls"/>
-    <ds:schemaRef ds:uri="458c8650-8b2e-4de5-be2b-3b5e20f9203e"/>
-    <ds:schemaRef ds:uri="0ec1683b-1f09-407c-8792-a5a8bc579d9d"/>
+    <ds:schemaRef ds:uri="http://schemas.microsoft.com/sharepoint/v3/contenttype/forms"/>
   </ds:schemaRefs>
 </ds:datastoreItem>
 </file>
@@ -9097,9 +13816,12 @@
 </file>
 
 <file path=customXml/itemProps3.xml><?xml version="1.0" encoding="utf-8"?>
-<ds:datastoreItem xmlns:ds="http://schemas.openxmlformats.org/officeDocument/2006/customXml" ds:itemID="{51241304-2C43-44E6-B26F-77C42016271C}">
+<ds:datastoreItem xmlns:ds="http://schemas.openxmlformats.org/officeDocument/2006/customXml" ds:itemID="{D3A3C24A-BB39-4937-B831-24AA124EAA87}">
   <ds:schemaRefs>
-    <ds:schemaRef ds:uri="http://schemas.microsoft.com/sharepoint/v3/contenttype/forms"/>
+    <ds:schemaRef ds:uri="http://schemas.microsoft.com/office/2006/metadata/properties"/>
+    <ds:schemaRef ds:uri="http://schemas.microsoft.com/office/infopath/2007/PartnerControls"/>
+    <ds:schemaRef ds:uri="458c8650-8b2e-4de5-be2b-3b5e20f9203e"/>
+    <ds:schemaRef ds:uri="0ec1683b-1f09-407c-8792-a5a8bc579d9d"/>
   </ds:schemaRefs>
 </ds:datastoreItem>
 </file>
